--- a/klagomål/A 1164-2026 FSC-klagomål.docx
+++ b/klagomål/A 1164-2026 FSC-klagomål.docx
@@ -1275,7 +1275,7 @@
     <w:r>
       <w:tab/>
       <w:tab/>
-      <w:t>2026-01-10</w:t>
+      <w:t>2026-01-11</w:t>
       <w:br/>
       <w:br/>
     </w:r>

--- a/klagomål/A 1164-2026 FSC-klagomål.docx
+++ b/klagomål/A 1164-2026 FSC-klagomål.docx
@@ -1275,7 +1275,7 @@
     <w:r>
       <w:tab/>
       <w:tab/>
-      <w:t>2026-01-11</w:t>
+      <w:t>2026-01-12</w:t>
       <w:br/>
       <w:br/>
     </w:r>

--- a/klagomål/A 1164-2026 FSC-klagomål.docx
+++ b/klagomål/A 1164-2026 FSC-klagomål.docx
@@ -1275,7 +1275,7 @@
     <w:r>
       <w:tab/>
       <w:tab/>
-      <w:t>2026-01-12</w:t>
+      <w:t>2026-01-13</w:t>
       <w:br/>
       <w:br/>
     </w:r>

--- a/klagomål/A 1164-2026 FSC-klagomål.docx
+++ b/klagomål/A 1164-2026 FSC-klagomål.docx
@@ -1275,7 +1275,7 @@
     <w:r>
       <w:tab/>
       <w:tab/>
-      <w:t>2026-01-13</w:t>
+      <w:t>2026-01-14</w:t>
       <w:br/>
       <w:br/>
     </w:r>

--- a/klagomål/A 1164-2026 FSC-klagomål.docx
+++ b/klagomål/A 1164-2026 FSC-klagomål.docx
@@ -1275,7 +1275,7 @@
     <w:r>
       <w:tab/>
       <w:tab/>
-      <w:t>2026-01-14</w:t>
+      <w:t>2026-01-15</w:t>
       <w:br/>
       <w:br/>
     </w:r>

--- a/klagomål/A 1164-2026 FSC-klagomål.docx
+++ b/klagomål/A 1164-2026 FSC-klagomål.docx
@@ -1275,7 +1275,7 @@
     <w:r>
       <w:tab/>
       <w:tab/>
-      <w:t>2026-01-15</w:t>
+      <w:t>2026-01-16</w:t>
       <w:br/>
       <w:br/>
     </w:r>

--- a/klagomål/A 1164-2026 FSC-klagomål.docx
+++ b/klagomål/A 1164-2026 FSC-klagomål.docx
@@ -1275,7 +1275,7 @@
     <w:r>
       <w:tab/>
       <w:tab/>
-      <w:t>2026-01-16</w:t>
+      <w:t>2026-01-17</w:t>
       <w:br/>
       <w:br/>
     </w:r>

--- a/klagomål/A 1164-2026 FSC-klagomål.docx
+++ b/klagomål/A 1164-2026 FSC-klagomål.docx
@@ -1275,7 +1275,7 @@
     <w:r>
       <w:tab/>
       <w:tab/>
-      <w:t>2026-01-17</w:t>
+      <w:t>2026-01-18</w:t>
       <w:br/>
       <w:br/>
     </w:r>

--- a/klagomål/A 1164-2026 FSC-klagomål.docx
+++ b/klagomål/A 1164-2026 FSC-klagomål.docx
@@ -1275,7 +1275,7 @@
     <w:r>
       <w:tab/>
       <w:tab/>
-      <w:t>2026-01-18</w:t>
+      <w:t>2026-01-19</w:t>
       <w:br/>
       <w:br/>
     </w:r>

--- a/klagomål/A 1164-2026 FSC-klagomål.docx
+++ b/klagomål/A 1164-2026 FSC-klagomål.docx
@@ -1275,7 +1275,7 @@
     <w:r>
       <w:tab/>
       <w:tab/>
-      <w:t>2026-01-19</w:t>
+      <w:t>2026-01-20</w:t>
       <w:br/>
       <w:br/>
     </w:r>

--- a/klagomål/A 1164-2026 FSC-klagomål.docx
+++ b/klagomål/A 1164-2026 FSC-klagomål.docx
@@ -1275,7 +1275,7 @@
     <w:r>
       <w:tab/>
       <w:tab/>
-      <w:t>2026-01-20</w:t>
+      <w:t>2026-01-21</w:t>
       <w:br/>
       <w:br/>
     </w:r>

--- a/klagomål/A 1164-2026 FSC-klagomål.docx
+++ b/klagomål/A 1164-2026 FSC-klagomål.docx
@@ -1275,7 +1275,7 @@
     <w:r>
       <w:tab/>
       <w:tab/>
-      <w:t>2026-01-21</w:t>
+      <w:t>2026-01-23</w:t>
       <w:br/>
       <w:br/>
     </w:r>

--- a/klagomål/A 1164-2026 FSC-klagomål.docx
+++ b/klagomål/A 1164-2026 FSC-klagomål.docx
@@ -1275,7 +1275,7 @@
     <w:r>
       <w:tab/>
       <w:tab/>
-      <w:t>2026-01-23</w:t>
+      <w:t>2026-01-24</w:t>
       <w:br/>
       <w:br/>
     </w:r>

--- a/klagomål/A 1164-2026 FSC-klagomål.docx
+++ b/klagomål/A 1164-2026 FSC-klagomål.docx
@@ -173,7 +173,7 @@
     </w:p>
     <w:p>
       <w:r>
-        <w:t>Nedan presenteras fynd av naturvårdsarter och fridlysta arter som gjorts i det avverkningsanmälda området, samt relevanta utdrag ur standarderna för FSC, Chain of Custody, Controlled Wood och PEFC. I BILAGA 1 finns artfakta om fridlysta arter.</w:t>
+        <w:t>Nedan presenteras fynd av naturvårdsarter och fridlysta arter som gjorts i det avverkningsanmälda området, samt relevanta utdrag ur standarderna för FSC, Chain of Custody, Controlled Wood och PEFC. I BILAGA 1 finns artfakta om fridlysta och rödlistade arter.</w:t>
       </w:r>
     </w:p>
     <w:p>
@@ -191,7 +191,7 @@
     </w:p>
     <w:p>
       <w:r>
-        <w:t>I avverkningsanmälan har följande 6 naturvårdsarter hittats: knärot (VU, §8), buskskvätta (NT, §4), järpe (NT, §4), spillkråka (NT, §4), talltita (NT, §4) och tjäder (§4). Av dessa är 5 rödlistade. För rödlistade arter har rödlistekategorin angivits inom parentes. För fridlysta arter anges även paragrafen i Artskyddsförordningen som arten är fridlyst enligt.</w:t>
+        <w:t>I avverkningsanmälan har följande 8 naturvårdsarter hittats: knärot (VU, §8), buskskvätta (NT, §4), järpe (NT, §4), spillkråka (NT, §4), talltita (NT, §4), tretåig hackspett (NT, §4), mindre märgborre (S) och tjäder (§4). Av dessa är 6 rödlistade. För rödlistade arter har rödlistekategorin angivits inom parentes. Arter som är signalarter enligt Skogsstyrelsen har markerats med (S). För fridlysta arter anges även paragrafen i Artskyddsförordningen som arten är fridlyst enligt.</w:t>
       </w:r>
     </w:p>
     <w:p>
@@ -206,7 +206,7 @@
       <w:r>
         <w:drawing>
           <wp:inline xmlns:a="http://schemas.openxmlformats.org/drawingml/2006/main" xmlns:pic="http://schemas.openxmlformats.org/drawingml/2006/picture">
-            <wp:extent cx="5486400" cy="3749352"/>
+            <wp:extent cx="5486400" cy="3670980"/>
             <wp:docPr id="1" name="Picture 1"/>
             <wp:cNvGraphicFramePr>
               <a:graphicFrameLocks noChangeAspect="1"/>
@@ -227,7 +227,7 @@
                   <pic:spPr>
                     <a:xfrm>
                       <a:off x="0" y="0"/>
-                      <a:ext cx="5486400" cy="3749352"/>
+                      <a:ext cx="5486400" cy="3670980"/>
                     </a:xfrm>
                     <a:prstGeom prst="rect"/>
                   </pic:spPr>
@@ -247,6 +247,26 @@
       </w:r>
     </w:p>
     <w:p>
+      <w:r>
+        <w:rPr>
+          <w:b/>
+        </w:rPr>
+        <w:t>Mindre märgborre</w:t>
+      </w:r>
+      <w:r>
+        <w:t xml:space="preserve"> är en signalart för tallskog med höga naturvärden och betraktas tillsammans med skarptandad barkborre (NT) som nyckelarter för ett antal sällsynta åtgärdsprogramsarter som är beroende av deras gångsystem. Bland dessa kan nämnas avlång barkborre (VU), </w:t>
+      </w:r>
+      <w:r>
+        <w:rPr>
+          <w:i/>
+        </w:rPr>
+        <w:t>Corticeus longulus</w:t>
+      </w:r>
+      <w:r>
+        <w:t xml:space="preserve"> (VU), tallbarksvartbagge (VU), tallgångbagge (VU) och cholodkovskys bastborre (NT). Den mindre märgborrens måsvingeliknande gnaggångar är lätta att känna igen och hittas ofta på grova tallgrenar på marken. Rika förekomster av främst mindre märgborre men även skarptandad barkborre (NT) är en signal för artrikedom och inventeringar har visat att det är i skogar med en naturlig självgallring som det skapas förutsättningar för dessa arter samt de efterföljande åtgärdsprogramsarterna. Tallskogar med stark förekomst av mindre märgborre och skarptandad barkborre bör avsättas som reservat. Generellt bör hänsyn tas vid slutavverkning av talldominerad skog så att avverkningsrester som gren- och toppdelar lämnas (Pettersson, 2014; Hedgren, 2012; Gunnarsson m fl., 1999).</w:t>
+      </w:r>
+    </w:p>
+    <w:p>
       <w:pPr>
         <w:pStyle w:val="Heading1"/>
       </w:pPr>
@@ -256,7 +276,7 @@
     </w:p>
     <w:p>
       <w:r>
-        <w:t>Följande fridlysta arter har sina livsmiljöer och växtplatser i den avverkningsanmälda skogen: knärot (VU, §8), buskskvätta (NT, §4), järpe (NT, §4), spillkråka (NT, §4), talltita (NT, §4) och tjäder (§4).</w:t>
+        <w:t>Följande fridlysta arter har sina livsmiljöer och växtplatser i den avverkningsanmälda skogen: knärot (VU, §8), buskskvätta (NT, §4), järpe (NT, §4), spillkråka (NT, §4), talltita (NT, §4), tretåig hackspett (NT, §4) och tjäder (§4).</w:t>
       </w:r>
     </w:p>
     <w:p>
@@ -405,6 +425,17 @@
     </w:p>
     <w:p>
       <w:r>
+        <w:rPr>
+          <w:b/>
+        </w:rPr>
+        <w:t>Tretåig hackspett (NT, §4)</w:t>
+      </w:r>
+      <w:r>
+        <w:t xml:space="preserve"> är rödlistad som nära hotad och ingår i bilaga 1 i EU:s fågeldirektiv. Tretåig hackspett är för sin överlevnad beroende av kontinuerlig tillförsel av äldre döende och död ved, som sker genom naturliga självgallringsprocesser i äldre grannaturskogar och barrblandade naturskogar. Om en skog genom skogsbruk gallras eller glesas ur så upphör och uteblir i stort sett den naturliga självgallringsprocessen för mycket lång tid framöver vilket omöjliggör upprätthållandet av den kontinuerliga ekologiska funktionen i ett område. Det finns studier som visar att naturskogens självgallringsprocess som den tretåiga hackspetten är beroende av, inte kan ersättas med efterlämnad hänsyn i skogsbruket (Imbeau &amp; Desrochers, 2002). Storleken på häckningsreviret varierar med skogstypen, förekomsten av död ved och graden av fragmentering, men är i allmänhet i storleksordningen 25–100 hektar. Vintertid krävs ofta betydligt större områden och det finns studier som antyder att arten behöver minst 100 hektar äldre skog. I områden med låg bonitet kan det behövas över 200 hektar lämpligt habitat för att ett par ska kunna reproducera sig. Områden med dokumenterad permanent förekomst i naturskogsmiljöer har vanligen så stora naturvärden att skogsbruk är olämpligt (Skogsstyrelsen, 2016).</w:t>
+      </w:r>
+    </w:p>
+    <w:p>
+      <w:r>
         <w:t>I BILAGA 1 finns mer detaljerad information om ekologi samt krav på livsmiljö hos fridlysta arter.</w:t>
       </w:r>
     </w:p>
@@ -514,7 +545,7 @@
         <w:rPr>
           <w:i/>
         </w:rPr>
-        <w:t>I det avverkningsanmälda skogsområdet har 6 naturvårdsarter varav 5 rödlistade arter sina livsmiljöer och växtplatser.</w:t>
+        <w:t>I det avverkningsanmälda skogsområdet har 8 naturvårdsarter varav 6 rödlistade arter sina livsmiljöer och växtplatser.</w:t>
       </w:r>
     </w:p>
     <w:p>
@@ -711,7 +742,9 @@
         <w:pStyle w:val="Title"/>
       </w:pPr>
       <w:r>
-        <w:t>BILAGA 1 – Fridlysta arter</w:t>
+        <w:t>BILAGA 1 –</w:t>
+        <w:br/>
+        <w:t>Fridlysta och rödlistade arter</w:t>
       </w:r>
     </w:p>
     <w:p>
@@ -952,6 +985,177 @@
         <w:pStyle w:val="Heading1"/>
       </w:pPr>
       <w:r>
+        <w:t>Mindre märgborre – ekologi samt krav på livsmiljön</w:t>
+      </w:r>
+    </w:p>
+    <w:p>
+      <w:r>
+        <w:t xml:space="preserve">Mindre märgborre är en signalart för tallskog med höga naturvärden och kan lätt konstateras genom sina karaktäristiska måsvingeliknande gnagspår som ofta hittas på grova tallgrenar på marken. Mindre märgborre betraktas tillsammans med skarptandad barkborre (NT) som nyckelarter, eftersom en rad sällsynta efterföljande arter är beroende av deras gångsystem. Bland dessa kan nämnas åtgärdsprogramsarterna avlång barkborre (VU), </w:t>
+      </w:r>
+      <w:r>
+        <w:rPr>
+          <w:i/>
+        </w:rPr>
+        <w:t>Corticeus longulus</w:t>
+      </w:r>
+      <w:r>
+        <w:t xml:space="preserve"> (VU), tallbarksvartbagge (VU), tallgångbagge (VU) och cholodkovskys bastborre (NT) (Pettersson, 2014; Gunnarsson m fl., 1999).</w:t>
+      </w:r>
+    </w:p>
+    <w:p>
+      <w:r>
+        <w:t>Tallskogar tillhör de livsmiljöer som förändrats i stor skala, där många kvadratmil har omvandlats till unga produktionsskogar. I sådana skogar saknas förutsättningar för de ovannämnda sällsynta barkborrarna och alltmer kunskap tyder på att skogsbrukets omvandling av skogslandskapet, missgynnar åtgärdsprogrammets arter även inne i skyddade områden (Hedgren, 2012; Hedgren m.fl., 2010; Wikars m.fl., 2010; Wikars, 2009). Orsaken är sannolikt att dagens intensiva skogsbruk trivialiserar faunan på nydöda träd. Detta sker genom att generalister förökas upp i sådan grad i den brukade skogen att dessa även kommer att dominera i de för hållandevis små och fragmenterade områden som avsätts för naturvård (Appelqvist, 2005; Janzen, 1983; Ås, 1999).</w:t>
+      </w:r>
+    </w:p>
+    <w:p>
+      <w:r>
+        <w:t>Ett tydligt exempel på en generalist som gynnas av dagens skogsbruk är större märgborre på nydöd tall. Denna utvecklas förutom i vindfällen gärna i avverkningsavfall, inklusive avverkningsstubbar och röjningsstammar. Därmed har den större märgborren möjlighet att upprätthålla stora och stabila populationer på huvuddelen av landets skogsmark, vilket leder till en trivialisering av faunan. Större märgborre inverkar sannolikt direkt negativt på arter som tolvtandad barkborre (EN) och avlång barkborre (VU), och indirekt på de som är gynnade av blånadssvampar, dvs. följearter till framförallt mindre märgborre och skarptandad barkborre (NT). De barkborrar som missgynnas av större märgborre är i mycket högre grad gynnade av tallar som dör genom självgallring, dvs. i normalfallet skog som inte används till skogsproduktion (Pettersson, 2014; Wikars, skriftl.).</w:t>
+      </w:r>
+    </w:p>
+    <w:p>
+      <w:r>
+        <w:t>Rika förekomster av främst mindre märgborre men även skarptandad barkborre (NT) är en signal för artrikedom och inventeringar har visat att det är i skogar med en naturlig självgallring som det skapas förutsättningar för dessa arter samt de efterföljande åtgärdsprogramsarterna (Pettersson, 2014; Hedgren, 2012). Tallskogar med stark förekomst av mindre märgborre och skarptandad barkborre bör avsättas som reservat. Generellt bör hänsyn tas vid slutavverkning av talldominerad skog så att avverkningsrester som gren- och toppdelar (s.k. GROT) lämnas (Pettersson, 2014).</w:t>
+      </w:r>
+    </w:p>
+    <w:p>
+      <w:pPr>
+        <w:pStyle w:val="Heading2"/>
+      </w:pPr>
+      <w:r>
+        <w:t>Referenser – mindre märgborre</w:t>
+      </w:r>
+    </w:p>
+    <w:p>
+      <w:r>
+        <w:t xml:space="preserve">Appelqvist, T., 2005. </w:t>
+      </w:r>
+      <w:r>
+        <w:rPr>
+          <w:i/>
+        </w:rPr>
+        <w:t>Naturvårdsbiologisk forskning. Underlag för områdesskydd i landskapet.</w:t>
+      </w:r>
+      <w:r>
+        <w:t xml:space="preserve"> Naturvårdsverket, Rapport 5452.</w:t>
+      </w:r>
+    </w:p>
+    <w:p>
+      <w:r>
+        <w:t xml:space="preserve">Gunnarsson, B., Pettersson, R. B., Hake, M. och Hultengren, S. &amp; Sjöberg, K., 1999. </w:t>
+      </w:r>
+      <w:r>
+        <w:rPr>
+          <w:i/>
+        </w:rPr>
+        <w:t xml:space="preserve">Spindlar och skalbaggar som indikatorer i barrskog. </w:t>
+      </w:r>
+      <w:r>
+        <w:t>Skog &amp; Forskning, Nr. 2/99, s. 46–51.</w:t>
+      </w:r>
+    </w:p>
+    <w:p>
+      <w:r>
+        <w:t xml:space="preserve">Hedgren, O., 2012. </w:t>
+      </w:r>
+      <w:r>
+        <w:rPr>
+          <w:i/>
+        </w:rPr>
+        <w:t>Hotade insekter på tallved i Dalarna.</w:t>
+      </w:r>
+      <w:r>
+        <w:t xml:space="preserve"> Länsstyrelsen Dalarna, Naturvårdsenheten. Rapport 2012:16.</w:t>
+      </w:r>
+    </w:p>
+    <w:p>
+      <w:r>
+        <w:t xml:space="preserve">Hedgren, O. 2010. </w:t>
+      </w:r>
+      <w:r>
+        <w:rPr>
+          <w:i/>
+        </w:rPr>
+        <w:t>Vedinsekter i tallskog och på brandfält i Värmland.</w:t>
+      </w:r>
+      <w:r>
+        <w:t xml:space="preserve"> Länsstyrelsen Värmland, Stencil, 39 s.</w:t>
+      </w:r>
+    </w:p>
+    <w:p>
+      <w:r>
+        <w:t xml:space="preserve">Janzen, D. H., 1983. </w:t>
+      </w:r>
+      <w:r>
+        <w:rPr>
+          <w:i/>
+        </w:rPr>
+        <w:t>No park is an island: Increase in interference from outside as park size decreases</w:t>
+      </w:r>
+      <w:r>
+        <w:t>. Oikos 41: 402–410.</w:t>
+      </w:r>
+    </w:p>
+    <w:p>
+      <w:r>
+        <w:t xml:space="preserve">Jonsell, M., Weslien, J. &amp; Ehn ström, B., 1998. </w:t>
+      </w:r>
+      <w:r>
+        <w:rPr>
+          <w:i/>
+        </w:rPr>
+        <w:t>Substrate requirements of red-listed saproxylic invertebrates in Sweden</w:t>
+      </w:r>
+      <w:r>
+        <w:t>. Biodiversity and Conserv. 7: 749–764.</w:t>
+      </w:r>
+    </w:p>
+    <w:p>
+      <w:r>
+        <w:t xml:space="preserve">Pettersson, R. B., 2014). </w:t>
+      </w:r>
+      <w:r>
+        <w:rPr>
+          <w:i/>
+        </w:rPr>
+        <w:t>Åtgärdsprogram för skalbaggar på nyligen död tall, 2014–2018.</w:t>
+      </w:r>
+      <w:r>
+        <w:t xml:space="preserve"> Rapport 6599. Bromma: Naturvårdsverket.</w:t>
+      </w:r>
+    </w:p>
+    <w:p>
+      <w:r>
+        <w:t xml:space="preserve">Wikars, L.-O., Hansson, J. &amp; Hedgren, O., 2010. </w:t>
+      </w:r>
+      <w:r>
+        <w:rPr>
+          <w:i/>
+        </w:rPr>
+        <w:t>Inventering av vedlevande skalbaggar – tallskogar i Örebro län.</w:t>
+      </w:r>
+      <w:r>
+        <w:t xml:space="preserve"> Länsstyrelsen i Örebro län, publ.nr. 2010:2.</w:t>
+      </w:r>
+    </w:p>
+    <w:p>
+      <w:r>
+        <w:t xml:space="preserve">Wikars, L.-O., 2009. </w:t>
+      </w:r>
+      <w:r>
+        <w:rPr>
+          <w:i/>
+        </w:rPr>
+        <w:t>Vedskalbaggar i Hamra nationalpark, Gävleborgs län.</w:t>
+      </w:r>
+      <w:r>
+        <w:t xml:space="preserve"> Länsstyrelsen Gävleborg, Rapport 2009:14.</w:t>
+      </w:r>
+    </w:p>
+    <w:p>
+      <w:pPr>
+        <w:pStyle w:val="Heading1"/>
+      </w:pPr>
+      <w:r>
         <w:t>Spillkråka – ekologi samt krav på livsmiljön</w:t>
       </w:r>
     </w:p>
@@ -1145,6 +1349,169 @@
       </w:r>
       <w:r>
         <w:t>https://www.skogsstyrelsen.se/globalassets/lag-och-tillsyn/artskydd/vagledningar-for-hansyn-till-faglar/tjader-vagledning-hansyn2.pdf</w:t>
+      </w:r>
+    </w:p>
+    <w:p>
+      <w:pPr>
+        <w:pStyle w:val="Heading1"/>
+      </w:pPr>
+      <w:r>
+        <w:t>Tretåig hackspett – ekologi samt krav på livsmiljön</w:t>
+      </w:r>
+    </w:p>
+    <w:p>
+      <w:r>
+        <w:t xml:space="preserve">Tretåig hackspett (NT) är fridlyst enligt §4 Artskyddsförordningen och finns med som prioriterad art i Skogsstyrelsen vägledning för skogsbruket (bilaga 4 till SVL). I vägledningen står bland annat att: </w:t>
+      </w:r>
+      <w:r>
+        <w:rPr>
+          <w:i/>
+        </w:rPr>
+        <w:t xml:space="preserve">“Tretåig hackspett har stora arealkrav och höga krav på sin livsmiljö. Omdaningen av naturskogar till kulturskogar medför en förlust av viktiga miljöer, något som förstärks av ökad fragmentering till följd av avverkningar.” </w:t>
+      </w:r>
+      <w:r>
+        <w:t xml:space="preserve">Vidare att: </w:t>
+      </w:r>
+      <w:r>
+        <w:rPr>
+          <w:i/>
+        </w:rPr>
+        <w:t>“Områden med dokumenterad permanent förekomst i naturskogsmiljöer har vanligen så stora naturvärden att skogsbruk är olämpligt”.</w:t>
+      </w:r>
+    </w:p>
+    <w:p>
+      <w:r>
+        <w:t>Tretåig hackspett är beroende av större sammanhängande naturskogar med kontinuerlig tillgång och nybildning av död ved och fragmentering av livsmiljöerna utgör ett stort hot mot arten (se exempelvis Stachura-Skierczynska et al., 2009; Wesolowski et al., 2005; Butler et al., 2004; Pakkala et al., 2002; Amcoff et al., 1996; Virkkala, 1991). Det finns studier som visar att naturskogens självgallringsprocess som den tretåiga hackspetten är beroende av, inte kan ersättas med efterlämnad hänsyn i skogsbruket (Imbeau &amp; Desrochers, 2002).</w:t>
+      </w:r>
+    </w:p>
+    <w:p>
+      <w:r>
+        <w:t>Permanenta revir av tretåig hackspett karaktäriseras ofta av artens typiska ringformigt ordnade hackmärken på framför allt gamla granar. För att säkerställa att inte revir av tretåig hackspett drabbas av avverkningsplanerna bör en inventering göras i området både under häckningstid och under vintern, då arten utnyttjar betydligt större områden än under sommarens häckningsrevir. Storleken på häckningsreviret varierar med skogstypen, förekomsten av död ved och graden av fragmentering, men är i allmänhet i storleksordningen 25–100 hektar.</w:t>
+      </w:r>
+    </w:p>
+    <w:p>
+      <w:r>
+        <w:t>Förutom fridlysning enligt §4 Artskyddsförordningen är tretåig hackspett även förtecknad i EU:s fågeldirektiv bilaga 1. Den ingår också i Natura 2000 och är förtecknad i Bernkonventionen bilaga II (strikt skyddade djurarter).</w:t>
+      </w:r>
+    </w:p>
+    <w:p>
+      <w:pPr>
+        <w:pStyle w:val="Heading2"/>
+      </w:pPr>
+      <w:r>
+        <w:t>Referenser – tretåig hackspett</w:t>
+      </w:r>
+    </w:p>
+    <w:p>
+      <w:r>
+        <w:t xml:space="preserve">Amcoff, M. &amp; Eriksson, P. 1996. </w:t>
+      </w:r>
+      <w:r>
+        <w:rPr>
+          <w:i/>
+        </w:rPr>
+        <w:t xml:space="preserve">Förekomst av tretåig hackspett Picoides tridactylus på bestånds- och landskapsnivå. </w:t>
+      </w:r>
+      <w:r>
+        <w:t>Ornis Svecica 6: 107–119</w:t>
+      </w:r>
+    </w:p>
+    <w:p>
+      <w:r>
+        <w:t xml:space="preserve">Butler, R., Angelstam, P., Ekelund, P. &amp; Schlaeffer, R. 2004. </w:t>
+      </w:r>
+      <w:r>
+        <w:rPr>
+          <w:i/>
+        </w:rPr>
+        <w:t xml:space="preserve">Dead wood threshold values for the three-toed woodpecker presence in boreal and sub-Alpine forest. </w:t>
+      </w:r>
+      <w:r>
+        <w:t>Biological conservation 119(3): 305–318</w:t>
+      </w:r>
+    </w:p>
+    <w:p>
+      <w:r>
+        <w:t xml:space="preserve">Imbeau, L. &amp; Desrochers, A. 2002. </w:t>
+      </w:r>
+      <w:r>
+        <w:rPr>
+          <w:i/>
+        </w:rPr>
+        <w:t xml:space="preserve">Foraging Ecology and Use of Drumming Trees by Three-Toed Woodpeckers. </w:t>
+      </w:r>
+      <w:r>
+        <w:t>The Journal of Wildlife Management. Vol. 66, No. 1 (Jan., 2002), pp. 222–231.</w:t>
+      </w:r>
+    </w:p>
+    <w:p>
+      <w:r>
+        <w:t xml:space="preserve">Pakkala, T., Hanski, I. &amp; Tomppo, E. 2002. </w:t>
+      </w:r>
+      <w:r>
+        <w:rPr>
+          <w:i/>
+        </w:rPr>
+        <w:t xml:space="preserve">Spatial ecology of the three-toed woodpecker in managed forest landscapes. </w:t>
+      </w:r>
+      <w:r>
+        <w:t>Silva Fennica 36(1): 279–288.</w:t>
+      </w:r>
+    </w:p>
+    <w:p>
+      <w:r>
+        <w:t xml:space="preserve">Skogsstyrelsen, 2016. </w:t>
+      </w:r>
+      <w:r>
+        <w:rPr>
+          <w:i/>
+        </w:rPr>
+        <w:t xml:space="preserve">Vägledning för hänsyn till fåglar – Tretåig hackspett. </w:t>
+      </w:r>
+      <w:r>
+        <w:t>www.skogsstyrelsen.se</w:t>
+      </w:r>
+    </w:p>
+    <w:p>
+      <w:r>
+        <w:t xml:space="preserve">Stachura-Skierczynska, K., Tumiel, T. &amp; Skierczynski, M. 2009. </w:t>
+      </w:r>
+      <w:r>
+        <w:rPr>
+          <w:i/>
+        </w:rPr>
+        <w:t xml:space="preserve">Habitat prediction model for three-toed woodpecker and its implications for the conservation of biologically valuable forests. </w:t>
+      </w:r>
+      <w:r>
+        <w:t>Forest Ecology and Management 258(5): 697–703.</w:t>
+      </w:r>
+    </w:p>
+    <w:p>
+      <w:r>
+        <w:t xml:space="preserve">Virkkala, R. 1991. </w:t>
+      </w:r>
+      <w:r>
+        <w:rPr>
+          <w:i/>
+        </w:rPr>
+        <w:t xml:space="preserve">Population trends of forest birds in a Finnish Lapland landscape of large habitat blocks – Consequences of stochastic environmental variation or regional habitat alteration. </w:t>
+      </w:r>
+      <w:r>
+        <w:t>Biological conservation 56(2): 223–240</w:t>
+      </w:r>
+    </w:p>
+    <w:p>
+      <w:r>
+        <w:t xml:space="preserve">Wesolowski, T., Czeszczewik, D. &amp; Rowinski, P. 2005. </w:t>
+      </w:r>
+      <w:r>
+        <w:rPr>
+          <w:i/>
+        </w:rPr>
+        <w:t xml:space="preserve">Effects of forest management on Three-toed Woodpecker Picoides tridactylus distribution in the Bialowieza Forest (NE Poland): conservation implications. </w:t>
+      </w:r>
+      <w:r>
+        <w:t>Acta Ornithologica 40(1): 53–60.</w:t>
       </w:r>
     </w:p>
     <w:sectPr>
@@ -1275,7 +1642,7 @@
     <w:r>
       <w:tab/>
       <w:tab/>
-      <w:t>2026-01-24</w:t>
+      <w:t>2026-01-25</w:t>
       <w:br/>
       <w:br/>
     </w:r>

--- a/klagomål/A 1164-2026 FSC-klagomål.docx
+++ b/klagomål/A 1164-2026 FSC-klagomål.docx
@@ -1642,7 +1642,7 @@
     <w:r>
       <w:tab/>
       <w:tab/>
-      <w:t>2026-01-25</w:t>
+      <w:t>2026-01-26</w:t>
       <w:br/>
       <w:br/>
     </w:r>

--- a/klagomål/A 1164-2026 FSC-klagomål.docx
+++ b/klagomål/A 1164-2026 FSC-klagomål.docx
@@ -1642,7 +1642,7 @@
     <w:r>
       <w:tab/>
       <w:tab/>
-      <w:t>2026-01-26</w:t>
+      <w:t>2026-01-27</w:t>
       <w:br/>
       <w:br/>
     </w:r>

--- a/klagomål/A 1164-2026 FSC-klagomål.docx
+++ b/klagomål/A 1164-2026 FSC-klagomål.docx
@@ -1642,7 +1642,7 @@
     <w:r>
       <w:tab/>
       <w:tab/>
-      <w:t>2026-01-27</w:t>
+      <w:t>2026-01-28</w:t>
       <w:br/>
       <w:br/>
     </w:r>

--- a/klagomål/A 1164-2026 FSC-klagomål.docx
+++ b/klagomål/A 1164-2026 FSC-klagomål.docx
@@ -1867,7 +1867,7 @@
     <w:r>
       <w:tab/>
       <w:tab/>
-      <w:t>2026-03-01</w:t>
+      <w:t>2026-03-02</w:t>
       <w:br/>
       <w:br/>
     </w:r>

--- a/klagomål/A 1164-2026 FSC-klagomål.docx
+++ b/klagomål/A 1164-2026 FSC-klagomål.docx
@@ -1867,7 +1867,7 @@
     <w:r>
       <w:tab/>
       <w:tab/>
-      <w:t>2026-03-02</w:t>
+      <w:t>2026-03-03</w:t>
       <w:br/>
       <w:br/>
     </w:r>

--- a/klagomål/A 1164-2026 FSC-klagomål.docx
+++ b/klagomål/A 1164-2026 FSC-klagomål.docx
@@ -1867,7 +1867,7 @@
     <w:r>
       <w:tab/>
       <w:tab/>
-      <w:t>2026-03-03</w:t>
+      <w:t>2026-03-04</w:t>
       <w:br/>
       <w:br/>
     </w:r>

--- a/klagomål/A 1164-2026 FSC-klagomål.docx
+++ b/klagomål/A 1164-2026 FSC-klagomål.docx
@@ -1867,7 +1867,7 @@
     <w:r>
       <w:tab/>
       <w:tab/>
-      <w:t>2026-03-04</w:t>
+      <w:t>2026-03-05</w:t>
       <w:br/>
       <w:br/>
     </w:r>

--- a/klagomål/A 1164-2026 FSC-klagomål.docx
+++ b/klagomål/A 1164-2026 FSC-klagomål.docx
@@ -1867,7 +1867,7 @@
     <w:r>
       <w:tab/>
       <w:tab/>
-      <w:t>2026-03-05</w:t>
+      <w:t>2026-03-06</w:t>
       <w:br/>
       <w:br/>
     </w:r>

--- a/klagomål/A 1164-2026 FSC-klagomål.docx
+++ b/klagomål/A 1164-2026 FSC-klagomål.docx
@@ -1867,7 +1867,7 @@
     <w:r>
       <w:tab/>
       <w:tab/>
-      <w:t>2026-03-06</w:t>
+      <w:t>2026-03-07</w:t>
       <w:br/>
       <w:br/>
     </w:r>

--- a/klagomål/A 1164-2026 FSC-klagomål.docx
+++ b/klagomål/A 1164-2026 FSC-klagomål.docx
@@ -1867,7 +1867,7 @@
     <w:r>
       <w:tab/>
       <w:tab/>
-      <w:t>2026-03-07</w:t>
+      <w:t>2026-03-08</w:t>
       <w:br/>
       <w:br/>
     </w:r>

--- a/klagomål/A 1164-2026 FSC-klagomål.docx
+++ b/klagomål/A 1164-2026 FSC-klagomål.docx
@@ -1867,7 +1867,7 @@
     <w:r>
       <w:tab/>
       <w:tab/>
-      <w:t>2026-03-08</w:t>
+      <w:t>2026-03-09</w:t>
       <w:br/>
       <w:br/>
     </w:r>

--- a/klagomål/A 1164-2026 FSC-klagomål.docx
+++ b/klagomål/A 1164-2026 FSC-klagomål.docx
@@ -1867,7 +1867,7 @@
     <w:r>
       <w:tab/>
       <w:tab/>
-      <w:t>2026-03-09</w:t>
+      <w:t>2026-03-10</w:t>
       <w:br/>
       <w:br/>
     </w:r>

--- a/klagomål/A 1164-2026 FSC-klagomål.docx
+++ b/klagomål/A 1164-2026 FSC-klagomål.docx
@@ -443,7 +443,7 @@
         <w:t>Spillkråka (NT, §4)</w:t>
       </w:r>
       <w:r>
-        <w:t xml:space="preserve"> är rödlistad som nära hotad och ingår i bilaga 1 i EU:s fågeldirektiv. Den minskar i population på grund av minskad tillgång på lämpliga bo- och födoträd och minskad födotillgång. Spillkråkans minskningstakt har uppgått till 19 (24–10) % under de senaste 15 åren. Minskningstakten för den svenska populationen bedöms vara nära gränsvärdet för Sårbar (VU) (A2bc). Skogsbruk med korta omloppstider och täta, homogena ungskogar utgör det största hotet. Spillkråka är typisk art för </w:t>
+        <w:t xml:space="preserve"> är rödlistad som nära hotad och ingår i bilaga 1 i EU:s fågeldirektiv. Den minskar i population på grund av minskad tillgång på lämpliga bo- och födoträd och minskad födotillgång. Spillkråkans minskningstakt har uppgått till 19 (24–10) % under de senaste 15 åren och bedöms vara nära gränsvärdet för Sårbar (VU) (A2bc). Spillkråka är en nyckelart i skogliga miljöer vars övergivna bohål utnyttjas av flera andra hålhäckande fågelarter och fladdermöss. Den behöver grova träd, främst tall, asp och bok som boträd. Skogsbruk med korta omloppstider och täta, homogena ungskogar utgör det största hotet. Spillkråka är typisk art för </w:t>
       </w:r>
       <w:r>
         <w:rPr>
@@ -461,7 +461,7 @@
         <w:t xml:space="preserve"> 9740 Skogsbevuxen myr </w:t>
       </w:r>
       <w:r>
-        <w:t>(SLU Artdatabanken, 2023).</w:t>
+        <w:t>(SLU Artdatabanken, 2025; Skogsstyrelsen 2016).</w:t>
       </w:r>
     </w:p>
     <w:p>
@@ -472,7 +472,7 @@
         <w:t>Talltita (NT, §4)</w:t>
       </w:r>
       <w:r>
-        <w:t>, rödlistad som nära hotad och prioriterad art i Skogsvårdslagen har häckningsrevir i anmälan. Arten har minskat kraftigt de senaste 30 åren och minskningstakten innevarande 10-årsperiod beräknas till 20 (10–30) %. Talltitan är synnerligen trogen sitt cirka 15 hektar stora revir och är beroende av flerskiktade olikåldriga skogar för att kunna föda upp sina ungar. Talltitan försvinner om dess livsmiljö kalavverkas (Eggers &amp; Low (2014); Ekman (1979); Griesser et al (2007); Klein (2020); Siffczyk et al (2003); SLU Artdatabanken (2021).</w:t>
+        <w:t>, rödlistad som nära hotad och prioriterad art i Skogsvårdslagen, har häckningsrevir i anmälan. Arten har minskat kraftigt de senaste 30 åren och minskningstakten innevarande 10-årsperiod beräknas till 20 (10–30) %. Talltitan är synnerligen trogen sitt cirka 15 hektar stora revir och är beroende av flerskiktade olikåldriga skogar för att kunna föda upp sina ungar. Talltitan försvinner om dess livsmiljö kalavverkas (Eggers &amp; Low, 2014; Ekman, 1979; Griesser et al, 2007; Klein, 2020; Siffczyk et al, 2003; SLU Artdatabanken, 2021).</w:t>
       </w:r>
     </w:p>
     <w:p>
@@ -861,7 +861,7 @@
     </w:p>
     <w:p>
       <w:r>
-        <w:t>Arten behöver lämpliga skogsbestånd om sammanlagt minst 25 hektar. Den är mycket stationär inom sitt revir och när ett par etablerat sig stannar de så länge miljön är intakt. Den undviker öppen mark och förﬂyttar sig sällan över större öppna myrar eller åkermark, och är därför känslig för fragmentering. Järpen överlever inte om dess livsmiljö kalavverkas och är även känslig för röjning, gallring och avverkning där unga granar och lövträd inte sparas i tillräcklig omfattning. Minskningstakten för den svenska populationen bedöms vara nära gränsvärdet för Sårbar (VU). (A2b)  (SLU Artdatabanken, 2022).</w:t>
+        <w:t>Arten behöver lämpliga skogsbestånd om sammanlagt minst 25 hektar. Den är mycket stationär inom sitt revir och när ett par etablerat sig stannar de så länge miljön är intakt. Den undviker öppen mark och förﬂyttar sig sällan över större öppna myrar eller åkermark, och är därför känslig för fragmentering. Järpen överlever inte om dess livsmiljö kalavverkas och är även känslig för röjning, gallring och avverkning där unga granar och lövträd inte sparas i tillräcklig omfattning. Minskningstakten för den svenska populationen bedöms vara nära gränsvärdet för Sårbar (VU). (A2b) (SLU Artdatabanken, 2022).</w:t>
       </w:r>
     </w:p>
     <w:p>
@@ -1319,7 +1319,7 @@
         <w:t xml:space="preserve"> 9740 Skogsbevuxen myr</w:t>
       </w:r>
       <w:r>
-        <w:t xml:space="preserve"> och ingår i bilaga 1 i EU:s fågeldirektiv. Spillkråka lever i både barr- och blandskog liksom i ren lövskog. De tätaste populationerna tenderar att finnas i äldre, variationsrik blandskog med gott om död ved och gamla träd.</w:t>
+        <w:t xml:space="preserve"> och ingår i bilaga 1 i EU:s fågeldirektiv. Spillkråka lever i både barr- och blandskog liksom i ren lövskog. De tätaste populationerna tenderar att finnas i äldre, variationsrik blandskog med gott om död ved och gamla träd. Spillkråka är en nyckelart i skogliga miljöer vars övergivna bohål utnyttjas av flera andra hålhäckande fågelarter och fladdermöss (SLU Artdatabanken, 2023; Skogsstyrelsen 2016).</w:t>
       </w:r>
     </w:p>
     <w:p>
@@ -1337,7 +1337,21 @@
     </w:p>
     <w:p>
       <w:r>
-        <w:t xml:space="preserve">SLU Artdatabanken, 2021. </w:t>
+        <w:t xml:space="preserve">Skogsstyrelsen, 2016. </w:t>
+      </w:r>
+      <w:r>
+        <w:rPr>
+          <w:i/>
+        </w:rPr>
+        <w:t xml:space="preserve">Vägledning för hänsyn till spillkråka. </w:t>
+      </w:r>
+      <w:r>
+        <w:t>Vägledningar och kunskapsstöd artskydd – Skogsstyrelsen.</w:t>
+      </w:r>
+    </w:p>
+    <w:p>
+      <w:r>
+        <w:t xml:space="preserve">SLU Artdatabanken, 2023. </w:t>
       </w:r>
       <w:r>
         <w:rPr>
@@ -1867,7 +1881,7 @@
     <w:r>
       <w:tab/>
       <w:tab/>
-      <w:t>2026-03-10</w:t>
+      <w:t>2026-03-11</w:t>
       <w:br/>
       <w:br/>
     </w:r>

--- a/klagomål/A 1164-2026 FSC-klagomål.docx
+++ b/klagomål/A 1164-2026 FSC-klagomål.docx
@@ -1881,7 +1881,7 @@
     <w:r>
       <w:tab/>
       <w:tab/>
-      <w:t>2026-03-11</w:t>
+      <w:t>2026-03-12</w:t>
       <w:br/>
       <w:br/>
     </w:r>

--- a/klagomål/A 1164-2026 FSC-klagomål.docx
+++ b/klagomål/A 1164-2026 FSC-klagomål.docx
@@ -1881,7 +1881,7 @@
     <w:r>
       <w:tab/>
       <w:tab/>
-      <w:t>2026-03-12</w:t>
+      <w:t>2026-03-13</w:t>
       <w:br/>
       <w:br/>
     </w:r>

--- a/klagomål/A 1164-2026 FSC-klagomål.docx
+++ b/klagomål/A 1164-2026 FSC-klagomål.docx
@@ -1881,7 +1881,7 @@
     <w:r>
       <w:tab/>
       <w:tab/>
-      <w:t>2026-03-13</w:t>
+      <w:t>2026-03-16</w:t>
       <w:br/>
       <w:br/>
     </w:r>

--- a/klagomål/A 1164-2026 FSC-klagomål.docx
+++ b/klagomål/A 1164-2026 FSC-klagomål.docx
@@ -1881,7 +1881,7 @@
     <w:r>
       <w:tab/>
       <w:tab/>
-      <w:t>2026-03-16</w:t>
+      <w:t>2026-03-17</w:t>
       <w:br/>
       <w:br/>
     </w:r>

--- a/klagomål/A 1164-2026 FSC-klagomål.docx
+++ b/klagomål/A 1164-2026 FSC-klagomål.docx
@@ -1881,7 +1881,7 @@
     <w:r>
       <w:tab/>
       <w:tab/>
-      <w:t>2026-03-17</w:t>
+      <w:t>2026-03-18</w:t>
       <w:br/>
       <w:br/>
     </w:r>

--- a/klagomål/A 1164-2026 FSC-klagomål.docx
+++ b/klagomål/A 1164-2026 FSC-klagomål.docx
@@ -1881,7 +1881,7 @@
     <w:r>
       <w:tab/>
       <w:tab/>
-      <w:t>2026-03-18</w:t>
+      <w:t>2026-03-19</w:t>
       <w:br/>
       <w:br/>
     </w:r>

--- a/klagomål/A 1164-2026 FSC-klagomål.docx
+++ b/klagomål/A 1164-2026 FSC-klagomål.docx
@@ -1881,7 +1881,7 @@
     <w:r>
       <w:tab/>
       <w:tab/>
-      <w:t>2026-03-19</w:t>
+      <w:t>2026-03-20</w:t>
       <w:br/>
       <w:br/>
     </w:r>

--- a/klagomål/A 1164-2026 FSC-klagomål.docx
+++ b/klagomål/A 1164-2026 FSC-klagomål.docx
@@ -1881,7 +1881,7 @@
     <w:r>
       <w:tab/>
       <w:tab/>
-      <w:t>2026-03-20</w:t>
+      <w:t>2026-03-21</w:t>
       <w:br/>
       <w:br/>
     </w:r>

--- a/klagomål/A 1164-2026 FSC-klagomål.docx
+++ b/klagomål/A 1164-2026 FSC-klagomål.docx
@@ -1881,7 +1881,7 @@
     <w:r>
       <w:tab/>
       <w:tab/>
-      <w:t>2026-03-21</w:t>
+      <w:t>2026-03-22</w:t>
       <w:br/>
       <w:br/>
     </w:r>

--- a/klagomål/A 1164-2026 FSC-klagomål.docx
+++ b/klagomål/A 1164-2026 FSC-klagomål.docx
@@ -1881,7 +1881,7 @@
     <w:r>
       <w:tab/>
       <w:tab/>
-      <w:t>2026-03-22</w:t>
+      <w:t>2026-03-23</w:t>
       <w:br/>
       <w:br/>
     </w:r>

--- a/klagomål/A 1164-2026 FSC-klagomål.docx
+++ b/klagomål/A 1164-2026 FSC-klagomål.docx
@@ -1881,7 +1881,7 @@
     <w:r>
       <w:tab/>
       <w:tab/>
-      <w:t>2026-03-23</w:t>
+      <w:t>2026-03-24</w:t>
       <w:br/>
       <w:br/>
     </w:r>

--- a/klagomål/A 1164-2026 FSC-klagomål.docx
+++ b/klagomål/A 1164-2026 FSC-klagomål.docx
@@ -1881,7 +1881,7 @@
     <w:r>
       <w:tab/>
       <w:tab/>
-      <w:t>2026-03-24</w:t>
+      <w:t>2026-03-25</w:t>
       <w:br/>
       <w:br/>
     </w:r>

--- a/klagomål/A 1164-2026 FSC-klagomål.docx
+++ b/klagomål/A 1164-2026 FSC-klagomål.docx
@@ -1881,7 +1881,7 @@
     <w:r>
       <w:tab/>
       <w:tab/>
-      <w:t>2026-03-25</w:t>
+      <w:t>2026-03-26</w:t>
       <w:br/>
       <w:br/>
     </w:r>

--- a/klagomål/A 1164-2026 FSC-klagomål.docx
+++ b/klagomål/A 1164-2026 FSC-klagomål.docx
@@ -1881,7 +1881,7 @@
     <w:r>
       <w:tab/>
       <w:tab/>
-      <w:t>2026-03-26</w:t>
+      <w:t>2026-03-27</w:t>
       <w:br/>
       <w:br/>
     </w:r>

--- a/klagomål/A 1164-2026 FSC-klagomål.docx
+++ b/klagomål/A 1164-2026 FSC-klagomål.docx
@@ -1881,7 +1881,7 @@
     <w:r>
       <w:tab/>
       <w:tab/>
-      <w:t>2026-03-27</w:t>
+      <w:t>2026-03-28</w:t>
       <w:br/>
       <w:br/>
     </w:r>

--- a/klagomål/A 1164-2026 FSC-klagomål.docx
+++ b/klagomål/A 1164-2026 FSC-klagomål.docx
@@ -1881,7 +1881,7 @@
     <w:r>
       <w:tab/>
       <w:tab/>
-      <w:t>2026-03-28</w:t>
+      <w:t>2026-03-29</w:t>
       <w:br/>
       <w:br/>
     </w:r>

--- a/klagomål/A 1164-2026 FSC-klagomål.docx
+++ b/klagomål/A 1164-2026 FSC-klagomål.docx
@@ -1881,7 +1881,7 @@
     <w:r>
       <w:tab/>
       <w:tab/>
-      <w:t>2026-03-29</w:t>
+      <w:t>2026-03-30</w:t>
       <w:br/>
       <w:br/>
     </w:r>

--- a/klagomål/A 1164-2026 FSC-klagomål.docx
+++ b/klagomål/A 1164-2026 FSC-klagomål.docx
@@ -1881,7 +1881,7 @@
     <w:r>
       <w:tab/>
       <w:tab/>
-      <w:t>2026-03-30</w:t>
+      <w:t>2026-03-31</w:t>
       <w:br/>
       <w:br/>
     </w:r>

--- a/klagomål/A 1164-2026 FSC-klagomål.docx
+++ b/klagomål/A 1164-2026 FSC-klagomål.docx
@@ -1881,7 +1881,7 @@
     <w:r>
       <w:tab/>
       <w:tab/>
-      <w:t>2026-03-31</w:t>
+      <w:t>2026-04-01</w:t>
       <w:br/>
       <w:br/>
     </w:r>

--- a/klagomål/A 1164-2026 FSC-klagomål.docx
+++ b/klagomål/A 1164-2026 FSC-klagomål.docx
@@ -1881,7 +1881,7 @@
     <w:r>
       <w:tab/>
       <w:tab/>
-      <w:t>2026-04-01</w:t>
+      <w:t>2026-04-02</w:t>
       <w:br/>
       <w:br/>
     </w:r>

--- a/klagomål/A 1164-2026 FSC-klagomål.docx
+++ b/klagomål/A 1164-2026 FSC-klagomål.docx
@@ -1881,7 +1881,7 @@
     <w:r>
       <w:tab/>
       <w:tab/>
-      <w:t>2026-04-02</w:t>
+      <w:t>2026-04-03</w:t>
       <w:br/>
       <w:br/>
     </w:r>

--- a/klagomål/A 1164-2026 FSC-klagomål.docx
+++ b/klagomål/A 1164-2026 FSC-klagomål.docx
@@ -1881,7 +1881,7 @@
     <w:r>
       <w:tab/>
       <w:tab/>
-      <w:t>2026-04-03</w:t>
+      <w:t>2026-04-04</w:t>
       <w:br/>
       <w:br/>
     </w:r>

--- a/klagomål/A 1164-2026 FSC-klagomål.docx
+++ b/klagomål/A 1164-2026 FSC-klagomål.docx
@@ -1899,7 +1899,7 @@
     <w:r>
       <w:tab/>
       <w:tab/>
-      <w:t>2026-04-14</w:t>
+      <w:t>2026-04-15</w:t>
       <w:br/>
       <w:br/>
     </w:r>

--- a/klagomål/A 1164-2026 FSC-klagomål.docx
+++ b/klagomål/A 1164-2026 FSC-klagomål.docx
@@ -1899,7 +1899,7 @@
     <w:r>
       <w:tab/>
       <w:tab/>
-      <w:t>2026-04-15</w:t>
+      <w:t>2026-04-16</w:t>
       <w:br/>
       <w:br/>
     </w:r>

--- a/klagomål/A 1164-2026 FSC-klagomål.docx
+++ b/klagomål/A 1164-2026 FSC-klagomål.docx
@@ -1899,7 +1899,7 @@
     <w:r>
       <w:tab/>
       <w:tab/>
-      <w:t>2026-04-16</w:t>
+      <w:t>2026-04-17</w:t>
       <w:br/>
       <w:br/>
     </w:r>

--- a/klagomål/A 1164-2026 FSC-klagomål.docx
+++ b/klagomål/A 1164-2026 FSC-klagomål.docx
@@ -1899,7 +1899,7 @@
     <w:r>
       <w:tab/>
       <w:tab/>
-      <w:t>2026-04-17</w:t>
+      <w:t>2026-04-18</w:t>
       <w:br/>
       <w:br/>
     </w:r>

--- a/klagomål/A 1164-2026 FSC-klagomål.docx
+++ b/klagomål/A 1164-2026 FSC-klagomål.docx
@@ -1899,7 +1899,7 @@
     <w:r>
       <w:tab/>
       <w:tab/>
-      <w:t>2026-04-18</w:t>
+      <w:t>2026-04-19</w:t>
       <w:br/>
       <w:br/>
     </w:r>

--- a/klagomål/A 1164-2026 FSC-klagomål.docx
+++ b/klagomål/A 1164-2026 FSC-klagomål.docx
@@ -1899,7 +1899,7 @@
     <w:r>
       <w:tab/>
       <w:tab/>
-      <w:t>2026-04-19</w:t>
+      <w:t>2026-04-20</w:t>
       <w:br/>
       <w:br/>
     </w:r>

--- a/klagomål/A 1164-2026 FSC-klagomål.docx
+++ b/klagomål/A 1164-2026 FSC-klagomål.docx
@@ -1899,7 +1899,7 @@
     <w:r>
       <w:tab/>
       <w:tab/>
-      <w:t>2026-04-20</w:t>
+      <w:t>2026-04-21</w:t>
       <w:br/>
       <w:br/>
     </w:r>

--- a/klagomål/A 1164-2026 FSC-klagomål.docx
+++ b/klagomål/A 1164-2026 FSC-klagomål.docx
@@ -1899,7 +1899,7 @@
     <w:r>
       <w:tab/>
       <w:tab/>
-      <w:t>2026-04-21</w:t>
+      <w:t>2026-04-22</w:t>
       <w:br/>
       <w:br/>
     </w:r>

--- a/klagomål/A 1164-2026 FSC-klagomål.docx
+++ b/klagomål/A 1164-2026 FSC-klagomål.docx
@@ -1899,7 +1899,7 @@
     <w:r>
       <w:tab/>
       <w:tab/>
-      <w:t>2026-04-22</w:t>
+      <w:t>2026-04-23</w:t>
       <w:br/>
       <w:br/>
     </w:r>

--- a/klagomål/A 1164-2026 FSC-klagomål.docx
+++ b/klagomål/A 1164-2026 FSC-klagomål.docx
@@ -1899,7 +1899,7 @@
     <w:r>
       <w:tab/>
       <w:tab/>
-      <w:t>2026-04-23</w:t>
+      <w:t>2026-04-24</w:t>
       <w:br/>
       <w:br/>
     </w:r>

--- a/klagomål/A 1164-2026 FSC-klagomål.docx
+++ b/klagomål/A 1164-2026 FSC-klagomål.docx
@@ -1899,7 +1899,7 @@
     <w:r>
       <w:tab/>
       <w:tab/>
-      <w:t>2026-04-24</w:t>
+      <w:t>2026-04-25</w:t>
       <w:br/>
       <w:br/>
     </w:r>

--- a/klagomål/A 1164-2026 FSC-klagomål.docx
+++ b/klagomål/A 1164-2026 FSC-klagomål.docx
@@ -1899,7 +1899,7 @@
     <w:r>
       <w:tab/>
       <w:tab/>
-      <w:t>2026-04-25</w:t>
+      <w:t>2026-04-26</w:t>
       <w:br/>
       <w:br/>
     </w:r>

--- a/klagomål/A 1164-2026 FSC-klagomål.docx
+++ b/klagomål/A 1164-2026 FSC-klagomål.docx
@@ -1899,7 +1899,7 @@
     <w:r>
       <w:tab/>
       <w:tab/>
-      <w:t>2026-04-26</w:t>
+      <w:t>2026-04-27</w:t>
       <w:br/>
       <w:br/>
     </w:r>

--- a/klagomål/A 1164-2026 FSC-klagomål.docx
+++ b/klagomål/A 1164-2026 FSC-klagomål.docx
@@ -1899,7 +1899,7 @@
     <w:r>
       <w:tab/>
       <w:tab/>
-      <w:t>2026-04-27</w:t>
+      <w:t>2026-04-28</w:t>
       <w:br/>
       <w:br/>
     </w:r>

--- a/klagomål/A 1164-2026 FSC-klagomål.docx
+++ b/klagomål/A 1164-2026 FSC-klagomål.docx
@@ -1899,7 +1899,7 @@
     <w:r>
       <w:tab/>
       <w:tab/>
-      <w:t>2026-04-28</w:t>
+      <w:t>2026-04-29</w:t>
       <w:br/>
       <w:br/>
     </w:r>

--- a/klagomål/A 1164-2026 FSC-klagomål.docx
+++ b/klagomål/A 1164-2026 FSC-klagomål.docx
@@ -1899,7 +1899,7 @@
     <w:r>
       <w:tab/>
       <w:tab/>
-      <w:t>2026-04-29</w:t>
+      <w:t>2026-04-30</w:t>
       <w:br/>
       <w:br/>
     </w:r>

--- a/klagomål/A 1164-2026 FSC-klagomål.docx
+++ b/klagomål/A 1164-2026 FSC-klagomål.docx
@@ -1899,7 +1899,7 @@
     <w:r>
       <w:tab/>
       <w:tab/>
-      <w:t>2026-04-30</w:t>
+      <w:t>2026-05-01</w:t>
       <w:br/>
       <w:br/>
     </w:r>

--- a/klagomål/A 1164-2026 FSC-klagomål.docx
+++ b/klagomål/A 1164-2026 FSC-klagomål.docx
@@ -1899,7 +1899,7 @@
     <w:r>
       <w:tab/>
       <w:tab/>
-      <w:t>2026-05-01</w:t>
+      <w:t>2026-05-02</w:t>
       <w:br/>
       <w:br/>
     </w:r>

--- a/klagomål/A 1164-2026 FSC-klagomål.docx
+++ b/klagomål/A 1164-2026 FSC-klagomål.docx
@@ -1899,7 +1899,7 @@
     <w:r>
       <w:tab/>
       <w:tab/>
-      <w:t>2026-05-02</w:t>
+      <w:t>2026-05-03</w:t>
       <w:br/>
       <w:br/>
     </w:r>

--- a/klagomål/A 1164-2026 FSC-klagomål.docx
+++ b/klagomål/A 1164-2026 FSC-klagomål.docx
@@ -1899,7 +1899,7 @@
     <w:r>
       <w:tab/>
       <w:tab/>
-      <w:t>2026-05-03</w:t>
+      <w:t>2026-05-04</w:t>
       <w:br/>
       <w:br/>
     </w:r>

--- a/klagomål/A 1164-2026 FSC-klagomål.docx
+++ b/klagomål/A 1164-2026 FSC-klagomål.docx
@@ -1899,7 +1899,7 @@
     <w:r>
       <w:tab/>
       <w:tab/>
-      <w:t>2026-05-04</w:t>
+      <w:t>2026-05-05</w:t>
       <w:br/>
       <w:br/>
     </w:r>

--- a/klagomål/A 1164-2026 FSC-klagomål.docx
+++ b/klagomål/A 1164-2026 FSC-klagomål.docx
@@ -1899,7 +1899,7 @@
     <w:r>
       <w:tab/>
       <w:tab/>
-      <w:t>2026-05-05</w:t>
+      <w:t>2026-05-06</w:t>
       <w:br/>
       <w:br/>
     </w:r>

--- a/klagomål/A 1164-2026 FSC-klagomål.docx
+++ b/klagomål/A 1164-2026 FSC-klagomål.docx
@@ -1899,7 +1899,7 @@
     <w:r>
       <w:tab/>
       <w:tab/>
-      <w:t>2026-05-06</w:t>
+      <w:t>2026-05-07</w:t>
       <w:br/>
       <w:br/>
     </w:r>

--- a/klagomål/A 1164-2026 FSC-klagomål.docx
+++ b/klagomål/A 1164-2026 FSC-klagomål.docx
@@ -1899,7 +1899,7 @@
     <w:r>
       <w:tab/>
       <w:tab/>
-      <w:t>2026-05-07</w:t>
+      <w:t>2026-05-08</w:t>
       <w:br/>
       <w:br/>
     </w:r>

--- a/klagomål/A 1164-2026 FSC-klagomål.docx
+++ b/klagomål/A 1164-2026 FSC-klagomål.docx
@@ -1899,7 +1899,7 @@
     <w:r>
       <w:tab/>
       <w:tab/>
-      <w:t>2026-05-08</w:t>
+      <w:t>2026-05-09</w:t>
       <w:br/>
       <w:br/>
     </w:r>

--- a/klagomål/A 1164-2026 FSC-klagomål.docx
+++ b/klagomål/A 1164-2026 FSC-klagomål.docx
@@ -1899,7 +1899,7 @@
     <w:r>
       <w:tab/>
       <w:tab/>
-      <w:t>2026-05-09</w:t>
+      <w:t>2026-05-10</w:t>
       <w:br/>
       <w:br/>
     </w:r>

--- a/klagomål/A 1164-2026 FSC-klagomål.docx
+++ b/klagomål/A 1164-2026 FSC-klagomål.docx
@@ -1899,7 +1899,7 @@
     <w:r>
       <w:tab/>
       <w:tab/>
-      <w:t>2026-05-10</w:t>
+      <w:t>2026-05-11</w:t>
       <w:br/>
       <w:br/>
     </w:r>

--- a/klagomål/A 1164-2026 FSC-klagomål.docx
+++ b/klagomål/A 1164-2026 FSC-klagomål.docx
@@ -1899,7 +1899,7 @@
     <w:r>
       <w:tab/>
       <w:tab/>
-      <w:t>2026-05-11</w:t>
+      <w:t>2026-05-12</w:t>
       <w:br/>
       <w:br/>
     </w:r>

--- a/klagomål/A 1164-2026 FSC-klagomål.docx
+++ b/klagomål/A 1164-2026 FSC-klagomål.docx
@@ -1899,7 +1899,7 @@
     <w:r>
       <w:tab/>
       <w:tab/>
-      <w:t>2026-05-12</w:t>
+      <w:t>2026-05-13</w:t>
       <w:br/>
       <w:br/>
     </w:r>

--- a/klagomål/A 1164-2026 FSC-klagomål.docx
+++ b/klagomål/A 1164-2026 FSC-klagomål.docx
@@ -1899,7 +1899,7 @@
     <w:r>
       <w:tab/>
       <w:tab/>
-      <w:t>2026-05-13</w:t>
+      <w:t>2026-05-16</w:t>
       <w:br/>
       <w:br/>
     </w:r>

--- a/klagomål/A 1164-2026 FSC-klagomål.docx
+++ b/klagomål/A 1164-2026 FSC-klagomål.docx
@@ -1899,7 +1899,7 @@
     <w:r>
       <w:tab/>
       <w:tab/>
-      <w:t>2026-06-15</w:t>
+      <w:t>2026-06-16</w:t>
       <w:br/>
       <w:br/>
     </w:r>

--- a/klagomål/A 1164-2026 FSC-klagomål.docx
+++ b/klagomål/A 1164-2026 FSC-klagomål.docx
@@ -1899,7 +1899,7 @@
     <w:r>
       <w:tab/>
       <w:tab/>
-      <w:t>2026-06-16</w:t>
+      <w:t>2026-06-17</w:t>
       <w:br/>
       <w:br/>
     </w:r>

--- a/klagomål/A 1164-2026 FSC-klagomål.docx
+++ b/klagomål/A 1164-2026 FSC-klagomål.docx
@@ -1,6 +1,6 @@
 
 <file path=word/document.xml><?xml version="1.0" encoding="utf-8"?>
-<w:document xmlns:wpc="http://schemas.microsoft.com/office/word/2010/wordprocessingCanvas" xmlns:cx="http://schemas.microsoft.com/office/drawing/2014/chartex" xmlns:cx1="http://schemas.microsoft.com/office/drawing/2015/9/8/chartex" xmlns:cx2="http://schemas.microsoft.com/office/drawing/2015/10/21/chartex" xmlns:cx3="http://schemas.microsoft.com/office/drawing/2016/5/9/chartex" xmlns:cx4="http://schemas.microsoft.com/office/drawing/2016/5/10/chartex" xmlns:cx5="http://schemas.microsoft.com/office/drawing/2016/5/11/chartex" xmlns:cx6="http://schemas.microsoft.com/office/drawing/2016/5/12/chartex" xmlns:cx7="http://schemas.microsoft.com/office/drawing/2016/5/13/chartex" xmlns:cx8="http://schemas.microsoft.com/office/drawing/2016/5/14/chartex" xmlns:mc="http://schemas.openxmlformats.org/markup-compatibility/2006" xmlns:aink="http://schemas.microsoft.com/office/drawing/2016/ink" xmlns:am3d="http://schemas.microsoft.com/office/drawing/2017/model3d" xmlns:o="urn:schemas-microsoft-com:office:office" xmlns:oel="http://schemas.microsoft.com/office/2019/extlst" xmlns:r="http://schemas.openxmlformats.org/officeDocument/2006/relationships" xmlns:m="http://schemas.openxmlformats.org/officeDocument/2006/math" xmlns:v="urn:schemas-microsoft-com:vml" xmlns:wp14="http://schemas.microsoft.com/office/word/2010/wordprocessingDrawing" xmlns:wp="http://schemas.openxmlformats.org/drawingml/2006/wordprocessingDrawing" xmlns:w10="urn:schemas-microsoft-com:office:word" xmlns:w="http://schemas.openxmlformats.org/wordprocessingml/2006/main" xmlns:w14="http://schemas.microsoft.com/office/word/2010/wordml" xmlns:w15="http://schemas.microsoft.com/office/word/2012/wordml" xmlns:w16cex="http://schemas.microsoft.com/office/word/2018/wordml/cex" xmlns:w16cid="http://schemas.microsoft.com/office/word/2016/wordml/cid" xmlns:w16="http://schemas.microsoft.com/office/word/2018/wordml" xmlns:w16sdtdh="http://schemas.microsoft.com/office/word/2020/wordml/sdtdatahash" xmlns:w16se="http://schemas.microsoft.com/office/word/2015/wordml/symex" xmlns:wpg="http://schemas.microsoft.com/office/word/2010/wordprocessingGroup" xmlns:wpi="http://schemas.microsoft.com/office/word/2010/wordprocessingInk" xmlns:wne="http://schemas.microsoft.com/office/word/2006/wordml" xmlns:wps="http://schemas.microsoft.com/office/word/2010/wordprocessingShape" mc:Ignorable="w14 w15 w16se w16cid w16 w16cex w16sdtdh wp14">
+<w:document xmlns:wpc="http://schemas.microsoft.com/office/word/2010/wordprocessingCanvas" xmlns:cx="http://schemas.microsoft.com/office/drawing/2014/chartex" xmlns:cx1="http://schemas.microsoft.com/office/drawing/2015/9/8/chartex" xmlns:cx2="http://schemas.microsoft.com/office/drawing/2015/10/21/chartex" xmlns:cx3="http://schemas.microsoft.com/office/drawing/2016/5/9/chartex" xmlns:cx4="http://schemas.microsoft.com/office/drawing/2016/5/10/chartex" xmlns:cx5="http://schemas.microsoft.com/office/drawing/2016/5/11/chartex" xmlns:cx6="http://schemas.microsoft.com/office/drawing/2016/5/12/chartex" xmlns:cx7="http://schemas.microsoft.com/office/drawing/2016/5/13/chartex" xmlns:cx8="http://schemas.microsoft.com/office/drawing/2016/5/14/chartex" xmlns:mc="http://schemas.openxmlformats.org/markup-compatibility/2006" xmlns:aink="http://schemas.microsoft.com/office/drawing/2016/ink" xmlns:am3d="http://schemas.microsoft.com/office/drawing/2017/model3d" xmlns:o="urn:schemas-microsoft-com:office:office" xmlns:oel="http://schemas.microsoft.com/office/2019/extlst" xmlns:r="http://schemas.openxmlformats.org/officeDocument/2006/relationships" xmlns:m="http://schemas.openxmlformats.org/officeDocument/2006/math" xmlns:v="urn:schemas-microsoft-com:vml" xmlns:wp14="http://schemas.microsoft.com/office/word/2010/wordprocessingDrawing" xmlns:wp="http://schemas.openxmlformats.org/drawingml/2006/wordprocessingDrawing" xmlns:w10="urn:schemas-microsoft-com:office:word" xmlns:w="http://schemas.openxmlformats.org/wordprocessingml/2006/main" xmlns:w14="http://schemas.microsoft.com/office/word/2010/wordml" xmlns:w15="http://schemas.microsoft.com/office/word/2012/wordml" xmlns:w16cex="http://schemas.microsoft.com/office/word/2018/wordml/cex" xmlns:w16cid="http://schemas.microsoft.com/office/word/2016/wordml/cid" xmlns:w16="http://schemas.microsoft.com/office/word/2018/wordml" xmlns:w16du="http://schemas.microsoft.com/office/word/2023/wordml/word16du" xmlns:w16sdtdh="http://schemas.microsoft.com/office/word/2020/wordml/sdtdatahash" xmlns:w16sdtfl="http://schemas.microsoft.com/office/word/2024/wordml/sdtformatlock" xmlns:w16se="http://schemas.microsoft.com/office/word/2015/wordml/symex" xmlns:wpg="http://schemas.microsoft.com/office/word/2010/wordprocessingGroup" xmlns:wpi="http://schemas.microsoft.com/office/word/2010/wordprocessingInk" xmlns:wne="http://schemas.microsoft.com/office/word/2006/wordml" xmlns:wps="http://schemas.microsoft.com/office/word/2010/wordprocessingShape" mc:Ignorable="w14 w15 w16se w16cid w16 w16cex w16sdtdh w16sdtfl w16du wp14">
   <w:body>
     <w:p>
       <w:r>
@@ -168,7 +168,7 @@
     </w:p>
     <w:p>
       <w:r>
-        <w:t>Detta dokument behandlar höga naturvärden i avverkningsanmälan A 1164-2026 i Falu kommun. Denna avverkningsanmälan inkom 2026-01-07 00:00:00 och omfattar 17,9 ha.</w:t>
+        <w:t>Detta dokument behandlar höga naturvärden i avverkningsanmälan A 1164-2026 i Falu kommun som inkom 2026-01-07 och omfattar 17,9 ha.</w:t>
       </w:r>
     </w:p>
     <w:p>
@@ -191,12 +191,15 @@
     </w:p>
     <w:p>
       <w:r>
-        <w:t>I avverkningsanmälan har följande 8 naturvårdsarter hittats: knärot (VU, §8), buskskvätta (NT, §4), järpe (NT, §4), spillkråka (NT, §4), talltita (NT, §4), tretåig hackspett (NT, §4), mindre märgborre (S) och tjäder (§4). Av dessa är 6 rödlistade. För rödlistade arter har rödlistekategorin angivits inom parentes. Arter som är signalarter enligt Skogsstyrelsen har markerats med (S). För fridlysta arter anges även paragrafen i Artskyddsförordningen som arten är fridlyst enligt.</w:t>
-      </w:r>
-    </w:p>
-    <w:p>
-      <w:r>
-        <w:t>De påträffade naturvårdsarterna är ett tydligt kvitto på att detta rör sig om en skog med höga naturvärden. I Figur 1 visas en karta över det avverkningsanmälda området, där samtliga fyndplatser för naturvårdsarter som finns registrerade på Artportalen har markerats.</w:t>
+        <w:t>I avverkningsanmälan har följande 13 naturvårdsarter hittats: pärluggla (EN, T, §4), knärot (VU, T, §8), järnsparv (NT, §4), talltita (NT, §4), tretåig hackspett (NT, T, §4), mindre märgborre (S, T), järpe (T, §4), mindre flugsnappare (T, §4), spillkråka (T, §4), tjäder (T, §4), buskskvätta (§4), orre (§4) och törnskata (§4). Av dessa är 5 rödlistade. För rödlistade arter har rödlistekategorin angivits inom parentes. Arter som är signalarter enligt Skogsstyrelsen har markerats med (S). Typiska arter inom Natura 2000 som är kopplade till skogsekosystem har markerats med (T). För fridlysta arter anges även paragrafen i Artskyddsförordningen som arten är fridlyst enligt.</w:t>
+      </w:r>
+    </w:p>
+    <w:p>
+      <w:r>
+        <w:t>De påträffade naturvårdsarterna är ett tydligt kvitto på att det rör sig om en skog med höga naturvärden.</w:t>
+      </w:r>
+      <w:r>
+        <w:t xml:space="preserve"> I Figur 1 visas fyndplatser för naturvårdsarter i området, som finns registrerade på Artportalen.</w:t>
       </w:r>
     </w:p>
     <w:p>
@@ -206,7 +209,7 @@
       <w:r>
         <w:drawing>
           <wp:inline xmlns:a="http://schemas.openxmlformats.org/drawingml/2006/main" xmlns:pic="http://schemas.openxmlformats.org/drawingml/2006/picture">
-            <wp:extent cx="5486400" cy="3670980"/>
+            <wp:extent cx="5486400" cy="4979237"/>
             <wp:docPr id="1" name="Picture 1"/>
             <wp:cNvGraphicFramePr>
               <a:graphicFrameLocks noChangeAspect="1"/>
@@ -227,7 +230,7 @@
                   <pic:spPr>
                     <a:xfrm>
                       <a:off x="0" y="0"/>
-                      <a:ext cx="5486400" cy="3670980"/>
+                      <a:ext cx="5486400" cy="4979237"/>
                     </a:xfrm>
                     <a:prstGeom prst="rect"/>
                   </pic:spPr>
@@ -241,43 +244,15 @@
     <w:p>
       <w:pPr>
         <w:pStyle w:val="Caption"/>
-      </w:pPr>
-      <w:r>
-        <w:t>Figur 1. Fyndplatser för naturvårdsarter i det avverkningsanmälda området (röd linje). Markörer utan svart kant är placerade på fyndplatsen. Markörer med svart kant är placerade vid sidan av fyndplatsen och har ett svart streck som visar fyndplatsens exakta position. Kartans mittpunktskoordinat är N 6722297, E 527715 i SWEREF 99 TM.</w:t>
-      </w:r>
-    </w:p>
-    <w:p>
-      <w:r>
-        <w:rPr>
-          <w:b/>
-        </w:rPr>
-        <w:t>Mindre märgborre</w:t>
-      </w:r>
-      <w:r>
-        <w:t xml:space="preserve"> är en signalart för tallskog med höga naturvärden och betraktas tillsammans med skarptandad barkborre som nyckelarter för ett antal sällsynta åtgärdsprogramsarter som är beroende av deras gångsystem. Bland dessa kan nämnas avlång barkborre (VU), </w:t>
-      </w:r>
-      <w:r>
-        <w:rPr>
-          <w:i/>
-        </w:rPr>
-        <w:t>Corticeus longulus</w:t>
-      </w:r>
-      <w:r>
-        <w:t xml:space="preserve"> (VU), tallgångbagge (VU), cholodkovskys bastborre (NT) och tallbarksvartbagge (NT). Den mindre märgborrens måsvingeliknande gnaggångar är lätta att känna igen och hittas ofta på grova tallgrenar på marken. Rika förekomster av främst mindre märgborre men även skarptandad barkborre är en signal för artrikedom och inventeringar har visat att det är i skogar med en naturlig självgallring som det skapas förutsättningar för dessa arter samt de efterföljande åtgärdsprogramsarterna. Tallskogar med stark förekomst av mindre märgborre och skarptandad barkborre bör avsättas som reservat. Generellt bör hänsyn tas vid slutavverkning av talldominerad skog så att avverkningsrester som gren- och toppdelar lämnas. Mindre märgborre är typisk art för </w:t>
-      </w:r>
-      <w:r>
-        <w:rPr>
-          <w:i/>
-        </w:rPr>
-        <w:t>9060 Åsbarrskog</w:t>
-      </w:r>
-      <w:r>
-        <w:t xml:space="preserve"> (SLU Artdatabanken, 2026; Pettersson, 2014; Hedgren, 2012; Gunnarsson m fl., 1999).</w:t>
-      </w:r>
-    </w:p>
-    <w:p>
-      <w:pPr>
-        <w:pStyle w:val="Heading1"/>
+        <w:spacing w:after="240"/>
+      </w:pPr>
+      <w:r>
+        <w:t>Figur 1. Fyndplatser för naturvårdsarter i avverkningsanmälan (röd linje). Markörer utan svart kant är placerade på fyndplatsen. Markörer med svart kant är placerade vid sidan av fyndplatsen och har ett svart streck som visar fyndplatsens exakta position. Kartans mittpunktskoordinat är N 6722297, E 527715 i SWEREF 99 TM.</w:t>
+      </w:r>
+    </w:p>
+    <w:p>
+      <w:pPr>
+        <w:pStyle w:val="Heading2"/>
       </w:pPr>
       <w:r>
         <w:t>Fridlysta arter</w:t>
@@ -285,7 +260,7 @@
     </w:p>
     <w:p>
       <w:r>
-        <w:t>Följande fridlysta arter har sina livsmiljöer och växtplatser i den avverkningsanmälda skogen: knärot (VU, §8), buskskvätta (NT, §4), järpe (NT, §4), spillkråka (NT, §4), talltita (NT, §4), tretåig hackspett (NT, §4) och tjäder (§4).</w:t>
+        <w:t>Följande fridlysta arter har sina livsmiljöer och växtplatser i den avverkningsanmälda skogen: pärluggla (EN, T, §4), knärot (VU, T, §8), järnsparv (NT, §4), talltita (NT, §4), tretåig hackspett (NT, T, §4), järpe (T, §4), mindre flugsnappare (T, §4), spillkråka (T, §4), tjäder (T, §4), buskskvätta (§4), orre (§4) och törnskata (§4).</w:t>
       </w:r>
     </w:p>
     <w:p>
@@ -357,7 +332,7 @@
         <w:t xml:space="preserve"> 9050 Näringsrik granskog</w:t>
       </w:r>
       <w:r>
-        <w:t xml:space="preserve">, rödlistad som sårbar och fridlyst enligt 8§ artskyddsförordningen. En nyligen genomförd analys av 79 floraväktarlokaler indikerar att det behövs någonstans mellan 100 och 150 meters skyddszon för att en knärotspopulation inte ska dö ut på lång sikt (Sebestyén &amp; Sundberg, 2025). Detta ligger väl i linje med tidigare genomförda studier som visar att det krävs väl tilltagna buffertzoner för att knäroten inte ska ta skada av skogsbruksåtgärder i intilliggande skog (Johnson, 2014; Koelmeijer m.fl., 2022; Skogsstyrelsen, 2022). Arten är även känslig för gallring vilket framgår av Skogsstyrelsens egen vägledning för hänsyn till knärot (Skogsstyrelsen, 2022). För rika förekomster av knärot är reservatsbildning eller biotopskydd lämpliga åtgärder för att skydda den. På knärot kan den sällsynta rostsvampen </w:t>
+        <w:t xml:space="preserve">, rödlistad som sårbar och fridlyst enligt 8§ artskyddsförordningen. En nyligen genomförd analys av 79 floraväktarlokaler indikerar att det behövs någonstans mellan 100 och 150 meters skyddszon för att en knärotspopulation inte ska dö ut på lång sikt (Sebestyén &amp; Sundberg, 2025). Detta ligger väl i linje med tidigare genomförda studier som visar att det krävs väl tilltagna buffertzoner för att knäroten inte ska ta skada av skogsbruksåtgärder i intilliggande skog (Johnson, 2014; Koelmeijer m.fl., 2022; Skogsstyrelsen, 2022). Arten är även känslig för gallring vilket framgår av Skogsstyrelsens egen vägledning för hänsyn till knärot (Skogsstyrelsen, 2022). Ytterligare en studie visar på den starka korrelationen mellan minskande arealer kontinuitetsskog och lokal utdöenderisk. Knäroten uppvisade en mycket låg koloniseringsgrad (0,7 % över 10 år) i kombination med hög lokal utrotningsrisk (75,2 %), där utrotningssannolikheten ökade kraftigt när arealen kontinuitetsskog minskade mellan undersökningar, t.ex. på grund av kalhyggesbruk (Johansson et al., 2026). För rika förekomster av knärot är reservatsbildning eller biotopskydd lämpliga åtgärder för att skydda den. På knärot kan den sällsynta rostsvampen </w:t>
       </w:r>
       <w:r>
         <w:rPr>
@@ -380,7 +355,7 @@
     </w:p>
     <w:p>
       <w:r>
-        <w:t>I det avverkningsanmälda området finns 1 fyndplatser för knärot registrerade på Artportalen. Figur 2 visar gränserna för buffertzoner på 50 m, som behöver lämnas kring fyndplatserna för att knärotslokalerna inte ska försvinna vid en avverkning. Av det avverkningsanmälda området överlappar 0.37 ha med buffertzonerna och får av detta skäl inte avverkas.</w:t>
+        <w:t>I det avverkningsanmälda området finns 1 fyndplatser för knärot registrerade på Artportalen. Figur 2 visar gränserna för buffertzoner på 50 m, som behöver lämnas kring fyndplatserna för att knärotslokalerna inte ska försvinna vid en avverkning. Av det avverkningsanmälda området överlappar 0.38 ha med buffertzonerna och får av detta skäl inte avverkas.</w:t>
       </w:r>
     </w:p>
     <w:p>
@@ -390,7 +365,7 @@
       <w:r>
         <w:drawing>
           <wp:inline xmlns:a="http://schemas.openxmlformats.org/drawingml/2006/main" xmlns:pic="http://schemas.openxmlformats.org/drawingml/2006/picture">
-            <wp:extent cx="5486400" cy="4306515"/>
+            <wp:extent cx="5486400" cy="4724714"/>
             <wp:docPr id="2" name="Picture 2"/>
             <wp:cNvGraphicFramePr>
               <a:graphicFrameLocks noChangeAspect="1"/>
@@ -411,7 +386,7 @@
                   <pic:spPr>
                     <a:xfrm>
                       <a:off x="0" y="0"/>
-                      <a:ext cx="5486400" cy="4306515"/>
+                      <a:ext cx="5486400" cy="4724714"/>
                     </a:xfrm>
                     <a:prstGeom prst="rect"/>
                   </pic:spPr>
@@ -425,15 +400,91 @@
     <w:p>
       <w:pPr>
         <w:pStyle w:val="Caption"/>
+        <w:spacing w:after="240"/>
       </w:pPr>
       <w:r>
         <w:t>Figur 2. Fyndplatser och buffertzoner för knärot i det avverkningsanmälda området. Endast fyndplatser vars buffertzoner överlappar med det avverkningsanmälda området har tagits med i visualiseringen. Kartans mittpunktskoordinat är N 6722297, E 527715 i SWEREF 99 TM.</w:t>
       </w:r>
     </w:p>
     <w:p>
-      <w:pPr>
-        <w:pStyle w:val="Caption"/>
-      </w:pPr>
+      <w:r>
+        <w:rPr>
+          <w:b/>
+        </w:rPr>
+        <w:t>Mindre flugsnappare (§4)</w:t>
+      </w:r>
+      <w:r>
+        <w:t xml:space="preserve"> är typisk art för </w:t>
+      </w:r>
+      <w:r>
+        <w:rPr>
+          <w:i/>
+        </w:rPr>
+        <w:t>9080 Lövsumpskog</w:t>
+      </w:r>
+      <w:r>
+        <w:t xml:space="preserve"> och omfattas av bilaga 1 EU:s fågeldirektiv. Den häckar i tät, ogallrad och flerskiktad blandskog med hög bonitet och krontäckning. Häckningsplatserna har ofta höga naturvärden knutna till relativt orörda skogar med mycket död ved, rik kryptogamflora och känsligt fältskikt (SLU Artdatabanken, 2024; Skogsstyrelsen, 2016). Arten kräver förstärkt hänsyn och missgynnas av omdaning av naturskog till produktionsskog, särskilt gallring och avverkning av flerskiktade skogsmiljöer med hög andel döda och döende träd på fuktig eller blöt mark skadar livsmiljöerna. Följande åtgärder rekommenderas i Skogsstyrelsens vägledning för hänsyn till mindre flugsnappare (Skogsstyrelsen, 2016).</w:t>
+      </w:r>
+    </w:p>
+    <w:p>
+      <w:pPr>
+        <w:pStyle w:val="ListBullet"/>
+      </w:pPr>
+      <w:r>
+        <w:t>Lämna breda kantzoner (50–100 meter) mot bäckar, sumpskogar, sjöar och myrar.</w:t>
+      </w:r>
+    </w:p>
+    <w:p>
+      <w:pPr>
+        <w:pStyle w:val="ListBullet"/>
+      </w:pPr>
+      <w:r>
+        <w:t>Återställ dikade sumpskogar genom att dämma eller täppta igen diken.</w:t>
+      </w:r>
+    </w:p>
+    <w:p>
+      <w:pPr>
+        <w:pStyle w:val="ListBullet"/>
+      </w:pPr>
+      <w:r>
+        <w:t>Undvik all form av avverkning, inklusive gallring, i sumpskogsmiljöer och spara dem som hänsynsytor.</w:t>
+      </w:r>
+    </w:p>
+    <w:p>
+      <w:pPr>
+        <w:pStyle w:val="ListBullet"/>
+      </w:pPr>
+      <w:r>
+        <w:t>Inom 100 meter från revir av mindre flugsnappare bör det bara ske ett försiktigt virkesuttag.</w:t>
+      </w:r>
+    </w:p>
+    <w:p>
+      <w:pPr>
+        <w:pStyle w:val="ListBullet"/>
+      </w:pPr>
+      <w:r>
+        <w:t>Undvik all form av avverkning i gamla bokskogar av naturskogskaraktär och spara dem som hänsynsytor.</w:t>
+      </w:r>
+    </w:p>
+    <w:p>
+      <w:r>
+        <w:rPr>
+          <w:b/>
+        </w:rPr>
+        <w:t>Pärluggla (EN, §4)</w:t>
+      </w:r>
+      <w:r>
+        <w:t xml:space="preserve"> är en starkt hotad art som omfattas av bilaga 1 EU:s fågeldirektiv. Beståndet har gradvis minskat sedan början av 1980-talet och efter 2010 tyder data från Svensk Fågeltaxering på att beståndet i det närmaste helt kraschat. Minskningstakten har uppgått till 60 (40–80) % under de senaste 15 åren. Pärlugglan är beroende av äldre, varierad skog med goda jaktmöjligheter och god tillgång på lämpliga trädhål som boplatser. Hemområdet är i storleksordningen 200–500 hektar, men storleken varierar kraftigt beroende på hur mycket föda det finns. Undvik skogsbruksåtgärder som kan skada hänsynskrävande miljöer, som till exempel strand- och sumpskogar med naturskogskaraktär, äldre skog på uddar och öar, raviner, klyftor och blockmarker samt berg- och rasbranter, äldre hällmarksskog, äldre sandtallskogar, naturskogsrester, eller äldre trädbestånd med mycket hänglavar eller död ved. Pärluggla är typisk art för </w:t>
+      </w:r>
+      <w:r>
+        <w:rPr>
+          <w:i/>
+        </w:rPr>
+        <w:t>9010 Västlig taiga</w:t>
+      </w:r>
+      <w:r>
+        <w:t xml:space="preserve"> (SLU Artdatabanken, 2026; Skogsstyrelsen, 2016).</w:t>
+      </w:r>
     </w:p>
     <w:p>
       <w:r>
@@ -536,6 +587,43 @@
     <w:p>
       <w:r>
         <w:t>I BILAGA 1 finns mer detaljerad information om ekologi samt krav på livsmiljö hos fridlysta arter.</w:t>
+      </w:r>
+    </w:p>
+    <w:p>
+      <w:pPr>
+        <w:pStyle w:val="Heading2"/>
+      </w:pPr>
+      <w:r>
+        <w:t>Övriga naturvårdsarter</w:t>
+      </w:r>
+    </w:p>
+    <w:p>
+      <w:r>
+        <w:rPr>
+          <w:b/>
+        </w:rPr>
+        <w:t>Mindre märgborre</w:t>
+      </w:r>
+      <w:r>
+        <w:t xml:space="preserve"> är en signalart för tallskog med höga naturvärden och betraktas tillsammans med skarptandad barkborre som nyckelarter för ett antal sällsynta åtgärdsprogramsarter som är beroende av deras gångsystem. Bland dessa kan nämnas avlång barkborre (VU), </w:t>
+      </w:r>
+      <w:r>
+        <w:rPr>
+          <w:i/>
+        </w:rPr>
+        <w:t>Corticeus longulus</w:t>
+      </w:r>
+      <w:r>
+        <w:t xml:space="preserve"> (VU), tallgångbagge (VU), cholodkovskys bastborre (NT) och tallbarksvartbagge (NT). Den mindre märgborrens måsvingeliknande gnaggångar är lätta att känna igen och hittas ofta på grova tallgrenar på marken. Rika förekomster av främst mindre märgborre men även skarptandad barkborre är en signal för artrikedom och inventeringar har visat att det är i skogar med en naturlig självgallring som det skapas förutsättningar för dessa arter samt de efterföljande åtgärdsprogramsarterna. Tallskogar med stark förekomst av mindre märgborre och skarptandad barkborre bör avsättas som reservat. Generellt bör hänsyn tas vid slutavverkning av talldominerad skog så att avverkningsrester som gren- och toppdelar lämnas. Mindre märgborre är typisk art för </w:t>
+      </w:r>
+      <w:r>
+        <w:rPr>
+          <w:i/>
+        </w:rPr>
+        <w:t>9060 Åsbarrskog</w:t>
+      </w:r>
+      <w:r>
+        <w:t xml:space="preserve"> (SLU Artdatabanken, 2026; Pettersson, 2014; Hedgren, 2012; Gunnarsson m fl., 1999).</w:t>
       </w:r>
     </w:p>
     <w:p>
@@ -644,7 +732,7 @@
         <w:rPr>
           <w:i/>
         </w:rPr>
-        <w:t>I det avverkningsanmälda skogsområdet har 8 naturvårdsarter varav 6 rödlistade arter sina livsmiljöer och växtplatser.</w:t>
+        <w:t>I det avverkningsanmälda skogsområdet har 13 naturvårdsarter varav 5 rödlistade arter sina livsmiljöer och växtplatser.</w:t>
       </w:r>
     </w:p>
     <w:p>
@@ -937,7 +1025,7 @@
     </w:p>
     <w:p>
       <w:r>
-        <w:t>En analys av 79 floraväktarlokaler åren 1990–2015 vilka återbesökts under 2020–2024 visade på en tydlig negativ påverkan på knärotsförekomster från större hyggen i närområdet (inom 150–200 m) vilket indikerar att kanteffekter har en stor påverkan på populationerna. Resultaten bekräftar knärotens känslighet för kanteffekter och visar vikten av att skydda större skogsbestånd för att bevara arten. Om det blir höga andelar (&gt;30%) hyggen inom 200 meter från en knärotsförekomst så ökar risken för att en knärotspopulation dör ut och det verkar det behövas någonstans mellan 100 och 150 meters skyddszon för att bevara arten på lång sikt (Sebestyén &amp; Sundberg, 2025).</w:t>
+        <w:t>En analys av 79 floraväktarlokaler åren 1990–2015 vilka återbesökts under 2020–2024 visade på en tydlig negativ påverkan på knärotsförekomster från större hyggen i närområdet (inom 150–200 m) vilket indikerar att kanteffekter har en stor påverkan på populationerna. Resultaten bekräftar knärotens känslighet för kanteffekter och visar vikten av att skydda större skogsbestånd för att bevara arten. Om det blir höga andelar (&gt;30%) hyggen inom 200 meter från en knärotsförekomst så ökar risken för att en knärotspopulation dör ut och det verkar det behövas någonstans mellan 100 och 150 meters skyddszon för att bevara arten på lång sikt (Sebestyén &amp; Sundberg, 2025). Detta stöds även av en studie (Johansson et al, 2026) baserad på data från Riksskogstaxeringen som visar att knäroten minskat med 66 % under perioden 1993–2022 samt att det finns en stark korrelation mellan minskande arealer kontinuitetsskog och lokal utdöenderisk. Knäroten uppvisade en mycket låg koloniseringsgrad (0,7 % över 10 år) i kombination med hög lokal utrotningsrisk (75,2 %), där utrotningssannolikheten ökade kraftigt när arealen kontinuitetsskog minskade mellan undersökningar, t.ex. på grund av kalhyggesbruk (Johansson et al., 2026).</w:t>
       </w:r>
     </w:p>
     <w:p>
@@ -982,7 +1070,7 @@
     </w:p>
     <w:p>
       <w:r>
-        <w:t>En nyligen publicerad vetenskaplig uppsats av Koelmeijer m.fl. (2022) inkluderar orkidén knärots skyddsbehov. I uppsatsen berörs problemet med uttorkning för växter, bl.a. för knärot, ett problem som blivit accentuerat på grund av den pågående klimatförändringen och torra somrar, t.ex. den exceptionellt torra sommaren 2018. I uppsatsen undersöks områden med tre olika avstånd från kalhyggeskant med avseende på skydd bl.a. för knärot. Det första området har avstånd upp till 20 m från hyggeskant (Strong edge effect), det andra 20–40 m från hyggeskant (Weak edge effect) och det tredje avser större avstånd från hyggeskant, där kanteffekten anses vara försumbar (Interior). Ett resultat var att man fann stor eller mycket stor uttorkningseffekt på känsliga och rödlistade skogsarter vid de kortare avstånden till hyggeskant, medan effekt av uttorkning inte konstaterades på större avstånd (Interior). För orkidén knärot fann man en rik förekomst (upp till 0,06 dm2/m2) på stort avstånd från hyggeskant (Interior), medan förekomsten var liten eller närmast försumbar i de områden som klassificerades som Weak edge effect respektive Strong edge effect. Arbetet påpekar att de allt oftare förekommande torra somrarna ger ytterligare skäl att utöka skyddsavståndet från hyggen till den fuktkrävande arten knärot (Koelmeijer m.fl., 2022).</w:t>
+        <w:t>Ytterligare en studie (Koelmeijer m.fl., 2022) inkluderar knärotens skyddsbehov. I uppsatsen berörs problemet med uttorkning för växter, bl.a. för knärot, ett problem som blivit accentuerat på grund av den pågående klimatförändringen och torra somrar, t.ex. den exceptionellt torra sommaren 2018. I uppsatsen undersöks områden med tre olika avstånd från kalhyggeskant med avseende på skydd bl.a. för knärot. Det första området har avstånd upp till 20 m från hyggeskant (Strong edge effect), det andra 20–40 m från hyggeskant (Weak edge effect) och det tredje avser större avstånd från hyggeskant, där kanteffekten anses vara försumbar (Interior). Ett resultat var att man fann stor eller mycket stor uttorkningseffekt på känsliga och rödlistade skogsarter vid de kortare avstånden till hyggeskant, medan effekt av uttorkning inte konstaterades på större avstånd (Interior). För orkidén knärot fann man en rik förekomst (upp till 0,06 dm2/m2) på stort avstånd från hyggeskant (Interior), medan förekomsten var liten eller närmast försumbar i de områden som klassificerades som Weak edge effect respektive Strong edge effect. Arbetet påpekar att de allt oftare förekommande torra somrarna ger ytterligare skäl att utöka skyddsavståndet från hyggen till den fuktkrävande arten knärot (Koelmeijer m.fl., 2022).</w:t>
       </w:r>
     </w:p>
     <w:p>
@@ -1014,7 +1102,7 @@
         <w:t xml:space="preserve">Short-term response of the herbaceous layer within leave patches after harvest. </w:t>
       </w:r>
       <w:r>
-        <w:t>Forest Ecology and Management 257, 1014–1025</w:t>
+        <w:t>Forest Ecology and Management 257, 1014–1025.</w:t>
       </w:r>
     </w:p>
     <w:p>
@@ -1028,7 +1116,30 @@
         <w:t xml:space="preserve">Level and pattern of overstory retention interact to shape long-term responses of understories to timber harvest. </w:t>
       </w:r>
       <w:r>
-        <w:t>Ecological Applications, 22, 2049–2064</w:t>
+        <w:t>Ecological Applications, 22, 2049–2064.</w:t>
+      </w:r>
+    </w:p>
+    <w:p>
+      <w:r>
+        <w:t>Johansson, V., Jansson, M. och Bergman, K-O</w:t>
+      </w:r>
+      <w:r>
+        <w:rPr>
+          <w:i/>
+        </w:rPr>
+        <w:t>.</w:t>
+      </w:r>
+      <w:r>
+        <w:t>, 2026.</w:t>
+      </w:r>
+      <w:r>
+        <w:rPr>
+          <w:i/>
+        </w:rPr>
+        <w:t xml:space="preserve"> A 30-year population decline of a threatened forest orchid associated with old growth forests</w:t>
+      </w:r>
+      <w:r>
+        <w:t>. Department of Physics, Chemistry and Biology (IFM), Linköping University.</w:t>
       </w:r>
     </w:p>
     <w:p>
@@ -1042,7 +1153,7 @@
         <w:t>Retention Forestry as a Conservation Measure for Boreal Forest Ground Vegetation</w:t>
       </w:r>
       <w:r>
-        <w:t>. Doktorsavhandling, SLU, Uppsala</w:t>
+        <w:t>. Doktorsavhandling, SLU, Uppsala.</w:t>
       </w:r>
     </w:p>
     <w:p>
@@ -1056,7 +1167,7 @@
         <w:t xml:space="preserve">Interactive effects of drought and edge exposure on old-growth forest understory species. </w:t>
       </w:r>
       <w:r>
-        <w:t>Landscape Ecology, 37, sid 1839–1853</w:t>
+        <w:t>Landscape Ecology, 37, sid 1839–1853.</w:t>
       </w:r>
     </w:p>
     <w:p>
@@ -1084,7 +1195,7 @@
         <w:t>Påverkan på knärotslokaler från hyggen i närheten.</w:t>
       </w:r>
       <w:r>
-        <w:t xml:space="preserve"> DAPHNE 36:1 2025. Botaniska Sällskapet i Stockholm</w:t>
+        <w:t xml:space="preserve"> DAPHNE 36:1 2025. Botaniska Sällskapet i Stockholm.</w:t>
       </w:r>
     </w:p>
     <w:p>
@@ -1098,7 +1209,7 @@
         <w:t xml:space="preserve">Vägledning för hänsyn till knärot. </w:t>
       </w:r>
       <w:r>
-        <w:t>https://www.skogsstyrelsen.se/lag-och-tillsyn/artskydd/vagledningar-och-kunskapsstod-artskydd/vagledning-for-hansyn-till-knarot/</w:t>
+        <w:t>https://www.skogsstyrelsen.se/lag-och-tillsyn/artskydd/vagledningar-och-kunskapsstod-artskydd/vagledning-for-hansyn-till-knarot/.</w:t>
       </w:r>
     </w:p>
     <w:p>
@@ -1112,7 +1223,115 @@
         <w:t xml:space="preserve">Artfaktablad. Naturvård – artfakta. </w:t>
       </w:r>
       <w:r>
-        <w:t>SLU Artdatabanken, Uppsala</w:t>
+        <w:t>SLU Artdatabanken, Uppsala.</w:t>
+      </w:r>
+    </w:p>
+    <w:p>
+      <w:pPr>
+        <w:pStyle w:val="Heading1"/>
+      </w:pPr>
+      <w:r>
+        <w:t>Mindre flugsnappare – ekologi samt krav på livsmiljön</w:t>
+      </w:r>
+    </w:p>
+    <w:p>
+      <w:r>
+        <w:t xml:space="preserve">Mindre flugsnappare (§4), som omfattas av bilaga 1 EU:s fågeldirektiv och är typisk art för </w:t>
+      </w:r>
+      <w:r>
+        <w:rPr>
+          <w:i/>
+        </w:rPr>
+        <w:t>9080 Lövsumpskog</w:t>
+      </w:r>
+      <w:r>
+        <w:t>, förekommer spritt men sällsynt i större delen av landet men är vanligast i södra Sverige och utmed Norrlandskusten. Den häckar i tät, ogallrad och flerskiktad blandskog med hög bonitet och krontäckning. Reviren är ofta belägna nära stränder, kärr eller bäckar där marken är fuktig eller vattendränkt och i många fall finns det rikligt med död ved i form av högstubbar. Trädslagsfördelningen har mindre betydelse än skogens struktur, och häckningar sker såväl i ädellövskog (i södra Sverige ofta i bokskog) som i nästan ren granskog (SLU Artdatabanken, 2024; Skogsstyrelsen, 2016).</w:t>
+      </w:r>
+    </w:p>
+    <w:p>
+      <w:r>
+        <w:t>Reviret är litet, omkring 1 hektar, och arten kan därför häcka även i små områden med lämplig miljö, till exempel bokbackar insprängda i annan skog. Däremot bör detta reviret ansluta till större områden med sammanhängande skog, eftersom arten undviker bryn mot öppen mark. Boet placeras oftast i döda träd, i håligheter och bakom barkflagor eller liknande (Skogsstyrelsen, 2016).</w:t>
+      </w:r>
+    </w:p>
+    <w:p>
+      <w:r>
+        <w:t>Häckningsplatser för mindre flugsnappare har ofta höga naturvärden knutna till relativt orörda skogar med mycket död ved, rik kryptogamflora och känsligt fältskikt. Mindre flugsnappare kräver förstärkt hänsyn och missgynnas av omdaning av naturskog till produktionsskog, särskilt gallring och avverkning av flerskiktade skogsmiljöer med hög andel döda och döende träd på fuktig eller blöt mark. I södra Sverige missgynnas arten av underröjning och gallring av flerskiktad bokskog. Följande åtgärder rekommenderas i Skogsstyrelsens vägledning för hänsyn till mindre flugsnappare (Skogsstyrelsen, 2016).</w:t>
+      </w:r>
+    </w:p>
+    <w:p>
+      <w:pPr>
+        <w:pStyle w:val="ListBullet"/>
+      </w:pPr>
+      <w:r>
+        <w:t>Lämna breda kantzoner (50–100 meter) mot bäckar, sumpskogar, sjöar och myrar.</w:t>
+      </w:r>
+    </w:p>
+    <w:p>
+      <w:pPr>
+        <w:pStyle w:val="ListBullet"/>
+      </w:pPr>
+      <w:r>
+        <w:t>Återställ dikade sumpskogar genom att dämma eller täppta igen diken.</w:t>
+      </w:r>
+    </w:p>
+    <w:p>
+      <w:pPr>
+        <w:pStyle w:val="ListBullet"/>
+      </w:pPr>
+      <w:r>
+        <w:t>Undvik all form av avverkning, inklusive gallring, i sumpskogsmiljöer och spara dem som hänsynsytor.</w:t>
+      </w:r>
+    </w:p>
+    <w:p>
+      <w:pPr>
+        <w:pStyle w:val="ListBullet"/>
+      </w:pPr>
+      <w:r>
+        <w:t>Inom 100 meter från revir av mindre flugsnappare bör det bara ske ett försiktigt virkesuttag.</w:t>
+      </w:r>
+    </w:p>
+    <w:p>
+      <w:pPr>
+        <w:pStyle w:val="ListBullet"/>
+      </w:pPr>
+      <w:r>
+        <w:t>Undvik all form av avverkning i gamla bokskogar av naturskogskaraktär och spara dem som hänsynsytor.</w:t>
+      </w:r>
+    </w:p>
+    <w:p>
+      <w:pPr>
+        <w:pStyle w:val="Heading2"/>
+      </w:pPr>
+      <w:r>
+        <w:t>Referenser – mindre flugsnappare</w:t>
+      </w:r>
+    </w:p>
+    <w:p>
+      <w:r>
+        <w:t xml:space="preserve">Skogsstyrelsen, 2016. </w:t>
+      </w:r>
+      <w:r>
+        <w:rPr>
+          <w:i/>
+        </w:rPr>
+        <w:t xml:space="preserve">Vägledning för hänsyn till mindre flugsnappare. </w:t>
+      </w:r>
+      <w:r>
+        <w:t>Vägledningar och kunskapsstöd artskydd - Skogsstyrelsen</w:t>
+      </w:r>
+    </w:p>
+    <w:p>
+      <w:r>
+        <w:t>SLU Artdatabanken, 2024.</w:t>
+      </w:r>
+      <w:r>
+        <w:rPr>
+          <w:i/>
+        </w:rPr>
+        <w:t xml:space="preserve"> Artfakta: mindre flugsnappare (Ficedula parva). </w:t>
+      </w:r>
+      <w:r>
+        <w:t>https://artfakta.se/taxa/100058</w:t>
       </w:r>
     </w:p>
     <w:p>
@@ -1307,6 +1526,71 @@
       </w:r>
       <w:r>
         <w:t xml:space="preserve"> Länsstyrelsen Gävleborg, Rapport 2009:14.</w:t>
+      </w:r>
+    </w:p>
+    <w:p>
+      <w:pPr>
+        <w:pStyle w:val="Heading1"/>
+      </w:pPr>
+      <w:r>
+        <w:t>Pärluggla – ekologi samt krav på livsmiljön</w:t>
+      </w:r>
+    </w:p>
+    <w:p>
+      <w:r>
+        <w:t xml:space="preserve">Pärluggla (EN, §4) är en starkt hotad art som är typisk art för </w:t>
+      </w:r>
+      <w:r>
+        <w:rPr>
+          <w:i/>
+        </w:rPr>
+        <w:t>9010 Västlig taiga</w:t>
+      </w:r>
+      <w:r>
+        <w:t xml:space="preserve"> och omfattas av bilaga 1 EU:s fågeldirektiv. Beståndet har gradvis minskat sedan början av 1980-talet och efter 2010 tyder data från Svensk Fågeltaxering på att beståndet i det närmaste helt kraschat. Minskningstakten har uppgått till 60 (40–80) % under de senaste 15 åren och överstiger gränsvärdet för starkt hotad (EN) (SLU Artdatabanken, 2026).</w:t>
+      </w:r>
+    </w:p>
+    <w:p>
+      <w:r>
+        <w:t>Pärlugglan är beroende av äldre, varierad skog med goda jaktmöjligheter och god tillgång på lämpliga trädhål som boplatser. Den förekommer med störst täthet i äldre granskog, med inslag av gamla lövträd och luckor och öppningar i form av mindre hyggen, jordbruksmark och liknande. Den häckar även frekvent i barr- och lövblandskogar av tall, björk och asp, där förutsättningarna att finna boplatser är störst. I sydligaste Sverige häckar den ofta i gamla bokbackar, men den är mycket sällsynt i ren bokskog. Hemområdet är i storleksordningen 200–500 hektar, men storleken varierar kraftigt beroende på hur mycket föda det finns. Under dåliga gnagarår kan pärlugglan jaga upp till 4 km från boet medan den under bra år ofta håller sig inom 1 km (SLU Artdatabanken, 2026).</w:t>
+      </w:r>
+    </w:p>
+    <w:p>
+      <w:r>
+        <w:t>Undvik skogsbruksåtgärder som kan skada hänsynskrävande miljöer, som till exempel strand- och sumpskogar med naturskogskaraktär, äldre skog på uddar och öar, raviner, klyftor och blockmarker samt berg- och rasbranter, äldre hällmarksskog, äldre sandtallskogar, naturskogsrester, eller äldre trädbestånd med mycket hänglavar eller död ved (Skogsstyrelsen, 2016).</w:t>
+      </w:r>
+    </w:p>
+    <w:p>
+      <w:pPr>
+        <w:pStyle w:val="Heading2"/>
+      </w:pPr>
+      <w:r>
+        <w:t>Referenser – pärluggla</w:t>
+      </w:r>
+    </w:p>
+    <w:p>
+      <w:r>
+        <w:t xml:space="preserve">SLU Artdatabanken, 2026. </w:t>
+      </w:r>
+      <w:r>
+        <w:rPr>
+          <w:i/>
+        </w:rPr>
+        <w:t xml:space="preserve">Artfaktablad. Naturvård – artfakta. </w:t>
+      </w:r>
+      <w:r>
+        <w:t>SLU Artdatabanken, Uppsala.</w:t>
+      </w:r>
+    </w:p>
+    <w:p>
+      <w:r>
+        <w:t xml:space="preserve">Skogsstyrelsen, 2016. </w:t>
+      </w:r>
+      <w:r>
+        <w:rPr>
+          <w:i/>
+        </w:rPr>
+        <w:t>Vägledning för hänsyn till pärluggla.</w:t>
       </w:r>
     </w:p>
     <w:p>
@@ -1789,7 +2073,7 @@
 </file>
 
 <file path=word/endnotes.xml><?xml version="1.0" encoding="utf-8"?>
-<w:endnotes xmlns:wpc="http://schemas.microsoft.com/office/word/2010/wordprocessingCanvas" xmlns:cx="http://schemas.microsoft.com/office/drawing/2014/chartex" xmlns:cx1="http://schemas.microsoft.com/office/drawing/2015/9/8/chartex" xmlns:cx2="http://schemas.microsoft.com/office/drawing/2015/10/21/chartex" xmlns:cx3="http://schemas.microsoft.com/office/drawing/2016/5/9/chartex" xmlns:cx4="http://schemas.microsoft.com/office/drawing/2016/5/10/chartex" xmlns:cx5="http://schemas.microsoft.com/office/drawing/2016/5/11/chartex" xmlns:cx6="http://schemas.microsoft.com/office/drawing/2016/5/12/chartex" xmlns:cx7="http://schemas.microsoft.com/office/drawing/2016/5/13/chartex" xmlns:cx8="http://schemas.microsoft.com/office/drawing/2016/5/14/chartex" xmlns:mc="http://schemas.openxmlformats.org/markup-compatibility/2006" xmlns:aink="http://schemas.microsoft.com/office/drawing/2016/ink" xmlns:am3d="http://schemas.microsoft.com/office/drawing/2017/model3d" xmlns:o="urn:schemas-microsoft-com:office:office" xmlns:oel="http://schemas.microsoft.com/office/2019/extlst" xmlns:r="http://schemas.openxmlformats.org/officeDocument/2006/relationships" xmlns:m="http://schemas.openxmlformats.org/officeDocument/2006/math" xmlns:v="urn:schemas-microsoft-com:vml" xmlns:wp14="http://schemas.microsoft.com/office/word/2010/wordprocessingDrawing" xmlns:wp="http://schemas.openxmlformats.org/drawingml/2006/wordprocessingDrawing" xmlns:w10="urn:schemas-microsoft-com:office:word" xmlns:w="http://schemas.openxmlformats.org/wordprocessingml/2006/main" xmlns:w14="http://schemas.microsoft.com/office/word/2010/wordml" xmlns:w15="http://schemas.microsoft.com/office/word/2012/wordml" xmlns:w16cex="http://schemas.microsoft.com/office/word/2018/wordml/cex" xmlns:w16cid="http://schemas.microsoft.com/office/word/2016/wordml/cid" xmlns:w16="http://schemas.microsoft.com/office/word/2018/wordml" xmlns:w16sdtdh="http://schemas.microsoft.com/office/word/2020/wordml/sdtdatahash" xmlns:w16se="http://schemas.microsoft.com/office/word/2015/wordml/symex" xmlns:wpg="http://schemas.microsoft.com/office/word/2010/wordprocessingGroup" xmlns:wpi="http://schemas.microsoft.com/office/word/2010/wordprocessingInk" xmlns:wne="http://schemas.microsoft.com/office/word/2006/wordml" xmlns:wps="http://schemas.microsoft.com/office/word/2010/wordprocessingShape" mc:Ignorable="w14 w15 w16se w16cid w16 w16cex w16sdtdh wp14">
+<w:endnotes xmlns:wpc="http://schemas.microsoft.com/office/word/2010/wordprocessingCanvas" xmlns:cx="http://schemas.microsoft.com/office/drawing/2014/chartex" xmlns:cx1="http://schemas.microsoft.com/office/drawing/2015/9/8/chartex" xmlns:cx2="http://schemas.microsoft.com/office/drawing/2015/10/21/chartex" xmlns:cx3="http://schemas.microsoft.com/office/drawing/2016/5/9/chartex" xmlns:cx4="http://schemas.microsoft.com/office/drawing/2016/5/10/chartex" xmlns:cx5="http://schemas.microsoft.com/office/drawing/2016/5/11/chartex" xmlns:cx6="http://schemas.microsoft.com/office/drawing/2016/5/12/chartex" xmlns:cx7="http://schemas.microsoft.com/office/drawing/2016/5/13/chartex" xmlns:cx8="http://schemas.microsoft.com/office/drawing/2016/5/14/chartex" xmlns:mc="http://schemas.openxmlformats.org/markup-compatibility/2006" xmlns:aink="http://schemas.microsoft.com/office/drawing/2016/ink" xmlns:am3d="http://schemas.microsoft.com/office/drawing/2017/model3d" xmlns:o="urn:schemas-microsoft-com:office:office" xmlns:oel="http://schemas.microsoft.com/office/2019/extlst" xmlns:r="http://schemas.openxmlformats.org/officeDocument/2006/relationships" xmlns:m="http://schemas.openxmlformats.org/officeDocument/2006/math" xmlns:v="urn:schemas-microsoft-com:vml" xmlns:wp14="http://schemas.microsoft.com/office/word/2010/wordprocessingDrawing" xmlns:wp="http://schemas.openxmlformats.org/drawingml/2006/wordprocessingDrawing" xmlns:w10="urn:schemas-microsoft-com:office:word" xmlns:w="http://schemas.openxmlformats.org/wordprocessingml/2006/main" xmlns:w14="http://schemas.microsoft.com/office/word/2010/wordml" xmlns:w15="http://schemas.microsoft.com/office/word/2012/wordml" xmlns:w16cex="http://schemas.microsoft.com/office/word/2018/wordml/cex" xmlns:w16cid="http://schemas.microsoft.com/office/word/2016/wordml/cid" xmlns:w16="http://schemas.microsoft.com/office/word/2018/wordml" xmlns:w16du="http://schemas.microsoft.com/office/word/2023/wordml/word16du" xmlns:w16sdtdh="http://schemas.microsoft.com/office/word/2020/wordml/sdtdatahash" xmlns:w16sdtfl="http://schemas.microsoft.com/office/word/2024/wordml/sdtformatlock" xmlns:w16se="http://schemas.microsoft.com/office/word/2015/wordml/symex" xmlns:wpg="http://schemas.microsoft.com/office/word/2010/wordprocessingGroup" xmlns:wpi="http://schemas.microsoft.com/office/word/2010/wordprocessingInk" xmlns:wne="http://schemas.microsoft.com/office/word/2006/wordml" xmlns:wps="http://schemas.microsoft.com/office/word/2010/wordprocessingShape" mc:Ignorable="w14 w15 w16se w16cid w16 w16cex w16sdtdh w16sdtfl w16du wp14">
   <w:endnote w:type="separator" w:id="-1">
     <w:p>
       <w:pPr>
@@ -1814,7 +2098,7 @@
 </file>
 
 <file path=word/footer1.xml><?xml version="1.0" encoding="utf-8"?>
-<w:ftr xmlns:wpc="http://schemas.microsoft.com/office/word/2010/wordprocessingCanvas" xmlns:cx="http://schemas.microsoft.com/office/drawing/2014/chartex" xmlns:cx1="http://schemas.microsoft.com/office/drawing/2015/9/8/chartex" xmlns:cx2="http://schemas.microsoft.com/office/drawing/2015/10/21/chartex" xmlns:cx3="http://schemas.microsoft.com/office/drawing/2016/5/9/chartex" xmlns:cx4="http://schemas.microsoft.com/office/drawing/2016/5/10/chartex" xmlns:cx5="http://schemas.microsoft.com/office/drawing/2016/5/11/chartex" xmlns:cx6="http://schemas.microsoft.com/office/drawing/2016/5/12/chartex" xmlns:cx7="http://schemas.microsoft.com/office/drawing/2016/5/13/chartex" xmlns:cx8="http://schemas.microsoft.com/office/drawing/2016/5/14/chartex" xmlns:mc="http://schemas.openxmlformats.org/markup-compatibility/2006" xmlns:aink="http://schemas.microsoft.com/office/drawing/2016/ink" xmlns:am3d="http://schemas.microsoft.com/office/drawing/2017/model3d" xmlns:o="urn:schemas-microsoft-com:office:office" xmlns:oel="http://schemas.microsoft.com/office/2019/extlst" xmlns:r="http://schemas.openxmlformats.org/officeDocument/2006/relationships" xmlns:m="http://schemas.openxmlformats.org/officeDocument/2006/math" xmlns:v="urn:schemas-microsoft-com:vml" xmlns:wp14="http://schemas.microsoft.com/office/word/2010/wordprocessingDrawing" xmlns:wp="http://schemas.openxmlformats.org/drawingml/2006/wordprocessingDrawing" xmlns:w10="urn:schemas-microsoft-com:office:word" xmlns:w="http://schemas.openxmlformats.org/wordprocessingml/2006/main" xmlns:w14="http://schemas.microsoft.com/office/word/2010/wordml" xmlns:w15="http://schemas.microsoft.com/office/word/2012/wordml" xmlns:w16cex="http://schemas.microsoft.com/office/word/2018/wordml/cex" xmlns:w16cid="http://schemas.microsoft.com/office/word/2016/wordml/cid" xmlns:w16="http://schemas.microsoft.com/office/word/2018/wordml" xmlns:w16sdtdh="http://schemas.microsoft.com/office/word/2020/wordml/sdtdatahash" xmlns:w16se="http://schemas.microsoft.com/office/word/2015/wordml/symex" xmlns:wpg="http://schemas.microsoft.com/office/word/2010/wordprocessingGroup" xmlns:wpi="http://schemas.microsoft.com/office/word/2010/wordprocessingInk" xmlns:wne="http://schemas.microsoft.com/office/word/2006/wordml" xmlns:wps="http://schemas.microsoft.com/office/word/2010/wordprocessingShape" mc:Ignorable="w14 w15 w16se w16cid w16 w16cex w16sdtdh wp14">
+<w:ftr xmlns:wpc="http://schemas.microsoft.com/office/word/2010/wordprocessingCanvas" xmlns:cx="http://schemas.microsoft.com/office/drawing/2014/chartex" xmlns:cx1="http://schemas.microsoft.com/office/drawing/2015/9/8/chartex" xmlns:cx2="http://schemas.microsoft.com/office/drawing/2015/10/21/chartex" xmlns:cx3="http://schemas.microsoft.com/office/drawing/2016/5/9/chartex" xmlns:cx4="http://schemas.microsoft.com/office/drawing/2016/5/10/chartex" xmlns:cx5="http://schemas.microsoft.com/office/drawing/2016/5/11/chartex" xmlns:cx6="http://schemas.microsoft.com/office/drawing/2016/5/12/chartex" xmlns:cx7="http://schemas.microsoft.com/office/drawing/2016/5/13/chartex" xmlns:cx8="http://schemas.microsoft.com/office/drawing/2016/5/14/chartex" xmlns:mc="http://schemas.openxmlformats.org/markup-compatibility/2006" xmlns:aink="http://schemas.microsoft.com/office/drawing/2016/ink" xmlns:am3d="http://schemas.microsoft.com/office/drawing/2017/model3d" xmlns:o="urn:schemas-microsoft-com:office:office" xmlns:oel="http://schemas.microsoft.com/office/2019/extlst" xmlns:r="http://schemas.openxmlformats.org/officeDocument/2006/relationships" xmlns:m="http://schemas.openxmlformats.org/officeDocument/2006/math" xmlns:v="urn:schemas-microsoft-com:vml" xmlns:wp14="http://schemas.microsoft.com/office/word/2010/wordprocessingDrawing" xmlns:wp="http://schemas.openxmlformats.org/drawingml/2006/wordprocessingDrawing" xmlns:w10="urn:schemas-microsoft-com:office:word" xmlns:w="http://schemas.openxmlformats.org/wordprocessingml/2006/main" xmlns:w14="http://schemas.microsoft.com/office/word/2010/wordml" xmlns:w15="http://schemas.microsoft.com/office/word/2012/wordml" xmlns:w16cex="http://schemas.microsoft.com/office/word/2018/wordml/cex" xmlns:w16cid="http://schemas.microsoft.com/office/word/2016/wordml/cid" xmlns:w16="http://schemas.microsoft.com/office/word/2018/wordml" xmlns:w16du="http://schemas.microsoft.com/office/word/2023/wordml/word16du" xmlns:w16sdtdh="http://schemas.microsoft.com/office/word/2020/wordml/sdtdatahash" xmlns:w16sdtfl="http://schemas.microsoft.com/office/word/2024/wordml/sdtformatlock" xmlns:w16se="http://schemas.microsoft.com/office/word/2015/wordml/symex" xmlns:wpg="http://schemas.microsoft.com/office/word/2010/wordprocessingGroup" xmlns:wpi="http://schemas.microsoft.com/office/word/2010/wordprocessingInk" xmlns:wne="http://schemas.microsoft.com/office/word/2006/wordml" xmlns:wps="http://schemas.microsoft.com/office/word/2010/wordprocessingShape" mc:Ignorable="w14 w15 w16se w16cid w16 w16cex w16sdtdh w16sdtfl w16du wp14">
   <w:p>
     <w:pPr>
       <w:pStyle w:val="Footer"/>
@@ -1824,7 +2108,7 @@
 </file>
 
 <file path=word/footer2.xml><?xml version="1.0" encoding="utf-8"?>
-<w:ftr xmlns:wpc="http://schemas.microsoft.com/office/word/2010/wordprocessingCanvas" xmlns:cx="http://schemas.microsoft.com/office/drawing/2014/chartex" xmlns:cx1="http://schemas.microsoft.com/office/drawing/2015/9/8/chartex" xmlns:cx2="http://schemas.microsoft.com/office/drawing/2015/10/21/chartex" xmlns:cx3="http://schemas.microsoft.com/office/drawing/2016/5/9/chartex" xmlns:cx4="http://schemas.microsoft.com/office/drawing/2016/5/10/chartex" xmlns:cx5="http://schemas.microsoft.com/office/drawing/2016/5/11/chartex" xmlns:cx6="http://schemas.microsoft.com/office/drawing/2016/5/12/chartex" xmlns:cx7="http://schemas.microsoft.com/office/drawing/2016/5/13/chartex" xmlns:cx8="http://schemas.microsoft.com/office/drawing/2016/5/14/chartex" xmlns:mc="http://schemas.openxmlformats.org/markup-compatibility/2006" xmlns:aink="http://schemas.microsoft.com/office/drawing/2016/ink" xmlns:am3d="http://schemas.microsoft.com/office/drawing/2017/model3d" xmlns:o="urn:schemas-microsoft-com:office:office" xmlns:oel="http://schemas.microsoft.com/office/2019/extlst" xmlns:r="http://schemas.openxmlformats.org/officeDocument/2006/relationships" xmlns:m="http://schemas.openxmlformats.org/officeDocument/2006/math" xmlns:v="urn:schemas-microsoft-com:vml" xmlns:wp14="http://schemas.microsoft.com/office/word/2010/wordprocessingDrawing" xmlns:wp="http://schemas.openxmlformats.org/drawingml/2006/wordprocessingDrawing" xmlns:w10="urn:schemas-microsoft-com:office:word" xmlns:w="http://schemas.openxmlformats.org/wordprocessingml/2006/main" xmlns:w14="http://schemas.microsoft.com/office/word/2010/wordml" xmlns:w15="http://schemas.microsoft.com/office/word/2012/wordml" xmlns:w16cex="http://schemas.microsoft.com/office/word/2018/wordml/cex" xmlns:w16cid="http://schemas.microsoft.com/office/word/2016/wordml/cid" xmlns:w16="http://schemas.microsoft.com/office/word/2018/wordml" xmlns:w16sdtdh="http://schemas.microsoft.com/office/word/2020/wordml/sdtdatahash" xmlns:w16se="http://schemas.microsoft.com/office/word/2015/wordml/symex" xmlns:wpg="http://schemas.microsoft.com/office/word/2010/wordprocessingGroup" xmlns:wpi="http://schemas.microsoft.com/office/word/2010/wordprocessingInk" xmlns:wne="http://schemas.microsoft.com/office/word/2006/wordml" xmlns:wps="http://schemas.microsoft.com/office/word/2010/wordprocessingShape" mc:Ignorable="w14 w15 w16se w16cid w16 w16cex w16sdtdh wp14">
+<w:ftr xmlns:wpc="http://schemas.microsoft.com/office/word/2010/wordprocessingCanvas" xmlns:cx="http://schemas.microsoft.com/office/drawing/2014/chartex" xmlns:cx1="http://schemas.microsoft.com/office/drawing/2015/9/8/chartex" xmlns:cx2="http://schemas.microsoft.com/office/drawing/2015/10/21/chartex" xmlns:cx3="http://schemas.microsoft.com/office/drawing/2016/5/9/chartex" xmlns:cx4="http://schemas.microsoft.com/office/drawing/2016/5/10/chartex" xmlns:cx5="http://schemas.microsoft.com/office/drawing/2016/5/11/chartex" xmlns:cx6="http://schemas.microsoft.com/office/drawing/2016/5/12/chartex" xmlns:cx7="http://schemas.microsoft.com/office/drawing/2016/5/13/chartex" xmlns:cx8="http://schemas.microsoft.com/office/drawing/2016/5/14/chartex" xmlns:mc="http://schemas.openxmlformats.org/markup-compatibility/2006" xmlns:aink="http://schemas.microsoft.com/office/drawing/2016/ink" xmlns:am3d="http://schemas.microsoft.com/office/drawing/2017/model3d" xmlns:o="urn:schemas-microsoft-com:office:office" xmlns:oel="http://schemas.microsoft.com/office/2019/extlst" xmlns:r="http://schemas.openxmlformats.org/officeDocument/2006/relationships" xmlns:m="http://schemas.openxmlformats.org/officeDocument/2006/math" xmlns:v="urn:schemas-microsoft-com:vml" xmlns:wp14="http://schemas.microsoft.com/office/word/2010/wordprocessingDrawing" xmlns:wp="http://schemas.openxmlformats.org/drawingml/2006/wordprocessingDrawing" xmlns:w10="urn:schemas-microsoft-com:office:word" xmlns:w="http://schemas.openxmlformats.org/wordprocessingml/2006/main" xmlns:w14="http://schemas.microsoft.com/office/word/2010/wordml" xmlns:w15="http://schemas.microsoft.com/office/word/2012/wordml" xmlns:w16cex="http://schemas.microsoft.com/office/word/2018/wordml/cex" xmlns:w16cid="http://schemas.microsoft.com/office/word/2016/wordml/cid" xmlns:w16="http://schemas.microsoft.com/office/word/2018/wordml" xmlns:w16du="http://schemas.microsoft.com/office/word/2023/wordml/word16du" xmlns:w16sdtdh="http://schemas.microsoft.com/office/word/2020/wordml/sdtdatahash" xmlns:w16sdtfl="http://schemas.microsoft.com/office/word/2024/wordml/sdtformatlock" xmlns:w16se="http://schemas.microsoft.com/office/word/2015/wordml/symex" xmlns:wpg="http://schemas.microsoft.com/office/word/2010/wordprocessingGroup" xmlns:wpi="http://schemas.microsoft.com/office/word/2010/wordprocessingInk" xmlns:wne="http://schemas.microsoft.com/office/word/2006/wordml" xmlns:wps="http://schemas.microsoft.com/office/word/2010/wordprocessingShape" mc:Ignorable="w14 w15 w16se w16cid w16 w16cex w16sdtdh w16sdtfl w16du wp14">
   <w:p>
     <w:pPr>
       <w:pStyle w:val="Footer"/>
@@ -1834,7 +2118,7 @@
 </file>
 
 <file path=word/footer3.xml><?xml version="1.0" encoding="utf-8"?>
-<w:ftr xmlns:wpc="http://schemas.microsoft.com/office/word/2010/wordprocessingCanvas" xmlns:cx="http://schemas.microsoft.com/office/drawing/2014/chartex" xmlns:cx1="http://schemas.microsoft.com/office/drawing/2015/9/8/chartex" xmlns:cx2="http://schemas.microsoft.com/office/drawing/2015/10/21/chartex" xmlns:cx3="http://schemas.microsoft.com/office/drawing/2016/5/9/chartex" xmlns:cx4="http://schemas.microsoft.com/office/drawing/2016/5/10/chartex" xmlns:cx5="http://schemas.microsoft.com/office/drawing/2016/5/11/chartex" xmlns:cx6="http://schemas.microsoft.com/office/drawing/2016/5/12/chartex" xmlns:cx7="http://schemas.microsoft.com/office/drawing/2016/5/13/chartex" xmlns:cx8="http://schemas.microsoft.com/office/drawing/2016/5/14/chartex" xmlns:mc="http://schemas.openxmlformats.org/markup-compatibility/2006" xmlns:aink="http://schemas.microsoft.com/office/drawing/2016/ink" xmlns:am3d="http://schemas.microsoft.com/office/drawing/2017/model3d" xmlns:o="urn:schemas-microsoft-com:office:office" xmlns:oel="http://schemas.microsoft.com/office/2019/extlst" xmlns:r="http://schemas.openxmlformats.org/officeDocument/2006/relationships" xmlns:m="http://schemas.openxmlformats.org/officeDocument/2006/math" xmlns:v="urn:schemas-microsoft-com:vml" xmlns:wp14="http://schemas.microsoft.com/office/word/2010/wordprocessingDrawing" xmlns:wp="http://schemas.openxmlformats.org/drawingml/2006/wordprocessingDrawing" xmlns:w10="urn:schemas-microsoft-com:office:word" xmlns:w="http://schemas.openxmlformats.org/wordprocessingml/2006/main" xmlns:w14="http://schemas.microsoft.com/office/word/2010/wordml" xmlns:w15="http://schemas.microsoft.com/office/word/2012/wordml" xmlns:w16cex="http://schemas.microsoft.com/office/word/2018/wordml/cex" xmlns:w16cid="http://schemas.microsoft.com/office/word/2016/wordml/cid" xmlns:w16="http://schemas.microsoft.com/office/word/2018/wordml" xmlns:w16sdtdh="http://schemas.microsoft.com/office/word/2020/wordml/sdtdatahash" xmlns:w16se="http://schemas.microsoft.com/office/word/2015/wordml/symex" xmlns:wpg="http://schemas.microsoft.com/office/word/2010/wordprocessingGroup" xmlns:wpi="http://schemas.microsoft.com/office/word/2010/wordprocessingInk" xmlns:wne="http://schemas.microsoft.com/office/word/2006/wordml" xmlns:wps="http://schemas.microsoft.com/office/word/2010/wordprocessingShape" mc:Ignorable="w14 w15 w16se w16cid w16 w16cex w16sdtdh wp14">
+<w:ftr xmlns:wpc="http://schemas.microsoft.com/office/word/2010/wordprocessingCanvas" xmlns:cx="http://schemas.microsoft.com/office/drawing/2014/chartex" xmlns:cx1="http://schemas.microsoft.com/office/drawing/2015/9/8/chartex" xmlns:cx2="http://schemas.microsoft.com/office/drawing/2015/10/21/chartex" xmlns:cx3="http://schemas.microsoft.com/office/drawing/2016/5/9/chartex" xmlns:cx4="http://schemas.microsoft.com/office/drawing/2016/5/10/chartex" xmlns:cx5="http://schemas.microsoft.com/office/drawing/2016/5/11/chartex" xmlns:cx6="http://schemas.microsoft.com/office/drawing/2016/5/12/chartex" xmlns:cx7="http://schemas.microsoft.com/office/drawing/2016/5/13/chartex" xmlns:cx8="http://schemas.microsoft.com/office/drawing/2016/5/14/chartex" xmlns:mc="http://schemas.openxmlformats.org/markup-compatibility/2006" xmlns:aink="http://schemas.microsoft.com/office/drawing/2016/ink" xmlns:am3d="http://schemas.microsoft.com/office/drawing/2017/model3d" xmlns:o="urn:schemas-microsoft-com:office:office" xmlns:oel="http://schemas.microsoft.com/office/2019/extlst" xmlns:r="http://schemas.openxmlformats.org/officeDocument/2006/relationships" xmlns:m="http://schemas.openxmlformats.org/officeDocument/2006/math" xmlns:v="urn:schemas-microsoft-com:vml" xmlns:wp14="http://schemas.microsoft.com/office/word/2010/wordprocessingDrawing" xmlns:wp="http://schemas.openxmlformats.org/drawingml/2006/wordprocessingDrawing" xmlns:w10="urn:schemas-microsoft-com:office:word" xmlns:w="http://schemas.openxmlformats.org/wordprocessingml/2006/main" xmlns:w14="http://schemas.microsoft.com/office/word/2010/wordml" xmlns:w15="http://schemas.microsoft.com/office/word/2012/wordml" xmlns:w16cex="http://schemas.microsoft.com/office/word/2018/wordml/cex" xmlns:w16cid="http://schemas.microsoft.com/office/word/2016/wordml/cid" xmlns:w16="http://schemas.microsoft.com/office/word/2018/wordml" xmlns:w16du="http://schemas.microsoft.com/office/word/2023/wordml/word16du" xmlns:w16sdtdh="http://schemas.microsoft.com/office/word/2020/wordml/sdtdatahash" xmlns:w16sdtfl="http://schemas.microsoft.com/office/word/2024/wordml/sdtformatlock" xmlns:w16se="http://schemas.microsoft.com/office/word/2015/wordml/symex" xmlns:wpg="http://schemas.microsoft.com/office/word/2010/wordprocessingGroup" xmlns:wpi="http://schemas.microsoft.com/office/word/2010/wordprocessingInk" xmlns:wne="http://schemas.microsoft.com/office/word/2006/wordml" xmlns:wps="http://schemas.microsoft.com/office/word/2010/wordprocessingShape" mc:Ignorable="w14 w15 w16se w16cid w16 w16cex w16sdtdh w16sdtfl w16du wp14">
   <w:p>
     <w:pPr>
       <w:pStyle w:val="Footer"/>
@@ -1844,7 +2128,7 @@
 </file>
 
 <file path=word/footnotes.xml><?xml version="1.0" encoding="utf-8"?>
-<w:footnotes xmlns:wpc="http://schemas.microsoft.com/office/word/2010/wordprocessingCanvas" xmlns:cx="http://schemas.microsoft.com/office/drawing/2014/chartex" xmlns:cx1="http://schemas.microsoft.com/office/drawing/2015/9/8/chartex" xmlns:cx2="http://schemas.microsoft.com/office/drawing/2015/10/21/chartex" xmlns:cx3="http://schemas.microsoft.com/office/drawing/2016/5/9/chartex" xmlns:cx4="http://schemas.microsoft.com/office/drawing/2016/5/10/chartex" xmlns:cx5="http://schemas.microsoft.com/office/drawing/2016/5/11/chartex" xmlns:cx6="http://schemas.microsoft.com/office/drawing/2016/5/12/chartex" xmlns:cx7="http://schemas.microsoft.com/office/drawing/2016/5/13/chartex" xmlns:cx8="http://schemas.microsoft.com/office/drawing/2016/5/14/chartex" xmlns:mc="http://schemas.openxmlformats.org/markup-compatibility/2006" xmlns:aink="http://schemas.microsoft.com/office/drawing/2016/ink" xmlns:am3d="http://schemas.microsoft.com/office/drawing/2017/model3d" xmlns:o="urn:schemas-microsoft-com:office:office" xmlns:oel="http://schemas.microsoft.com/office/2019/extlst" xmlns:r="http://schemas.openxmlformats.org/officeDocument/2006/relationships" xmlns:m="http://schemas.openxmlformats.org/officeDocument/2006/math" xmlns:v="urn:schemas-microsoft-com:vml" xmlns:wp14="http://schemas.microsoft.com/office/word/2010/wordprocessingDrawing" xmlns:wp="http://schemas.openxmlformats.org/drawingml/2006/wordprocessingDrawing" xmlns:w10="urn:schemas-microsoft-com:office:word" xmlns:w="http://schemas.openxmlformats.org/wordprocessingml/2006/main" xmlns:w14="http://schemas.microsoft.com/office/word/2010/wordml" xmlns:w15="http://schemas.microsoft.com/office/word/2012/wordml" xmlns:w16cex="http://schemas.microsoft.com/office/word/2018/wordml/cex" xmlns:w16cid="http://schemas.microsoft.com/office/word/2016/wordml/cid" xmlns:w16="http://schemas.microsoft.com/office/word/2018/wordml" xmlns:w16sdtdh="http://schemas.microsoft.com/office/word/2020/wordml/sdtdatahash" xmlns:w16se="http://schemas.microsoft.com/office/word/2015/wordml/symex" xmlns:wpg="http://schemas.microsoft.com/office/word/2010/wordprocessingGroup" xmlns:wpi="http://schemas.microsoft.com/office/word/2010/wordprocessingInk" xmlns:wne="http://schemas.microsoft.com/office/word/2006/wordml" xmlns:wps="http://schemas.microsoft.com/office/word/2010/wordprocessingShape" mc:Ignorable="w14 w15 w16se w16cid w16 w16cex w16sdtdh wp14">
+<w:footnotes xmlns:wpc="http://schemas.microsoft.com/office/word/2010/wordprocessingCanvas" xmlns:cx="http://schemas.microsoft.com/office/drawing/2014/chartex" xmlns:cx1="http://schemas.microsoft.com/office/drawing/2015/9/8/chartex" xmlns:cx2="http://schemas.microsoft.com/office/drawing/2015/10/21/chartex" xmlns:cx3="http://schemas.microsoft.com/office/drawing/2016/5/9/chartex" xmlns:cx4="http://schemas.microsoft.com/office/drawing/2016/5/10/chartex" xmlns:cx5="http://schemas.microsoft.com/office/drawing/2016/5/11/chartex" xmlns:cx6="http://schemas.microsoft.com/office/drawing/2016/5/12/chartex" xmlns:cx7="http://schemas.microsoft.com/office/drawing/2016/5/13/chartex" xmlns:cx8="http://schemas.microsoft.com/office/drawing/2016/5/14/chartex" xmlns:mc="http://schemas.openxmlformats.org/markup-compatibility/2006" xmlns:aink="http://schemas.microsoft.com/office/drawing/2016/ink" xmlns:am3d="http://schemas.microsoft.com/office/drawing/2017/model3d" xmlns:o="urn:schemas-microsoft-com:office:office" xmlns:oel="http://schemas.microsoft.com/office/2019/extlst" xmlns:r="http://schemas.openxmlformats.org/officeDocument/2006/relationships" xmlns:m="http://schemas.openxmlformats.org/officeDocument/2006/math" xmlns:v="urn:schemas-microsoft-com:vml" xmlns:wp14="http://schemas.microsoft.com/office/word/2010/wordprocessingDrawing" xmlns:wp="http://schemas.openxmlformats.org/drawingml/2006/wordprocessingDrawing" xmlns:w10="urn:schemas-microsoft-com:office:word" xmlns:w="http://schemas.openxmlformats.org/wordprocessingml/2006/main" xmlns:w14="http://schemas.microsoft.com/office/word/2010/wordml" xmlns:w15="http://schemas.microsoft.com/office/word/2012/wordml" xmlns:w16cex="http://schemas.microsoft.com/office/word/2018/wordml/cex" xmlns:w16cid="http://schemas.microsoft.com/office/word/2016/wordml/cid" xmlns:w16="http://schemas.microsoft.com/office/word/2018/wordml" xmlns:w16du="http://schemas.microsoft.com/office/word/2023/wordml/word16du" xmlns:w16sdtdh="http://schemas.microsoft.com/office/word/2020/wordml/sdtdatahash" xmlns:w16sdtfl="http://schemas.microsoft.com/office/word/2024/wordml/sdtformatlock" xmlns:w16se="http://schemas.microsoft.com/office/word/2015/wordml/symex" xmlns:wpg="http://schemas.microsoft.com/office/word/2010/wordprocessingGroup" xmlns:wpi="http://schemas.microsoft.com/office/word/2010/wordprocessingInk" xmlns:wne="http://schemas.microsoft.com/office/word/2006/wordml" xmlns:wps="http://schemas.microsoft.com/office/word/2010/wordprocessingShape" mc:Ignorable="w14 w15 w16se w16cid w16 w16cex w16sdtdh w16sdtfl w16du wp14">
   <w:footnote w:type="separator" w:id="-1">
     <w:p>
       <w:pPr>
@@ -1869,7 +2153,7 @@
 </file>
 
 <file path=word/header1.xml><?xml version="1.0" encoding="utf-8"?>
-<w:hdr xmlns:wpc="http://schemas.microsoft.com/office/word/2010/wordprocessingCanvas" xmlns:cx="http://schemas.microsoft.com/office/drawing/2014/chartex" xmlns:cx1="http://schemas.microsoft.com/office/drawing/2015/9/8/chartex" xmlns:cx2="http://schemas.microsoft.com/office/drawing/2015/10/21/chartex" xmlns:cx3="http://schemas.microsoft.com/office/drawing/2016/5/9/chartex" xmlns:cx4="http://schemas.microsoft.com/office/drawing/2016/5/10/chartex" xmlns:cx5="http://schemas.microsoft.com/office/drawing/2016/5/11/chartex" xmlns:cx6="http://schemas.microsoft.com/office/drawing/2016/5/12/chartex" xmlns:cx7="http://schemas.microsoft.com/office/drawing/2016/5/13/chartex" xmlns:cx8="http://schemas.microsoft.com/office/drawing/2016/5/14/chartex" xmlns:mc="http://schemas.openxmlformats.org/markup-compatibility/2006" xmlns:aink="http://schemas.microsoft.com/office/drawing/2016/ink" xmlns:am3d="http://schemas.microsoft.com/office/drawing/2017/model3d" xmlns:o="urn:schemas-microsoft-com:office:office" xmlns:oel="http://schemas.microsoft.com/office/2019/extlst" xmlns:r="http://schemas.openxmlformats.org/officeDocument/2006/relationships" xmlns:m="http://schemas.openxmlformats.org/officeDocument/2006/math" xmlns:v="urn:schemas-microsoft-com:vml" xmlns:wp14="http://schemas.microsoft.com/office/word/2010/wordprocessingDrawing" xmlns:wp="http://schemas.openxmlformats.org/drawingml/2006/wordprocessingDrawing" xmlns:w10="urn:schemas-microsoft-com:office:word" xmlns:w="http://schemas.openxmlformats.org/wordprocessingml/2006/main" xmlns:w14="http://schemas.microsoft.com/office/word/2010/wordml" xmlns:w15="http://schemas.microsoft.com/office/word/2012/wordml" xmlns:w16cex="http://schemas.microsoft.com/office/word/2018/wordml/cex" xmlns:w16cid="http://schemas.microsoft.com/office/word/2016/wordml/cid" xmlns:w16="http://schemas.microsoft.com/office/word/2018/wordml" xmlns:w16sdtdh="http://schemas.microsoft.com/office/word/2020/wordml/sdtdatahash" xmlns:w16se="http://schemas.microsoft.com/office/word/2015/wordml/symex" xmlns:wpg="http://schemas.microsoft.com/office/word/2010/wordprocessingGroup" xmlns:wpi="http://schemas.microsoft.com/office/word/2010/wordprocessingInk" xmlns:wne="http://schemas.microsoft.com/office/word/2006/wordml" xmlns:wps="http://schemas.microsoft.com/office/word/2010/wordprocessingShape" mc:Ignorable="w14 w15 w16se w16cid w16 w16cex w16sdtdh wp14">
+<w:hdr xmlns:wpc="http://schemas.microsoft.com/office/word/2010/wordprocessingCanvas" xmlns:cx="http://schemas.microsoft.com/office/drawing/2014/chartex" xmlns:cx1="http://schemas.microsoft.com/office/drawing/2015/9/8/chartex" xmlns:cx2="http://schemas.microsoft.com/office/drawing/2015/10/21/chartex" xmlns:cx3="http://schemas.microsoft.com/office/drawing/2016/5/9/chartex" xmlns:cx4="http://schemas.microsoft.com/office/drawing/2016/5/10/chartex" xmlns:cx5="http://schemas.microsoft.com/office/drawing/2016/5/11/chartex" xmlns:cx6="http://schemas.microsoft.com/office/drawing/2016/5/12/chartex" xmlns:cx7="http://schemas.microsoft.com/office/drawing/2016/5/13/chartex" xmlns:cx8="http://schemas.microsoft.com/office/drawing/2016/5/14/chartex" xmlns:mc="http://schemas.openxmlformats.org/markup-compatibility/2006" xmlns:aink="http://schemas.microsoft.com/office/drawing/2016/ink" xmlns:am3d="http://schemas.microsoft.com/office/drawing/2017/model3d" xmlns:o="urn:schemas-microsoft-com:office:office" xmlns:oel="http://schemas.microsoft.com/office/2019/extlst" xmlns:r="http://schemas.openxmlformats.org/officeDocument/2006/relationships" xmlns:m="http://schemas.openxmlformats.org/officeDocument/2006/math" xmlns:v="urn:schemas-microsoft-com:vml" xmlns:wp14="http://schemas.microsoft.com/office/word/2010/wordprocessingDrawing" xmlns:wp="http://schemas.openxmlformats.org/drawingml/2006/wordprocessingDrawing" xmlns:w10="urn:schemas-microsoft-com:office:word" xmlns:w="http://schemas.openxmlformats.org/wordprocessingml/2006/main" xmlns:w14="http://schemas.microsoft.com/office/word/2010/wordml" xmlns:w15="http://schemas.microsoft.com/office/word/2012/wordml" xmlns:w16cex="http://schemas.microsoft.com/office/word/2018/wordml/cex" xmlns:w16cid="http://schemas.microsoft.com/office/word/2016/wordml/cid" xmlns:w16="http://schemas.microsoft.com/office/word/2018/wordml" xmlns:w16du="http://schemas.microsoft.com/office/word/2023/wordml/word16du" xmlns:w16sdtdh="http://schemas.microsoft.com/office/word/2020/wordml/sdtdatahash" xmlns:w16sdtfl="http://schemas.microsoft.com/office/word/2024/wordml/sdtformatlock" xmlns:w16se="http://schemas.microsoft.com/office/word/2015/wordml/symex" xmlns:wpg="http://schemas.microsoft.com/office/word/2010/wordprocessingGroup" xmlns:wpi="http://schemas.microsoft.com/office/word/2010/wordprocessingInk" xmlns:wne="http://schemas.microsoft.com/office/word/2006/wordml" xmlns:wps="http://schemas.microsoft.com/office/word/2010/wordprocessingShape" mc:Ignorable="w14 w15 w16se w16cid w16 w16cex w16sdtdh w16sdtfl w16du wp14">
   <w:p>
     <w:pPr>
       <w:pStyle w:val="Header"/>
@@ -1879,7 +2163,7 @@
 </file>
 
 <file path=word/header2.xml><?xml version="1.0" encoding="utf-8"?>
-<w:hdr xmlns:wpc="http://schemas.microsoft.com/office/word/2010/wordprocessingCanvas" xmlns:cx="http://schemas.microsoft.com/office/drawing/2014/chartex" xmlns:cx1="http://schemas.microsoft.com/office/drawing/2015/9/8/chartex" xmlns:cx2="http://schemas.microsoft.com/office/drawing/2015/10/21/chartex" xmlns:cx3="http://schemas.microsoft.com/office/drawing/2016/5/9/chartex" xmlns:cx4="http://schemas.microsoft.com/office/drawing/2016/5/10/chartex" xmlns:cx5="http://schemas.microsoft.com/office/drawing/2016/5/11/chartex" xmlns:cx6="http://schemas.microsoft.com/office/drawing/2016/5/12/chartex" xmlns:cx7="http://schemas.microsoft.com/office/drawing/2016/5/13/chartex" xmlns:cx8="http://schemas.microsoft.com/office/drawing/2016/5/14/chartex" xmlns:mc="http://schemas.openxmlformats.org/markup-compatibility/2006" xmlns:aink="http://schemas.microsoft.com/office/drawing/2016/ink" xmlns:am3d="http://schemas.microsoft.com/office/drawing/2017/model3d" xmlns:o="urn:schemas-microsoft-com:office:office" xmlns:oel="http://schemas.microsoft.com/office/2019/extlst" xmlns:r="http://schemas.openxmlformats.org/officeDocument/2006/relationships" xmlns:m="http://schemas.openxmlformats.org/officeDocument/2006/math" xmlns:v="urn:schemas-microsoft-com:vml" xmlns:wp14="http://schemas.microsoft.com/office/word/2010/wordprocessingDrawing" xmlns:wp="http://schemas.openxmlformats.org/drawingml/2006/wordprocessingDrawing" xmlns:w10="urn:schemas-microsoft-com:office:word" xmlns:w="http://schemas.openxmlformats.org/wordprocessingml/2006/main" xmlns:w14="http://schemas.microsoft.com/office/word/2010/wordml" xmlns:w15="http://schemas.microsoft.com/office/word/2012/wordml" xmlns:w16cex="http://schemas.microsoft.com/office/word/2018/wordml/cex" xmlns:w16cid="http://schemas.microsoft.com/office/word/2016/wordml/cid" xmlns:w16="http://schemas.microsoft.com/office/word/2018/wordml" xmlns:w16sdtdh="http://schemas.microsoft.com/office/word/2020/wordml/sdtdatahash" xmlns:w16se="http://schemas.microsoft.com/office/word/2015/wordml/symex" xmlns:wpg="http://schemas.microsoft.com/office/word/2010/wordprocessingGroup" xmlns:wpi="http://schemas.microsoft.com/office/word/2010/wordprocessingInk" xmlns:wne="http://schemas.microsoft.com/office/word/2006/wordml" xmlns:wps="http://schemas.microsoft.com/office/word/2010/wordprocessingShape" mc:Ignorable="w14 w15 w16se w16cid w16 w16cex w16sdtdh wp14">
+<w:hdr xmlns:wpc="http://schemas.microsoft.com/office/word/2010/wordprocessingCanvas" xmlns:cx="http://schemas.microsoft.com/office/drawing/2014/chartex" xmlns:cx1="http://schemas.microsoft.com/office/drawing/2015/9/8/chartex" xmlns:cx2="http://schemas.microsoft.com/office/drawing/2015/10/21/chartex" xmlns:cx3="http://schemas.microsoft.com/office/drawing/2016/5/9/chartex" xmlns:cx4="http://schemas.microsoft.com/office/drawing/2016/5/10/chartex" xmlns:cx5="http://schemas.microsoft.com/office/drawing/2016/5/11/chartex" xmlns:cx6="http://schemas.microsoft.com/office/drawing/2016/5/12/chartex" xmlns:cx7="http://schemas.microsoft.com/office/drawing/2016/5/13/chartex" xmlns:cx8="http://schemas.microsoft.com/office/drawing/2016/5/14/chartex" xmlns:mc="http://schemas.openxmlformats.org/markup-compatibility/2006" xmlns:aink="http://schemas.microsoft.com/office/drawing/2016/ink" xmlns:am3d="http://schemas.microsoft.com/office/drawing/2017/model3d" xmlns:o="urn:schemas-microsoft-com:office:office" xmlns:oel="http://schemas.microsoft.com/office/2019/extlst" xmlns:r="http://schemas.openxmlformats.org/officeDocument/2006/relationships" xmlns:m="http://schemas.openxmlformats.org/officeDocument/2006/math" xmlns:v="urn:schemas-microsoft-com:vml" xmlns:wp14="http://schemas.microsoft.com/office/word/2010/wordprocessingDrawing" xmlns:wp="http://schemas.openxmlformats.org/drawingml/2006/wordprocessingDrawing" xmlns:w10="urn:schemas-microsoft-com:office:word" xmlns:w="http://schemas.openxmlformats.org/wordprocessingml/2006/main" xmlns:w14="http://schemas.microsoft.com/office/word/2010/wordml" xmlns:w15="http://schemas.microsoft.com/office/word/2012/wordml" xmlns:w16cex="http://schemas.microsoft.com/office/word/2018/wordml/cex" xmlns:w16cid="http://schemas.microsoft.com/office/word/2016/wordml/cid" xmlns:w16="http://schemas.microsoft.com/office/word/2018/wordml" xmlns:w16du="http://schemas.microsoft.com/office/word/2023/wordml/word16du" xmlns:w16sdtdh="http://schemas.microsoft.com/office/word/2020/wordml/sdtdatahash" xmlns:w16sdtfl="http://schemas.microsoft.com/office/word/2024/wordml/sdtformatlock" xmlns:w16se="http://schemas.microsoft.com/office/word/2015/wordml/symex" xmlns:wpg="http://schemas.microsoft.com/office/word/2010/wordprocessingGroup" xmlns:wpi="http://schemas.microsoft.com/office/word/2010/wordprocessingInk" xmlns:wne="http://schemas.microsoft.com/office/word/2006/wordml" xmlns:wps="http://schemas.microsoft.com/office/word/2010/wordprocessingShape" mc:Ignorable="w14 w15 w16se w16cid w16 w16cex w16sdtdh w16sdtfl w16du wp14">
   <w:p>
     <w:pPr>
       <w:pStyle w:val="Header"/>
@@ -1890,7 +2174,7 @@
 </file>
 
 <file path=word/header3.xml><?xml version="1.0" encoding="utf-8"?>
-<w:hdr xmlns:wpc="http://schemas.microsoft.com/office/word/2010/wordprocessingCanvas" xmlns:cx="http://schemas.microsoft.com/office/drawing/2014/chartex" xmlns:cx1="http://schemas.microsoft.com/office/drawing/2015/9/8/chartex" xmlns:cx2="http://schemas.microsoft.com/office/drawing/2015/10/21/chartex" xmlns:cx3="http://schemas.microsoft.com/office/drawing/2016/5/9/chartex" xmlns:cx4="http://schemas.microsoft.com/office/drawing/2016/5/10/chartex" xmlns:cx5="http://schemas.microsoft.com/office/drawing/2016/5/11/chartex" xmlns:cx6="http://schemas.microsoft.com/office/drawing/2016/5/12/chartex" xmlns:cx7="http://schemas.microsoft.com/office/drawing/2016/5/13/chartex" xmlns:cx8="http://schemas.microsoft.com/office/drawing/2016/5/14/chartex" xmlns:mc="http://schemas.openxmlformats.org/markup-compatibility/2006" xmlns:aink="http://schemas.microsoft.com/office/drawing/2016/ink" xmlns:am3d="http://schemas.microsoft.com/office/drawing/2017/model3d" xmlns:o="urn:schemas-microsoft-com:office:office" xmlns:oel="http://schemas.microsoft.com/office/2019/extlst" xmlns:r="http://schemas.openxmlformats.org/officeDocument/2006/relationships" xmlns:m="http://schemas.openxmlformats.org/officeDocument/2006/math" xmlns:v="urn:schemas-microsoft-com:vml" xmlns:wp14="http://schemas.microsoft.com/office/word/2010/wordprocessingDrawing" xmlns:wp="http://schemas.openxmlformats.org/drawingml/2006/wordprocessingDrawing" xmlns:w10="urn:schemas-microsoft-com:office:word" xmlns:w="http://schemas.openxmlformats.org/wordprocessingml/2006/main" xmlns:w14="http://schemas.microsoft.com/office/word/2010/wordml" xmlns:w15="http://schemas.microsoft.com/office/word/2012/wordml" xmlns:w16cex="http://schemas.microsoft.com/office/word/2018/wordml/cex" xmlns:w16cid="http://schemas.microsoft.com/office/word/2016/wordml/cid" xmlns:w16="http://schemas.microsoft.com/office/word/2018/wordml" xmlns:w16sdtdh="http://schemas.microsoft.com/office/word/2020/wordml/sdtdatahash" xmlns:w16se="http://schemas.microsoft.com/office/word/2015/wordml/symex" xmlns:wpg="http://schemas.microsoft.com/office/word/2010/wordprocessingGroup" xmlns:wpi="http://schemas.microsoft.com/office/word/2010/wordprocessingInk" xmlns:wne="http://schemas.microsoft.com/office/word/2006/wordml" xmlns:wps="http://schemas.microsoft.com/office/word/2010/wordprocessingShape" mc:Ignorable="w14 w15 w16se w16cid w16 w16cex w16sdtdh wp14">
+<w:hdr xmlns:wpc="http://schemas.microsoft.com/office/word/2010/wordprocessingCanvas" xmlns:cx="http://schemas.microsoft.com/office/drawing/2014/chartex" xmlns:cx1="http://schemas.microsoft.com/office/drawing/2015/9/8/chartex" xmlns:cx2="http://schemas.microsoft.com/office/drawing/2015/10/21/chartex" xmlns:cx3="http://schemas.microsoft.com/office/drawing/2016/5/9/chartex" xmlns:cx4="http://schemas.microsoft.com/office/drawing/2016/5/10/chartex" xmlns:cx5="http://schemas.microsoft.com/office/drawing/2016/5/11/chartex" xmlns:cx6="http://schemas.microsoft.com/office/drawing/2016/5/12/chartex" xmlns:cx7="http://schemas.microsoft.com/office/drawing/2016/5/13/chartex" xmlns:cx8="http://schemas.microsoft.com/office/drawing/2016/5/14/chartex" xmlns:mc="http://schemas.openxmlformats.org/markup-compatibility/2006" xmlns:aink="http://schemas.microsoft.com/office/drawing/2016/ink" xmlns:am3d="http://schemas.microsoft.com/office/drawing/2017/model3d" xmlns:o="urn:schemas-microsoft-com:office:office" xmlns:oel="http://schemas.microsoft.com/office/2019/extlst" xmlns:r="http://schemas.openxmlformats.org/officeDocument/2006/relationships" xmlns:m="http://schemas.openxmlformats.org/officeDocument/2006/math" xmlns:v="urn:schemas-microsoft-com:vml" xmlns:wp14="http://schemas.microsoft.com/office/word/2010/wordprocessingDrawing" xmlns:wp="http://schemas.openxmlformats.org/drawingml/2006/wordprocessingDrawing" xmlns:w10="urn:schemas-microsoft-com:office:word" xmlns:w="http://schemas.openxmlformats.org/wordprocessingml/2006/main" xmlns:w14="http://schemas.microsoft.com/office/word/2010/wordml" xmlns:w15="http://schemas.microsoft.com/office/word/2012/wordml" xmlns:w16cex="http://schemas.microsoft.com/office/word/2018/wordml/cex" xmlns:w16cid="http://schemas.microsoft.com/office/word/2016/wordml/cid" xmlns:w16="http://schemas.microsoft.com/office/word/2018/wordml" xmlns:w16du="http://schemas.microsoft.com/office/word/2023/wordml/word16du" xmlns:w16sdtdh="http://schemas.microsoft.com/office/word/2020/wordml/sdtdatahash" xmlns:w16sdtfl="http://schemas.microsoft.com/office/word/2024/wordml/sdtformatlock" xmlns:w16se="http://schemas.microsoft.com/office/word/2015/wordml/symex" xmlns:wpg="http://schemas.microsoft.com/office/word/2010/wordprocessingGroup" xmlns:wpi="http://schemas.microsoft.com/office/word/2010/wordprocessingInk" xmlns:wne="http://schemas.microsoft.com/office/word/2006/wordml" xmlns:wps="http://schemas.microsoft.com/office/word/2010/wordprocessingShape" mc:Ignorable="w14 w15 w16se w16cid w16 w16cex w16sdtdh w16sdtfl w16du wp14">
   <w:p>
     <w:pPr>
       <w:pStyle w:val="Header"/>
@@ -1899,7 +2183,7 @@
     <w:r>
       <w:tab/>
       <w:tab/>
-      <w:t>2026-06-17</w:t>
+      <w:t>2026-06-18</w:t>
       <w:br/>
       <w:br/>
     </w:r>
@@ -1916,7 +2200,7 @@
 </file>
 
 <file path=word/numbering.xml><?xml version="1.0" encoding="utf-8"?>
-<w:numbering xmlns:wpc="http://schemas.microsoft.com/office/word/2010/wordprocessingCanvas" xmlns:cx="http://schemas.microsoft.com/office/drawing/2014/chartex" xmlns:cx1="http://schemas.microsoft.com/office/drawing/2015/9/8/chartex" xmlns:cx2="http://schemas.microsoft.com/office/drawing/2015/10/21/chartex" xmlns:cx3="http://schemas.microsoft.com/office/drawing/2016/5/9/chartex" xmlns:cx4="http://schemas.microsoft.com/office/drawing/2016/5/10/chartex" xmlns:cx5="http://schemas.microsoft.com/office/drawing/2016/5/11/chartex" xmlns:cx6="http://schemas.microsoft.com/office/drawing/2016/5/12/chartex" xmlns:cx7="http://schemas.microsoft.com/office/drawing/2016/5/13/chartex" xmlns:cx8="http://schemas.microsoft.com/office/drawing/2016/5/14/chartex" xmlns:mc="http://schemas.openxmlformats.org/markup-compatibility/2006" xmlns:aink="http://schemas.microsoft.com/office/drawing/2016/ink" xmlns:am3d="http://schemas.microsoft.com/office/drawing/2017/model3d" xmlns:o="urn:schemas-microsoft-com:office:office" xmlns:oel="http://schemas.microsoft.com/office/2019/extlst" xmlns:r="http://schemas.openxmlformats.org/officeDocument/2006/relationships" xmlns:m="http://schemas.openxmlformats.org/officeDocument/2006/math" xmlns:v="urn:schemas-microsoft-com:vml" xmlns:wp14="http://schemas.microsoft.com/office/word/2010/wordprocessingDrawing" xmlns:wp="http://schemas.openxmlformats.org/drawingml/2006/wordprocessingDrawing" xmlns:w10="urn:schemas-microsoft-com:office:word" xmlns:w="http://schemas.openxmlformats.org/wordprocessingml/2006/main" xmlns:w14="http://schemas.microsoft.com/office/word/2010/wordml" xmlns:w15="http://schemas.microsoft.com/office/word/2012/wordml" xmlns:w16cex="http://schemas.microsoft.com/office/word/2018/wordml/cex" xmlns:w16cid="http://schemas.microsoft.com/office/word/2016/wordml/cid" xmlns:w16="http://schemas.microsoft.com/office/word/2018/wordml" xmlns:w16sdtdh="http://schemas.microsoft.com/office/word/2020/wordml/sdtdatahash" xmlns:w16se="http://schemas.microsoft.com/office/word/2015/wordml/symex" xmlns:wpg="http://schemas.microsoft.com/office/word/2010/wordprocessingGroup" xmlns:wpi="http://schemas.microsoft.com/office/word/2010/wordprocessingInk" xmlns:wne="http://schemas.microsoft.com/office/word/2006/wordml" xmlns:wps="http://schemas.microsoft.com/office/word/2010/wordprocessingShape" mc:Ignorable="w14 w15 w16se w16cid w16 w16cex w16sdtdh wp14">
+<w:numbering xmlns:wpc="http://schemas.microsoft.com/office/word/2010/wordprocessingCanvas" xmlns:cx="http://schemas.microsoft.com/office/drawing/2014/chartex" xmlns:cx1="http://schemas.microsoft.com/office/drawing/2015/9/8/chartex" xmlns:cx2="http://schemas.microsoft.com/office/drawing/2015/10/21/chartex" xmlns:cx3="http://schemas.microsoft.com/office/drawing/2016/5/9/chartex" xmlns:cx4="http://schemas.microsoft.com/office/drawing/2016/5/10/chartex" xmlns:cx5="http://schemas.microsoft.com/office/drawing/2016/5/11/chartex" xmlns:cx6="http://schemas.microsoft.com/office/drawing/2016/5/12/chartex" xmlns:cx7="http://schemas.microsoft.com/office/drawing/2016/5/13/chartex" xmlns:cx8="http://schemas.microsoft.com/office/drawing/2016/5/14/chartex" xmlns:mc="http://schemas.openxmlformats.org/markup-compatibility/2006" xmlns:aink="http://schemas.microsoft.com/office/drawing/2016/ink" xmlns:am3d="http://schemas.microsoft.com/office/drawing/2017/model3d" xmlns:o="urn:schemas-microsoft-com:office:office" xmlns:oel="http://schemas.microsoft.com/office/2019/extlst" xmlns:r="http://schemas.openxmlformats.org/officeDocument/2006/relationships" xmlns:m="http://schemas.openxmlformats.org/officeDocument/2006/math" xmlns:v="urn:schemas-microsoft-com:vml" xmlns:wp14="http://schemas.microsoft.com/office/word/2010/wordprocessingDrawing" xmlns:wp="http://schemas.openxmlformats.org/drawingml/2006/wordprocessingDrawing" xmlns:w10="urn:schemas-microsoft-com:office:word" xmlns:w="http://schemas.openxmlformats.org/wordprocessingml/2006/main" xmlns:w14="http://schemas.microsoft.com/office/word/2010/wordml" xmlns:w15="http://schemas.microsoft.com/office/word/2012/wordml" xmlns:w16cex="http://schemas.microsoft.com/office/word/2018/wordml/cex" xmlns:w16cid="http://schemas.microsoft.com/office/word/2016/wordml/cid" xmlns:w16="http://schemas.microsoft.com/office/word/2018/wordml" xmlns:w16du="http://schemas.microsoft.com/office/word/2023/wordml/word16du" xmlns:w16sdtdh="http://schemas.microsoft.com/office/word/2020/wordml/sdtdatahash" xmlns:w16sdtfl="http://schemas.microsoft.com/office/word/2024/wordml/sdtformatlock" xmlns:w16se="http://schemas.microsoft.com/office/word/2015/wordml/symex" xmlns:wpg="http://schemas.microsoft.com/office/word/2010/wordprocessingGroup" xmlns:wpi="http://schemas.microsoft.com/office/word/2010/wordprocessingInk" xmlns:wne="http://schemas.microsoft.com/office/word/2006/wordml" xmlns:wps="http://schemas.microsoft.com/office/word/2010/wordprocessingShape" mc:Ignorable="w14 w15 w16se w16cid w16 w16cex w16sdtdh w16sdtfl w16du wp14">
   <w:abstractNum w:abstractNumId="0" w15:restartNumberingAfterBreak="0">
     <w:nsid w:val="FFFFFF7C"/>
     <w:multiLevelType w:val="singleLevel"/>
@@ -2119,7 +2403,7 @@
 </file>
 
 <file path=word/styles.xml><?xml version="1.0" encoding="utf-8"?>
-<w:styles xmlns:mc="http://schemas.openxmlformats.org/markup-compatibility/2006" xmlns:r="http://schemas.openxmlformats.org/officeDocument/2006/relationships" xmlns:w="http://schemas.openxmlformats.org/wordprocessingml/2006/main" xmlns:w14="http://schemas.microsoft.com/office/word/2010/wordml" xmlns:w15="http://schemas.microsoft.com/office/word/2012/wordml" xmlns:w16cex="http://schemas.microsoft.com/office/word/2018/wordml/cex" xmlns:w16cid="http://schemas.microsoft.com/office/word/2016/wordml/cid" xmlns:w16="http://schemas.microsoft.com/office/word/2018/wordml" xmlns:w16sdtdh="http://schemas.microsoft.com/office/word/2020/wordml/sdtdatahash" xmlns:w16se="http://schemas.microsoft.com/office/word/2015/wordml/symex" mc:Ignorable="w14 w15 w16se w16cid w16 w16cex w16sdtdh">
+<w:styles xmlns:mc="http://schemas.openxmlformats.org/markup-compatibility/2006" xmlns:r="http://schemas.openxmlformats.org/officeDocument/2006/relationships" xmlns:w="http://schemas.openxmlformats.org/wordprocessingml/2006/main" xmlns:w14="http://schemas.microsoft.com/office/word/2010/wordml" xmlns:w15="http://schemas.microsoft.com/office/word/2012/wordml" xmlns:w16cex="http://schemas.microsoft.com/office/word/2018/wordml/cex" xmlns:w16cid="http://schemas.microsoft.com/office/word/2016/wordml/cid" xmlns:w16="http://schemas.microsoft.com/office/word/2018/wordml" xmlns:w16du="http://schemas.microsoft.com/office/word/2023/wordml/word16du" xmlns:w16sdtdh="http://schemas.microsoft.com/office/word/2020/wordml/sdtdatahash" xmlns:w16sdtfl="http://schemas.microsoft.com/office/word/2024/wordml/sdtformatlock" xmlns:w16se="http://schemas.microsoft.com/office/word/2015/wordml/symex" mc:Ignorable="w14 w15 w16se w16cid w16 w16cex w16sdtdh w16sdtfl w16du">
   <w:docDefaults>
     <w:rPrDefault>
       <w:rPr>
@@ -2877,7 +3161,7 @@
     <w:link w:val="TitleChar"/>
     <w:uiPriority w:val="10"/>
     <w:qFormat/>
-    <w:rsid w:val="007106C8"/>
+    <w:rsid w:val="00E854FA"/>
     <w:pPr>
       <w:spacing w:after="300" w:line="240" w:lineRule="auto"/>
       <w:contextualSpacing/>
@@ -2887,7 +3171,7 @@
       <w:rFonts w:eastAsiaTheme="majorEastAsia" w:cstheme="majorBidi"/>
       <w:spacing w:val="5"/>
       <w:kern w:val="28"/>
-      <w:sz w:val="52"/>
+      <w:sz w:val="40"/>
       <w:szCs w:val="52"/>
       <w:lang w:val="sv-SE" w:eastAsia="en-US" w:bidi="ar-SA"/>
     </w:rPr>
@@ -2897,12 +3181,12 @@
     <w:basedOn w:val="DefaultParagraphFont"/>
     <w:link w:val="Title"/>
     <w:uiPriority w:val="10"/>
-    <w:rsid w:val="007106C8"/>
+    <w:rsid w:val="00E854FA"/>
     <w:rPr>
       <w:rFonts w:ascii="Times New Roman" w:eastAsiaTheme="majorEastAsia" w:hAnsi="Times New Roman" w:cstheme="majorBidi"/>
       <w:spacing w:val="5"/>
       <w:kern w:val="28"/>
-      <w:sz w:val="52"/>
+      <w:sz w:val="40"/>
       <w:szCs w:val="52"/>
       <w:lang w:val="sv-SE" w:eastAsia="en-US" w:bidi="ar-SA"/>
     </w:rPr>

--- a/klagomål/A 1164-2026 FSC-klagomål.docx
+++ b/klagomål/A 1164-2026 FSC-klagomål.docx
@@ -2183,7 +2183,7 @@
     <w:r>
       <w:tab/>
       <w:tab/>
-      <w:t>2026-06-18</w:t>
+      <w:t>2026-06-19</w:t>
       <w:br/>
       <w:br/>
     </w:r>

--- a/klagomål/A 1164-2026 FSC-klagomål.docx
+++ b/klagomål/A 1164-2026 FSC-klagomål.docx
@@ -2183,7 +2183,7 @@
     <w:r>
       <w:tab/>
       <w:tab/>
-      <w:t>2026-06-19</w:t>
+      <w:t>2026-06-20</w:t>
       <w:br/>
       <w:br/>
     </w:r>

--- a/klagomål/A 1164-2026 FSC-klagomål.docx
+++ b/klagomål/A 1164-2026 FSC-klagomål.docx
@@ -168,38 +168,7 @@
     </w:p>
     <w:p>
       <w:r>
-        <w:t>Detta dokument behandlar höga naturvärden i avverkningsanmälan A 1164-2026 i Falu kommun som inkom 2026-01-07 och omfattar 17,9 ha.</w:t>
-      </w:r>
-    </w:p>
-    <w:p>
-      <w:r>
-        <w:t>Nedan presenteras fynd av naturvårdsarter och fridlysta arter som gjorts i det avverkningsanmälda området, samt relevanta utdrag ur standarderna för FSC, Chain of Custody, Controlled Wood och PEFC. I BILAGA 1 finns artfakta om fridlysta och rödlistade arter.</w:t>
-      </w:r>
-    </w:p>
-    <w:p>
-      <w:r>
-        <w:t>Vi förväntar oss att ni återkommer med ett skriftligt svar på vårt klagomål och även beskriver vilka korrigerande åtgärder ni satt in för att rätta till identifierade brister i er efterlevnad av den svenska FSC standarden.</w:t>
-      </w:r>
-    </w:p>
-    <w:p>
-      <w:pPr>
-        <w:pStyle w:val="Heading1"/>
-      </w:pPr>
-      <w:r>
-        <w:t>Naturvårdsarter</w:t>
-      </w:r>
-    </w:p>
-    <w:p>
-      <w:r>
-        <w:t>I avverkningsanmälan har följande 13 naturvårdsarter hittats: pärluggla (EN, T, §4), knärot (VU, T, §8), järnsparv (NT, §4), talltita (NT, §4), tretåig hackspett (NT, T, §4), mindre märgborre (S, T), järpe (T, §4), mindre flugsnappare (T, §4), spillkråka (T, §4), tjäder (T, §4), buskskvätta (§4), orre (§4) och törnskata (§4). Av dessa är 5 rödlistade. För rödlistade arter har rödlistekategorin angivits inom parentes. Arter som är signalarter enligt Skogsstyrelsen har markerats med (S). Typiska arter inom Natura 2000 som är kopplade till skogsekosystem har markerats med (T). För fridlysta arter anges även paragrafen i Artskyddsförordningen som arten är fridlyst enligt.</w:t>
-      </w:r>
-    </w:p>
-    <w:p>
-      <w:r>
-        <w:t>De påträffade naturvårdsarterna är ett tydligt kvitto på att det rör sig om en skog med höga naturvärden.</w:t>
-      </w:r>
-      <w:r>
-        <w:t xml:space="preserve"> I Figur 1 visas fyndplatser för naturvårdsarter i området, som finns registrerade på Artportalen.</w:t>
+        <w:t>Detta klagomål behandlar höga naturvärden i avverkningsanmälan A 1164-2026 i Falu kommun som inkom 2026-01-07 och omfattar 17,9 ha.</w:t>
       </w:r>
     </w:p>
     <w:p>
@@ -247,63 +216,55 @@
         <w:spacing w:after="240"/>
       </w:pPr>
       <w:r>
-        <w:t>Figur 1. Fyndplatser för naturvårdsarter i avverkningsanmälan (röd linje). Markörer utan svart kant är placerade på fyndplatsen. Markörer med svart kant är placerade vid sidan av fyndplatsen och har ett svart streck som visar fyndplatsens exakta position. Kartans mittpunktskoordinat är N 6722297, E 527715 i SWEREF 99 TM.</w:t>
-      </w:r>
-    </w:p>
-    <w:p>
-      <w:pPr>
-        <w:pStyle w:val="Heading2"/>
-      </w:pPr>
-      <w:r>
-        <w:t>Fridlysta arter</w:t>
-      </w:r>
-    </w:p>
-    <w:p>
-      <w:r>
-        <w:t>Följande fridlysta arter har sina livsmiljöer och växtplatser i den avverkningsanmälda skogen: pärluggla (EN, T, §4), knärot (VU, T, §8), järnsparv (NT, §4), talltita (NT, §4), tretåig hackspett (NT, T, §4), järpe (T, §4), mindre flugsnappare (T, §4), spillkråka (T, §4), tjäder (T, §4), buskskvätta (§4), orre (§4) och törnskata (§4).</w:t>
-      </w:r>
-    </w:p>
-    <w:p>
-      <w:r>
-        <w:t xml:space="preserve">Observera att medlemsländerna är skyldiga att agera i enlighet med EU:s fågeldirektiv där det uttryckligen står att direktivet gäller för fåglar samt för deras ägg, bon och </w:t>
-      </w:r>
+        <w:t>Figur 1. Fyndplatser för naturvårdsarter i avverkningsanmälan. Markörer utan svart kant är placerade på fyndplatsen. Markörer med svart kant är placerade vid sidan av fyndplatsen har ett svart streck som visar fyndplatsens exakta position. Kartans mittpunktskoordinat är N 6722297, E 527715 i SWEREF 99 TM.</w:t>
+      </w:r>
+    </w:p>
+    <w:p>
+      <w:r>
+        <w:t>I avverkningsanmälan finns fynd av 13 naturvårdsarter, varav 5 är rödlistade, 12 är fridlysta, 8 är typiska (T) och 1 är signalart (S): pärluggla (EN, T, §4), knärot (VU, T, §8), järnsparv (NT, §4), talltita (NT, §4), tretåig hackspett (NT, T, §4), mindre märgborre (S, T), järpe (T, §4), mindre flugsnappare (T, §4), spillkråka (T, §4), tjäder (T, §4), buskskvätta (§4), orre (§4) och törnskata (§4). Se Figur 1.</w:t>
+      </w:r>
+    </w:p>
+    <w:p>
+      <w:r>
+        <w:t>Nedan presenteras relevanta utdrag ur standarderna för FSC, Chain of Custody, Controlled Wood och PEFC.</w:t>
+      </w:r>
+    </w:p>
+    <w:p>
+      <w:r>
+        <w:t>Vi förväntar oss att ni återkommer med ett skriftligt svar på vårt klagomål och även beskriver vilka korrigerande åtgärder ni satt in för att rätta till identifierade brister i er efterlevnad av den svenska FSC standarden.</w:t>
+      </w:r>
+    </w:p>
+    <w:p>
+      <w:pPr>
+        <w:pStyle w:val="Heading1"/>
+      </w:pPr>
+      <w:r>
+        <w:t>Naturvårdsarter och fridlysta arter</w:t>
+      </w:r>
+    </w:p>
+    <w:p>
+      <w:r>
+        <w:t>Nedan följer beskrivningar av de naturvårdsarter och fridlysta arter som har sina livsmiljöer och växtplatser i den avverkningsanmälda skogen. Se även ytterligare artfakta i BILAGA 1. De påträffade naturvårdsarterna är ett tydligt kvitto på att det rör sig om en skog med höga naturvärden.</w:t>
+      </w:r>
+    </w:p>
+    <w:p>
       <w:r>
         <w:rPr>
           <w:b/>
         </w:rPr>
-        <w:t xml:space="preserve">livsmiljöer </w:t>
-      </w:r>
-      <w:r>
-        <w:t>(artikel 1). Vidare att de åtgärder som vidtas inte får leda till en försämring av den nuvarande situationen beträffande bevarandet av de fågelarter som avses i artikel 1 (artikel 13). Fågeldirektivet är styrande för tillsynsansvariga myndigheters ärendehantering, ställningstaganden och beslutsfattande.</w:t>
-      </w:r>
-    </w:p>
-    <w:p>
-      <w:r>
-        <w:rPr>
-          <w:b/>
-        </w:rPr>
-        <w:t>Järpe (§4)</w:t>
-      </w:r>
-      <w:r>
-        <w:t xml:space="preserve">, som är upptagen i bilaga 1 och 2 EU:s fågeldirektiv, är mycket stationär inom sitt revir som är minst 25 hektar stort. Livsmiljöerna utgörs av tät barrskog med inblandning av lövträd och en väl utvecklad flerskiktad struktur med bärris och yngre eller undertryckta, täta granar i ett lägre skikt, ofta utmed bäckar och åar inne i den skyddande granskogen. Den överlever inte om dess livsmiljö kalavverkas och är även känslig för röjning, gallring och avverkning där unga granar och lövträd inte sparas i tillräcklig omfattning. Arten finns i sammanhängande grandominerad skog över hela Sverige men förekomsterna är betydligt glesare i Götaland än i övriga landet. Järpe är typisk art för </w:t>
+        <w:t>Pärluggla (EN, §4)</w:t>
+      </w:r>
+      <w:r>
+        <w:t xml:space="preserve"> är en starkt hotad art som omfattas av bilaga 1 EU:s fågeldirektiv. Beståndet har gradvis minskat sedan början av 1980-talet och efter 2010 tyder data från Svensk Fågeltaxering på att beståndet i det närmaste helt kraschat. Minskningstakten har uppgått till 60 (40–80) % under de senaste 15 åren. Pärlugglan är beroende av äldre, varierad skog med goda jaktmöjligheter och god tillgång på lämpliga trädhål som boplatser. Hemområdet är i storleksordningen 200–500 hektar, men storleken varierar kraftigt beroende på hur mycket föda det finns. Undvik skogsbruksåtgärder som kan skada hänsynskrävande miljöer, som till exempel strand- och sumpskogar med naturskogskaraktär, äldre skog på uddar och öar, raviner, klyftor och blockmarker samt berg- och rasbranter, äldre hällmarksskog, äldre sandtallskogar, naturskogsrester, eller äldre trädbestånd med mycket hänglavar eller död ved. Pärluggla är typisk art för </w:t>
       </w:r>
       <w:r>
         <w:rPr>
           <w:i/>
         </w:rPr>
-        <w:t xml:space="preserve">9010 Taiga, 9080 Lövsumpskog </w:t>
-      </w:r>
-      <w:r>
-        <w:t xml:space="preserve">och </w:t>
-      </w:r>
-      <w:r>
-        <w:rPr>
-          <w:i/>
-        </w:rPr>
-        <w:t xml:space="preserve">9740 Skogsbevuxen myr </w:t>
-      </w:r>
-      <w:r>
-        <w:t>(SLU Artdatabanken, 2026).</w:t>
+        <w:t>9010 Västlig taiga</w:t>
+      </w:r>
+      <w:r>
+        <w:t xml:space="preserve"> (SLU Artdatabanken, 2026; Skogsstyrelsen, 2016).</w:t>
       </w:r>
     </w:p>
     <w:p>
@@ -411,6 +372,104 @@
         <w:rPr>
           <w:b/>
         </w:rPr>
+        <w:t>Talltita (NT, §4)</w:t>
+      </w:r>
+      <w:r>
+        <w:t>, rödlistad som nära hotad och prioriterad art i Skogsvårdslagen, har häckningsrevir i anmälan. Arten har minskat kraftigt de senaste 30 åren och minskningstakten innevarande 10-årsperiod beräknas till 20 (10–30) %. Talltitan är synnerligen trogen sitt cirka 15 hektar stora revir och är beroende av flerskiktade olikåldriga skogar för att kunna föda upp sina ungar. Talltitan försvinner om dess livsmiljö kalavverkas (Eggers &amp; Low, 2014; Ekman, 1979; Griesser et al, 2007; Klein, 2020; Siffczyk et al, 2003; SLU Artdatabanken, 2021).</w:t>
+      </w:r>
+    </w:p>
+    <w:p>
+      <w:r>
+        <w:rPr>
+          <w:b/>
+        </w:rPr>
+        <w:t>Tretåig hackspett (NT, §4)</w:t>
+      </w:r>
+      <w:r>
+        <w:t xml:space="preserve"> är rödlistad som nära hotad och ingår i bilaga 1 i EU:s fågeldirektiv. Tretåig hackspett är för sin överlevnad beroende av kontinuerlig tillförsel av äldre döende och död ved, som sker genom naturliga självgallringsprocesser i äldre grannaturskogar och barrblandade naturskogar. Om en skog genom skogsbruk gallras eller glesas ur så upphör och uteblir i stort sett den naturliga självgallringsprocessen för mycket lång tid framöver vilket omöjliggör upprätthållandet av den kontinuerliga ekologiska funktionen i ett område. Det finns studier som visar att naturskogens självgallringsprocess som den tretåiga hackspetten är beroende av, inte kan ersättas med efterlämnad hänsyn i skogsbruket (Imbeau &amp; Desrochers, 2002). Storleken på häckningsreviret varierar med skogstypen, förekomsten av död ved och graden av fragmentering, men är i allmänhet i storleksordningen 25–100 hektar. Vintertid krävs ofta betydligt större områden och det finns studier som antyder att arten behöver minst 100 hektar äldre skog. I områden med låg bonitet kan det behövas över 200 hektar lämpligt habitat för att ett par ska kunna reproducera sig. Områden med dokumenterad permanent förekomst i naturskogsmiljöer har vanligen så stora naturvärden att skogsbruk är olämpligt. Tretåig hackspett är typisk art för </w:t>
+      </w:r>
+      <w:r>
+        <w:rPr>
+          <w:i/>
+        </w:rPr>
+        <w:t xml:space="preserve">9010 Taiga, 9740 Skogsbevuxen myr, 9030 Landhöjningsskog </w:t>
+      </w:r>
+      <w:r>
+        <w:t xml:space="preserve">och </w:t>
+      </w:r>
+      <w:r>
+        <w:rPr>
+          <w:i/>
+        </w:rPr>
+        <w:t>9040 Fjällbjörkskog</w:t>
+      </w:r>
+      <w:r>
+        <w:t xml:space="preserve"> (Skogsstyrelsen, 2016; SLU Artdatabanken, 2024).</w:t>
+      </w:r>
+    </w:p>
+    <w:p>
+      <w:r>
+        <w:rPr>
+          <w:b/>
+        </w:rPr>
+        <w:t>Mindre märgborre</w:t>
+      </w:r>
+      <w:r>
+        <w:t xml:space="preserve"> är en signalart för tallskog med höga naturvärden och betraktas tillsammans med skarptandad barkborre som nyckelarter för ett antal sällsynta åtgärdsprogramsarter som är beroende av deras gångsystem. Bland dessa kan nämnas avlång barkborre (VU), </w:t>
+      </w:r>
+      <w:r>
+        <w:rPr>
+          <w:i/>
+        </w:rPr>
+        <w:t>Corticeus longulus</w:t>
+      </w:r>
+      <w:r>
+        <w:t xml:space="preserve"> (VU), tallgångbagge (VU), cholodkovskys bastborre (NT) och tallbarksvartbagge (NT). Den mindre märgborrens måsvingeliknande gnaggångar är lätta att känna igen och hittas ofta på grova tallgrenar på marken. Rika förekomster av främst mindre märgborre men även skarptandad barkborre är en signal för artrikedom och inventeringar har visat att det är i skogar med en naturlig självgallring som det skapas förutsättningar för dessa arter samt de efterföljande åtgärdsprogramsarterna. Tallskogar med stark förekomst av mindre märgborre och skarptandad barkborre bör avsättas som reservat. Generellt bör hänsyn tas vid slutavverkning av talldominerad skog så att avverkningsrester som gren- och toppdelar lämnas. Mindre märgborre är typisk art för </w:t>
+      </w:r>
+      <w:r>
+        <w:rPr>
+          <w:i/>
+        </w:rPr>
+        <w:t>9060 Åsbarrskog</w:t>
+      </w:r>
+      <w:r>
+        <w:t xml:space="preserve"> (SLU Artdatabanken, 2026; Pettersson, 2014; Hedgren, 2012; Gunnarsson m fl., 1999).</w:t>
+      </w:r>
+    </w:p>
+    <w:p>
+      <w:r>
+        <w:rPr>
+          <w:b/>
+        </w:rPr>
+        <w:t>Järpe (§4)</w:t>
+      </w:r>
+      <w:r>
+        <w:t xml:space="preserve">, som är upptagen i bilaga 1 och 2 EU:s fågeldirektiv, är mycket stationär inom sitt revir som är minst 25 hektar stort. Livsmiljöerna utgörs av tät barrskog med inblandning av lövträd och en väl utvecklad flerskiktad struktur med bärris och yngre eller undertryckta, täta granar i ett lägre skikt, ofta utmed bäckar och åar inne i den skyddande granskogen. Den överlever inte om dess livsmiljö kalavverkas och är även känslig för röjning, gallring och avverkning där unga granar och lövträd inte sparas i tillräcklig omfattning. Arten finns i sammanhängande grandominerad skog över hela Sverige men förekomsterna är betydligt glesare i Götaland än i övriga landet. Järpe är typisk art för </w:t>
+      </w:r>
+      <w:r>
+        <w:rPr>
+          <w:i/>
+        </w:rPr>
+        <w:t xml:space="preserve">9010 Taiga, 9080 Lövsumpskog </w:t>
+      </w:r>
+      <w:r>
+        <w:t xml:space="preserve">och </w:t>
+      </w:r>
+      <w:r>
+        <w:rPr>
+          <w:i/>
+        </w:rPr>
+        <w:t xml:space="preserve">9740 Skogsbevuxen myr </w:t>
+      </w:r>
+      <w:r>
+        <w:t>(SLU Artdatabanken, 2026).</w:t>
+      </w:r>
+    </w:p>
+    <w:p>
+      <w:r>
+        <w:rPr>
+          <w:b/>
+        </w:rPr>
         <w:t>Mindre flugsnappare (§4)</w:t>
       </w:r>
       <w:r>
@@ -471,26 +530,6 @@
         <w:rPr>
           <w:b/>
         </w:rPr>
-        <w:t>Pärluggla (EN, §4)</w:t>
-      </w:r>
-      <w:r>
-        <w:t xml:space="preserve"> är en starkt hotad art som omfattas av bilaga 1 EU:s fågeldirektiv. Beståndet har gradvis minskat sedan början av 1980-talet och efter 2010 tyder data från Svensk Fågeltaxering på att beståndet i det närmaste helt kraschat. Minskningstakten har uppgått till 60 (40–80) % under de senaste 15 åren. Pärlugglan är beroende av äldre, varierad skog med goda jaktmöjligheter och god tillgång på lämpliga trädhål som boplatser. Hemområdet är i storleksordningen 200–500 hektar, men storleken varierar kraftigt beroende på hur mycket föda det finns. Undvik skogsbruksåtgärder som kan skada hänsynskrävande miljöer, som till exempel strand- och sumpskogar med naturskogskaraktär, äldre skog på uddar och öar, raviner, klyftor och blockmarker samt berg- och rasbranter, äldre hällmarksskog, äldre sandtallskogar, naturskogsrester, eller äldre trädbestånd med mycket hänglavar eller död ved. Pärluggla är typisk art för </w:t>
-      </w:r>
-      <w:r>
-        <w:rPr>
-          <w:i/>
-        </w:rPr>
-        <w:t>9010 Västlig taiga</w:t>
-      </w:r>
-      <w:r>
-        <w:t xml:space="preserve"> (SLU Artdatabanken, 2026; Skogsstyrelsen, 2016).</w:t>
-      </w:r>
-    </w:p>
-    <w:p>
-      <w:r>
-        <w:rPr>
-          <w:b/>
-        </w:rPr>
         <w:t>Spillkråka (§4)</w:t>
       </w:r>
       <w:r>
@@ -520,17 +559,6 @@
         <w:rPr>
           <w:b/>
         </w:rPr>
-        <w:t>Talltita (NT, §4)</w:t>
-      </w:r>
-      <w:r>
-        <w:t>, rödlistad som nära hotad och prioriterad art i Skogsvårdslagen, har häckningsrevir i anmälan. Arten har minskat kraftigt de senaste 30 åren och minskningstakten innevarande 10-årsperiod beräknas till 20 (10–30) %. Talltitan är synnerligen trogen sitt cirka 15 hektar stora revir och är beroende av flerskiktade olikåldriga skogar för att kunna föda upp sina ungar. Talltitan försvinner om dess livsmiljö kalavverkas (Eggers &amp; Low, 2014; Ekman, 1979; Griesser et al, 2007; Klein, 2020; Siffczyk et al, 2003; SLU Artdatabanken, 2021).</w:t>
-      </w:r>
-    </w:p>
-    <w:p>
-      <w:r>
-        <w:rPr>
-          <w:b/>
-        </w:rPr>
         <w:t>Tjäder (§4)</w:t>
       </w:r>
       <w:r>
@@ -553,77 +581,6 @@
       </w:r>
       <w:r>
         <w:t>. Tjädern är en utpräglad skogsfågel knuten till större sammanhängande barrskogsområden. Tupparna och hönorna utnyttjar till viss del olika miljöer, och habitatvalet varierar dessutom mellan olika delar av året. För att det ska finnas livskraftiga tjäderbestånd krävs funktionella skogslandskap med en blandning av uppvuxen, gles och luckig skog, täta sumpskogar, myrar och andra små våtmarker. Arten försvinner när skogen fragmenteras och den sammanlagda arealen hyggen och andra öppna områden blir för stor. Ett småskaligt och försiktigt virkesuttag genom hyggesfria metoder kan i vissa fall vara möjligt i området inom 200 m från lekcentrum. Längre ut från lekcentrum, inom 200–500 m bör den avverkade ytan inte överskrida 1 hektar för att undvika alltför stora och snabba förändringar (Skogsstyrelsen, 2019; SLU Artdatabanken, 2024).</w:t>
-      </w:r>
-    </w:p>
-    <w:p>
-      <w:r>
-        <w:rPr>
-          <w:b/>
-        </w:rPr>
-        <w:t>Tretåig hackspett (NT, §4)</w:t>
-      </w:r>
-      <w:r>
-        <w:t xml:space="preserve"> är rödlistad som nära hotad och ingår i bilaga 1 i EU:s fågeldirektiv. Tretåig hackspett är för sin överlevnad beroende av kontinuerlig tillförsel av äldre döende och död ved, som sker genom naturliga självgallringsprocesser i äldre grannaturskogar och barrblandade naturskogar. Om en skog genom skogsbruk gallras eller glesas ur så upphör och uteblir i stort sett den naturliga självgallringsprocessen för mycket lång tid framöver vilket omöjliggör upprätthållandet av den kontinuerliga ekologiska funktionen i ett område. Det finns studier som visar att naturskogens självgallringsprocess som den tretåiga hackspetten är beroende av, inte kan ersättas med efterlämnad hänsyn i skogsbruket (Imbeau &amp; Desrochers, 2002). Storleken på häckningsreviret varierar med skogstypen, förekomsten av död ved och graden av fragmentering, men är i allmänhet i storleksordningen 25–100 hektar. Vintertid krävs ofta betydligt större områden och det finns studier som antyder att arten behöver minst 100 hektar äldre skog. I områden med låg bonitet kan det behövas över 200 hektar lämpligt habitat för att ett par ska kunna reproducera sig. Områden med dokumenterad permanent förekomst i naturskogsmiljöer har vanligen så stora naturvärden att skogsbruk är olämpligt. Tretåig hackspett är typisk art för </w:t>
-      </w:r>
-      <w:r>
-        <w:rPr>
-          <w:i/>
-        </w:rPr>
-        <w:t xml:space="preserve">9010 Taiga, 9740 Skogsbevuxen myr, 9030 Landhöjningsskog </w:t>
-      </w:r>
-      <w:r>
-        <w:t xml:space="preserve">och </w:t>
-      </w:r>
-      <w:r>
-        <w:rPr>
-          <w:i/>
-        </w:rPr>
-        <w:t>9040 Fjällbjörkskog</w:t>
-      </w:r>
-      <w:r>
-        <w:t xml:space="preserve"> (Skogsstyrelsen, 2016; SLU Artdatabanken, 2024).</w:t>
-      </w:r>
-    </w:p>
-    <w:p>
-      <w:r>
-        <w:t>I BILAGA 1 finns mer detaljerad information om ekologi samt krav på livsmiljö hos fridlysta arter.</w:t>
-      </w:r>
-    </w:p>
-    <w:p>
-      <w:pPr>
-        <w:pStyle w:val="Heading2"/>
-      </w:pPr>
-      <w:r>
-        <w:t>Övriga naturvårdsarter</w:t>
-      </w:r>
-    </w:p>
-    <w:p>
-      <w:r>
-        <w:rPr>
-          <w:b/>
-        </w:rPr>
-        <w:t>Mindre märgborre</w:t>
-      </w:r>
-      <w:r>
-        <w:t xml:space="preserve"> är en signalart för tallskog med höga naturvärden och betraktas tillsammans med skarptandad barkborre som nyckelarter för ett antal sällsynta åtgärdsprogramsarter som är beroende av deras gångsystem. Bland dessa kan nämnas avlång barkborre (VU), </w:t>
-      </w:r>
-      <w:r>
-        <w:rPr>
-          <w:i/>
-        </w:rPr>
-        <w:t>Corticeus longulus</w:t>
-      </w:r>
-      <w:r>
-        <w:t xml:space="preserve"> (VU), tallgångbagge (VU), cholodkovskys bastborre (NT) och tallbarksvartbagge (NT). Den mindre märgborrens måsvingeliknande gnaggångar är lätta att känna igen och hittas ofta på grova tallgrenar på marken. Rika förekomster av främst mindre märgborre men även skarptandad barkborre är en signal för artrikedom och inventeringar har visat att det är i skogar med en naturlig självgallring som det skapas förutsättningar för dessa arter samt de efterföljande åtgärdsprogramsarterna. Tallskogar med stark förekomst av mindre märgborre och skarptandad barkborre bör avsättas som reservat. Generellt bör hänsyn tas vid slutavverkning av talldominerad skog så att avverkningsrester som gren- och toppdelar lämnas. Mindre märgborre är typisk art för </w:t>
-      </w:r>
-      <w:r>
-        <w:rPr>
-          <w:i/>
-        </w:rPr>
-        <w:t>9060 Åsbarrskog</w:t>
-      </w:r>
-      <w:r>
-        <w:t xml:space="preserve"> (SLU Artdatabanken, 2026; Pettersson, 2014; Hedgren, 2012; Gunnarsson m fl., 1999).</w:t>
       </w:r>
     </w:p>
     <w:p>
@@ -939,6 +896,820 @@
         <w:pStyle w:val="Heading1"/>
       </w:pPr>
       <w:r>
+        <w:t>Pärluggla – ekologi samt krav på livsmiljön</w:t>
+      </w:r>
+    </w:p>
+    <w:p>
+      <w:r>
+        <w:t xml:space="preserve">Pärluggla (EN, §4) är en starkt hotad art som är typisk art för </w:t>
+      </w:r>
+      <w:r>
+        <w:rPr>
+          <w:i/>
+        </w:rPr>
+        <w:t>9010 Västlig taiga</w:t>
+      </w:r>
+      <w:r>
+        <w:t xml:space="preserve"> och omfattas av bilaga 1 EU:s fågeldirektiv. Beståndet har gradvis minskat sedan början av 1980-talet och efter 2010 tyder data från Svensk Fågeltaxering på att beståndet i det närmaste helt kraschat. Minskningstakten har uppgått till 60 (40–80) % under de senaste 15 åren och överstiger gränsvärdet för starkt hotad (EN) (SLU Artdatabanken, 2026).</w:t>
+      </w:r>
+    </w:p>
+    <w:p>
+      <w:r>
+        <w:t>Pärlugglan är beroende av äldre, varierad skog med goda jaktmöjligheter och god tillgång på lämpliga trädhål som boplatser. Den förekommer med störst täthet i äldre granskog, med inslag av gamla lövträd och luckor och öppningar i form av mindre hyggen, jordbruksmark och liknande. Den häckar även frekvent i barr- och lövblandskogar av tall, björk och asp, där förutsättningarna att finna boplatser är störst. I sydligaste Sverige häckar den ofta i gamla bokbackar, men den är mycket sällsynt i ren bokskog. Hemområdet är i storleksordningen 200–500 hektar, men storleken varierar kraftigt beroende på hur mycket föda det finns. Under dåliga gnagarår kan pärlugglan jaga upp till 4 km från boet medan den under bra år ofta håller sig inom 1 km (SLU Artdatabanken, 2026).</w:t>
+      </w:r>
+    </w:p>
+    <w:p>
+      <w:r>
+        <w:t>Undvik skogsbruksåtgärder som kan skada hänsynskrävande miljöer, som till exempel strand- och sumpskogar med naturskogskaraktär, äldre skog på uddar och öar, raviner, klyftor och blockmarker samt berg- och rasbranter, äldre hällmarksskog, äldre sandtallskogar, naturskogsrester, eller äldre trädbestånd med mycket hänglavar eller död ved (Skogsstyrelsen, 2016).</w:t>
+      </w:r>
+    </w:p>
+    <w:p>
+      <w:pPr>
+        <w:pStyle w:val="Heading2"/>
+      </w:pPr>
+      <w:r>
+        <w:t>Referenser – pärluggla</w:t>
+      </w:r>
+    </w:p>
+    <w:p>
+      <w:r>
+        <w:t xml:space="preserve">SLU Artdatabanken, 2026. </w:t>
+      </w:r>
+      <w:r>
+        <w:rPr>
+          <w:i/>
+        </w:rPr>
+        <w:t xml:space="preserve">Artfaktablad. Naturvård – artfakta. </w:t>
+      </w:r>
+      <w:r>
+        <w:t>SLU Artdatabanken, Uppsala.</w:t>
+      </w:r>
+    </w:p>
+    <w:p>
+      <w:r>
+        <w:t xml:space="preserve">Skogsstyrelsen, 2016. </w:t>
+      </w:r>
+      <w:r>
+        <w:rPr>
+          <w:i/>
+        </w:rPr>
+        <w:t>Vägledning för hänsyn till pärluggla.</w:t>
+      </w:r>
+    </w:p>
+    <w:p>
+      <w:pPr>
+        <w:pStyle w:val="Heading1"/>
+      </w:pPr>
+      <w:r>
+        <w:t>Knärot – ekologi samt krav på livsmiljön</w:t>
+      </w:r>
+    </w:p>
+    <w:p>
+      <w:r>
+        <w:t xml:space="preserve">Knärot är typisk art för </w:t>
+      </w:r>
+      <w:r>
+        <w:rPr>
+          <w:i/>
+        </w:rPr>
+        <w:t xml:space="preserve">9010 Taiga </w:t>
+      </w:r>
+      <w:r>
+        <w:t>och</w:t>
+      </w:r>
+      <w:r>
+        <w:rPr>
+          <w:i/>
+        </w:rPr>
+        <w:t xml:space="preserve"> 9050 Näringsrik granskog</w:t>
+      </w:r>
+      <w:r>
+        <w:t>, fridlyst enligt 8 och 15 §§ artskyddsförordningen och klassad som sårbar (VU) enligt rödlistan 2020. Knärot är beroende av hög och jämn luftfuktighet i gamla, ostörda skogsmiljöer och är känslig för snabba förändringar av ljus-/vindförhållanden eller uttorkning. På grund av ett alltför intensivt skogsbruk har den minskat med 40 (25–50) % under de senaste 60 åren och i framtiden bedöms minskningstakten uppgå till 30 (20–40) %. Till följd av att arten har en dokumenterat högre minskningstakt i förhållande till sin generationstid än vad som tidigare varit känt (data från Riksskogstaxeringen) höjdes den till hotkategori sårbar (VU) i rödlistan 2020 (SLU Artdatabanken, 2024).</w:t>
+      </w:r>
+    </w:p>
+    <w:p>
+      <w:r>
+        <w:t>En analys av 79 floraväktarlokaler åren 1990–2015 vilka återbesökts under 2020–2024 visade på en tydlig negativ påverkan på knärotsförekomster från större hyggen i närområdet (inom 150–200 m) vilket indikerar att kanteffekter har en stor påverkan på populationerna. Resultaten bekräftar knärotens känslighet för kanteffekter och visar vikten av att skydda större skogsbestånd för att bevara arten. Om det blir höga andelar (&gt;30%) hyggen inom 200 meter från en knärotsförekomst så ökar risken för att en knärotspopulation dör ut och det verkar det behövas någonstans mellan 100 och 150 meters skyddszon för att bevara arten på lång sikt (Sebestyén &amp; Sundberg, 2025). Detta stöds även av en studie (Johansson et al, 2026) baserad på data från Riksskogstaxeringen som visar att knäroten minskat med 66 % under perioden 1993–2022 samt att det finns en stark korrelation mellan minskande arealer kontinuitetsskog och lokal utdöenderisk. Knäroten uppvisade en mycket låg koloniseringsgrad (0,7 % över 10 år) i kombination med hög lokal utrotningsrisk (75,2 %), där utrotningssannolikheten ökade kraftigt när arealen kontinuitetsskog minskade mellan undersökningar, t.ex. på grund av kalhyggesbruk (Johansson et al., 2026).</w:t>
+      </w:r>
+    </w:p>
+    <w:p>
+      <w:r>
+        <w:t xml:space="preserve">Samuel Johnsons doktorsavhandling </w:t>
+      </w:r>
+      <w:r>
+        <w:rPr>
+          <w:i/>
+        </w:rPr>
+        <w:t>“Retention Forestry as a Conservation Measure for Boreal Forest Ground Vegetation”</w:t>
+      </w:r>
+      <w:r>
+        <w:t xml:space="preserve"> (SLU, Uppsala 2014) visar att det krävs väl tilltagna skyddszoner för att knärotens växtplatser inte ska ta skada av skogsbruksåtgärder i intilliggande områden: </w:t>
+      </w:r>
+      <w:r>
+        <w:rPr>
+          <w:i/>
+        </w:rPr>
+        <w:t xml:space="preserve">“Study III shows that retention patches smaller than 0.5 ha do not lifeboat the sensitive forest herb G. repens, a species that depend on stable microclimatic conditions typical for intact forest stands.” </w:t>
+      </w:r>
+      <w:r>
+        <w:t xml:space="preserve">Vidare </w:t>
+      </w:r>
+      <w:r>
+        <w:rPr>
+          <w:i/>
+        </w:rPr>
+        <w:t>“More sensitive forest species are not lifeboated in retention patches ranging from 0.05 to 0.5 ha (Papers II &amp; III).”</w:t>
+      </w:r>
+    </w:p>
+    <w:p>
+      <w:r>
+        <w:t xml:space="preserve">Johnsons (2014) rekommendation på minst 50 meters breda skyddszoner runt knärotens växtplatser motsvarar en areal på 0,78 hektar, vilket ligger i linje med andra studier som gjorts på känsliga skogsarter: </w:t>
+      </w:r>
+      <w:r>
+        <w:rPr>
+          <w:i/>
+        </w:rPr>
+        <w:t>“In study III I also show that translocated specimens of G. repens survives well in mature forests at least 50 m from the nearest edge to an open area. Moreover, measures of temperature and humidity show that such distances from an open area is far enough to offer a microclimate that is more stable compared to what present in retention patches of around 0.1 ha. This means that the very centre of a circular patch with radius 50 m (equals a size of 0.78 ha) should offer conditions similar to interior forest and would perhaps be a suitable habitat for G. repens and similar species. Previous studies from both North America and Sweden have also concluded that patches between 0.5 and one ha are sufficient for preserving interior forest vegetation as well as sensitive lichens and bryophytes (de Graaf &amp; Roberts 2009; Halpern et al. 2012; Rudolphi et al. 2014).”</w:t>
+      </w:r>
+    </w:p>
+    <w:p>
+      <w:r>
+        <w:t>Ytterligare en studie (Koelmeijer m.fl., 2022) inkluderar knärotens skyddsbehov. I uppsatsen berörs problemet med uttorkning för växter, bl.a. för knärot, ett problem som blivit accentuerat på grund av den pågående klimatförändringen och torra somrar, t.ex. den exceptionellt torra sommaren 2018. I uppsatsen undersöks områden med tre olika avstånd från kalhyggeskant med avseende på skydd bl.a. för knärot. Det första området har avstånd upp till 20 m från hyggeskant (Strong edge effect), det andra 20–40 m från hyggeskant (Weak edge effect) och det tredje avser större avstånd från hyggeskant, där kanteffekten anses vara försumbar (Interior). Ett resultat var att man fann stor eller mycket stor uttorkningseffekt på känsliga och rödlistade skogsarter vid de kortare avstånden till hyggeskant, medan effekt av uttorkning inte konstaterades på större avstånd (Interior). För orkidén knärot fann man en rik förekomst (upp till 0,06 dm2/m2) på stort avstånd från hyggeskant (Interior), medan förekomsten var liten eller närmast försumbar i de områden som klassificerades som Weak edge effect respektive Strong edge effect. Arbetet påpekar att de allt oftare förekommande torra somrarna ger ytterligare skäl att utöka skyddsavståndet från hyggen till den fuktkrävande arten knärot (Koelmeijer m.fl., 2022).</w:t>
+      </w:r>
+    </w:p>
+    <w:p>
+      <w:r>
+        <w:t>Även Skogsstyrelsens egen vägledning för hänsyn till knärot ligger i linje med ovanstående forskningsstudier. Av vägledningen framgår det att för med hög sannolikhet kunna bevara befintliga förekomster krävs relativt stora avsättningar av uppvuxen skog med slutet och relativt tätt kronskikt. Som riktlinje kan krävas ett avstånd på 50 meter in från brynet för att vidmakthålla ett fungerande mikroklimat. Detta innebär att fristående hänsynsytor för många arter (kärlväxter, lavar och mossor) kan behöva ha en area överstigande 0,8 hektar (cirkelyta med radien 50 meter = 0,78 hektar) för att bibehålla lokalklimatet. Även ganska små förändringar i form av förändrade ljus- och fuktighetsförhållanden, till exempel till följd av gallring, kan leda till att arten försvinner till följd av konkurrens med mera ljuskrävande och snabbväxande arter (Skogsstyrelsen, 2022).</w:t>
+      </w:r>
+    </w:p>
+    <w:p>
+      <w:r>
+        <w:t>Vid tillämpning av försiktighetsprincipen enligt 2 kap. 3 § miljöbalken bör sålunda 100–150 meters skyddszon lämnas runt knärotens växtplatser.</w:t>
+      </w:r>
+    </w:p>
+    <w:p>
+      <w:pPr>
+        <w:pStyle w:val="Heading2"/>
+      </w:pPr>
+      <w:r>
+        <w:t>Referenser – knärot</w:t>
+      </w:r>
+    </w:p>
+    <w:p>
+      <w:r>
+        <w:t xml:space="preserve">de Graaf M &amp; Roberts M.R., 2009. </w:t>
+      </w:r>
+      <w:r>
+        <w:rPr>
+          <w:i/>
+        </w:rPr>
+        <w:t xml:space="preserve">Short-term response of the herbaceous layer within leave patches after harvest. </w:t>
+      </w:r>
+      <w:r>
+        <w:t>Forest Ecology and Management 257, 1014–1025.</w:t>
+      </w:r>
+    </w:p>
+    <w:p>
+      <w:r>
+        <w:t xml:space="preserve">Halpern, C. B., Halaj, J., Evans, S. A., &amp; Dovciak, M., 2012. </w:t>
+      </w:r>
+      <w:r>
+        <w:rPr>
+          <w:i/>
+        </w:rPr>
+        <w:t xml:space="preserve">Level and pattern of overstory retention interact to shape long-term responses of understories to timber harvest. </w:t>
+      </w:r>
+      <w:r>
+        <w:t>Ecological Applications, 22, 2049–2064.</w:t>
+      </w:r>
+    </w:p>
+    <w:p>
+      <w:r>
+        <w:t>Johansson, V., Jansson, M. och Bergman, K-O</w:t>
+      </w:r>
+      <w:r>
+        <w:rPr>
+          <w:i/>
+        </w:rPr>
+        <w:t>.</w:t>
+      </w:r>
+      <w:r>
+        <w:t>, 2026.</w:t>
+      </w:r>
+      <w:r>
+        <w:rPr>
+          <w:i/>
+        </w:rPr>
+        <w:t xml:space="preserve"> A 30-year population decline of a threatened forest orchid associated with old growth forests</w:t>
+      </w:r>
+      <w:r>
+        <w:t>. Department of Physics, Chemistry and Biology (IFM), Linköping University.</w:t>
+      </w:r>
+    </w:p>
+    <w:p>
+      <w:r>
+        <w:t xml:space="preserve">Johnson, S., 2014. </w:t>
+      </w:r>
+      <w:r>
+        <w:rPr>
+          <w:i/>
+        </w:rPr>
+        <w:t>Retention Forestry as a Conservation Measure for Boreal Forest Ground Vegetation</w:t>
+      </w:r>
+      <w:r>
+        <w:t>. Doktorsavhandling, SLU, Uppsala.</w:t>
+      </w:r>
+    </w:p>
+    <w:p>
+      <w:r>
+        <w:t xml:space="preserve">Koelmeijer, I. A., Ehrlén, J., Jönsson, M., De Frenne, P., Berg, P., Andersson, J., Weibull, H. &amp; Hylander, N. 2022. </w:t>
+      </w:r>
+      <w:r>
+        <w:rPr>
+          <w:i/>
+        </w:rPr>
+        <w:t xml:space="preserve">Interactive effects of drought and edge exposure on old-growth forest understory species. </w:t>
+      </w:r>
+      <w:r>
+        <w:t>Landscape Ecology, 37, sid 1839–1853.</w:t>
+      </w:r>
+    </w:p>
+    <w:p>
+      <w:r>
+        <w:t xml:space="preserve">Rudolphi, J., Jönsson, M. T., &amp; Gustafsson, L., 2014. </w:t>
+      </w:r>
+      <w:r>
+        <w:rPr>
+          <w:i/>
+        </w:rPr>
+        <w:t xml:space="preserve">Biological legacies buffer local species extinction after logging. </w:t>
+      </w:r>
+      <w:r>
+        <w:t>Journal of Applied Ecology. 51, 53–62.</w:t>
+      </w:r>
+    </w:p>
+    <w:p>
+      <w:r>
+        <w:t xml:space="preserve">Sebestyén, L. och Sundberg, S. 2025.  </w:t>
+      </w:r>
+      <w:r>
+        <w:rPr>
+          <w:i/>
+        </w:rPr>
+        <w:t>Påverkan på knärotslokaler från hyggen i närheten.</w:t>
+      </w:r>
+      <w:r>
+        <w:t xml:space="preserve"> DAPHNE 36:1 2025. Botaniska Sällskapet i Stockholm.</w:t>
+      </w:r>
+    </w:p>
+    <w:p>
+      <w:r>
+        <w:t xml:space="preserve">Skogsstyrelsen, 2022. </w:t>
+      </w:r>
+      <w:r>
+        <w:rPr>
+          <w:i/>
+        </w:rPr>
+        <w:t xml:space="preserve">Vägledning för hänsyn till knärot. </w:t>
+      </w:r>
+      <w:r>
+        <w:t>https://www.skogsstyrelsen.se/lag-och-tillsyn/artskydd/vagledningar-och-kunskapsstod-artskydd/vagledning-for-hansyn-till-knarot/.</w:t>
+      </w:r>
+    </w:p>
+    <w:p>
+      <w:r>
+        <w:t xml:space="preserve">SLU Artdatabanken, 2024. </w:t>
+      </w:r>
+      <w:r>
+        <w:rPr>
+          <w:i/>
+        </w:rPr>
+        <w:t xml:space="preserve">Artfaktablad. Naturvård – artfakta. </w:t>
+      </w:r>
+      <w:r>
+        <w:t>SLU Artdatabanken, Uppsala.</w:t>
+      </w:r>
+    </w:p>
+    <w:p>
+      <w:pPr>
+        <w:pStyle w:val="Heading1"/>
+      </w:pPr>
+      <w:r>
+        <w:t>Talltita – ekologi samt krav på livsmiljön</w:t>
+      </w:r>
+    </w:p>
+    <w:p>
+      <w:r>
+        <w:t>Talltita är rödlistad som NT, fridlyst och prioriterad art i Skogsvårdslagen. Den omfattas av EU:s fågeldirektiv. Arten har minskat kraftigt de senaste 30 åren och minskningstakten innevarande 10-årsperiod beräknas till 20 (10–30) % (SLU Artdatabanken, 2022).</w:t>
+      </w:r>
+    </w:p>
+    <w:p>
+      <w:r>
+        <w:t>Talltita föredrar större sammanhängande barrskogar, och finns såväl i tallskog som granskog och i lövblandad barrskog. Skogens struktur är viktig och ska helst vara flerskiktad med riklig underväxt av mindre granar, björk och andra lövträd och buskar. Tillgång på murknande högstubbar är särskilt viktig, eftersom talltitan helst själv hackar ut sitt bohål (SLU Artdatabanken, 2022).</w:t>
+      </w:r>
+    </w:p>
+    <w:p>
+      <w:r>
+        <w:t>Det finns flera studier som visar att talltita är känslig för gallring och inte överlever när dess livsmiljö kalavverkas (Eggers and Low, 2014; Griesser et al., 2007; Klein, 2020). Talltitans revir är förhållandevis stora, 10–20 hektar och arten missgynnas när skogen fragmenteras. Kalavverkning av större delar av reviret innebär att det överges (Artdatabanken, 2021).</w:t>
+      </w:r>
+    </w:p>
+    <w:p>
+      <w:r>
+        <w:t>Talltitan är synnerligen trogen sitt revir så länge paret lever och biotopen förblir intakt. Paret stannar i sitt revir året om. En förlust av ett revir har därför en stor inverkan på den lokala populationen och trakthyggesbruket anses vara orsak till den svenska populationens kraftiga minskning. Talltiteparets revirtrohet innebär att närhelst under året man observerar en adult talltita så ingår denna plats i reviret (Siffczyk et al., 2003; Ekman, 1979).</w:t>
+      </w:r>
+    </w:p>
+    <w:p>
+      <w:pPr>
+        <w:pStyle w:val="Heading2"/>
+      </w:pPr>
+      <w:r>
+        <w:t>Referenser – talltita</w:t>
+      </w:r>
+    </w:p>
+    <w:p>
+      <w:r>
+        <w:t xml:space="preserve">Eggers, S., Low, M., 2014. </w:t>
+      </w:r>
+      <w:r>
+        <w:rPr>
+          <w:i/>
+        </w:rPr>
+        <w:t xml:space="preserve">Differential demographic responses of sympatric Parids to vegetation management in boreal forest. </w:t>
+      </w:r>
+      <w:r>
+        <w:t>For. Ecol. Manage. 319, 169–175.</w:t>
+      </w:r>
+    </w:p>
+    <w:p>
+      <w:r>
+        <w:t xml:space="preserve">Ekman, J., 1979. </w:t>
+      </w:r>
+      <w:r>
+        <w:rPr>
+          <w:i/>
+        </w:rPr>
+        <w:t xml:space="preserve">Coherence, composition and territories of winter social groups of the Willow Tit Parus montanus and the Crested Tit P. cristatus. </w:t>
+      </w:r>
+      <w:r>
+        <w:t>Ornis Scandinavica, 10, pp 56–68</w:t>
+      </w:r>
+    </w:p>
+    <w:p>
+      <w:r>
+        <w:t xml:space="preserve">Griesser, M., Nystrand, M., Eggers, S., Ekman, J., 2007. </w:t>
+      </w:r>
+      <w:r>
+        <w:rPr>
+          <w:i/>
+        </w:rPr>
+        <w:t xml:space="preserve">Impact of forestry practices on fitness correlates and population productivity in an open-nesting bird species. </w:t>
+      </w:r>
+      <w:r>
+        <w:t>Conserv. Biol. 21, 767–774. https://doi.org/10.1111/j.1523- 1739.2007.00675.x</w:t>
+      </w:r>
+    </w:p>
+    <w:p>
+      <w:r>
+        <w:t xml:space="preserve">Klein, J., 2020. </w:t>
+      </w:r>
+      <w:r>
+        <w:rPr>
+          <w:i/>
+        </w:rPr>
+        <w:t xml:space="preserve">The forgotten forest – On thinning, retention, and biodiversity in the boreal forest. </w:t>
+      </w:r>
+      <w:r>
+        <w:t>Doctoral Thesis No. 2020:50</w:t>
+      </w:r>
+    </w:p>
+    <w:p>
+      <w:r>
+        <w:t xml:space="preserve">Siffczyk, C., Brotons, L., Kangas, K., Orell, M., 2003. </w:t>
+      </w:r>
+      <w:r>
+        <w:rPr>
+          <w:i/>
+        </w:rPr>
+        <w:t xml:space="preserve">Home range size of willow tits. </w:t>
+      </w:r>
+      <w:r>
+        <w:t>Oecologica, 136, 635–642 (2003)</w:t>
+      </w:r>
+    </w:p>
+    <w:p>
+      <w:r>
+        <w:t xml:space="preserve">SLU Artdatabanken, 2021. </w:t>
+      </w:r>
+      <w:r>
+        <w:rPr>
+          <w:i/>
+        </w:rPr>
+        <w:t xml:space="preserve">Artfaktablad. Naturvård – artfakta. </w:t>
+      </w:r>
+      <w:r>
+        <w:t>SLU Artdatabanken, Uppsala</w:t>
+      </w:r>
+    </w:p>
+    <w:p>
+      <w:pPr>
+        <w:pStyle w:val="Heading1"/>
+      </w:pPr>
+      <w:r>
+        <w:t>Tretåig hackspett – ekologi samt krav på livsmiljön</w:t>
+      </w:r>
+    </w:p>
+    <w:p>
+      <w:r>
+        <w:t xml:space="preserve">Tretåig hackspett (NT) är fridlyst enligt §4 Artskyddsförordningen och finns med som prioriterad art i Skogsstyrelsen vägledning för skogsbruket (bilaga 4 till SVL). I vägledningen står bland annat att: </w:t>
+      </w:r>
+      <w:r>
+        <w:rPr>
+          <w:i/>
+        </w:rPr>
+        <w:t xml:space="preserve">“Tretåig hackspett har stora arealkrav och höga krav på sin livsmiljö. Omdaningen av naturskogar till kulturskogar medför en förlust av viktiga miljöer, något som förstärks av ökad fragmentering till följd av avverkningar.” </w:t>
+      </w:r>
+      <w:r>
+        <w:t xml:space="preserve">Vidare att: </w:t>
+      </w:r>
+      <w:r>
+        <w:rPr>
+          <w:i/>
+        </w:rPr>
+        <w:t>“Områden med dokumenterad permanent förekomst i naturskogsmiljöer har vanligen så stora naturvärden att skogsbruk är olämpligt”</w:t>
+      </w:r>
+      <w:r>
+        <w:t xml:space="preserve"> (SLU Artdatabanken, 2024; Skogsstyrelsen, 2016)</w:t>
+      </w:r>
+      <w:r>
+        <w:rPr>
+          <w:i/>
+        </w:rPr>
+        <w:t>.</w:t>
+      </w:r>
+    </w:p>
+    <w:p>
+      <w:r>
+        <w:t>Tretåig hackspett är beroende av större sammanhängande naturskogar med kontinuerlig tillgång och nybildning av död ved och fragmentering av livsmiljöerna utgör ett stort hot mot arten (se exempelvis Stachura-Skierczynska et al., 2009; Wesolowski et al., 2005; Butler et al., 2004; Pakkala et al., 2002; Amcoff et al., 1996; Virkkala, 1991). Det finns studier som visar att naturskogens självgallringsprocess som den tretåiga hackspetten är beroende av, inte kan ersättas med efterlämnad hänsyn i skogsbruket (Imbeau &amp; Desrochers, 2002).</w:t>
+      </w:r>
+    </w:p>
+    <w:p>
+      <w:r>
+        <w:t>Permanenta revir av tretåig hackspett karaktäriseras ofta av artens typiska ringformigt ordnade hackmärken på framför allt gamla granar. För att säkerställa att inte revir av tretåig hackspett drabbas av avverkningsplanerna bör en inventering göras i området både under häckningstid och under vintern, då arten utnyttjar betydligt större områden än under sommarens häckningsrevir. Storleken på häckningsreviret varierar med skogstypen, förekomsten av död ved och graden av fragmentering, men är i allmänhet i storleksordningen 25–100 hektar (SLU Artdatabanken, 2024; Skogsstyrelsen, 2016).</w:t>
+      </w:r>
+    </w:p>
+    <w:p>
+      <w:r>
+        <w:t xml:space="preserve">Förutom fridlysning enligt §4 Artskyddsförordningen är tretåig hackspett även förtecknad i EU:s fågeldirektiv bilaga 1. Den är typisk art för </w:t>
+      </w:r>
+      <w:r>
+        <w:rPr>
+          <w:i/>
+        </w:rPr>
+        <w:t xml:space="preserve">9010 Taiga, 9740 Skogsbevuxen myr, 9030 Landhöjningsskog </w:t>
+      </w:r>
+      <w:r>
+        <w:t xml:space="preserve">och </w:t>
+      </w:r>
+      <w:r>
+        <w:rPr>
+          <w:i/>
+        </w:rPr>
+        <w:t>9040 Fjällbjörkskog</w:t>
+      </w:r>
+      <w:r>
+        <w:t xml:space="preserve"> samt ingår i Natura 2000 och är förtecknad i Bernkonventionen bilaga II (strikt skyddade djurarter) (SLU Artdatabanken, 2024; Skogsstyrelsen, 2016).</w:t>
+      </w:r>
+    </w:p>
+    <w:p>
+      <w:pPr>
+        <w:pStyle w:val="Heading2"/>
+      </w:pPr>
+      <w:r>
+        <w:t>Referenser – tretåig hackspett</w:t>
+      </w:r>
+    </w:p>
+    <w:p>
+      <w:r>
+        <w:t xml:space="preserve">Amcoff, M. &amp; Eriksson, P. 1996. </w:t>
+      </w:r>
+      <w:r>
+        <w:rPr>
+          <w:i/>
+        </w:rPr>
+        <w:t xml:space="preserve">Förekomst av tretåig hackspett Picoides tridactylus på bestånds- och landskapsnivå. </w:t>
+      </w:r>
+      <w:r>
+        <w:t>Ornis Svecica 6: 107–119.</w:t>
+      </w:r>
+    </w:p>
+    <w:p>
+      <w:r>
+        <w:t xml:space="preserve">Butler, R., Angelstam, P., Ekelund, P. &amp; Schlaeffer, R. 2004. </w:t>
+      </w:r>
+      <w:r>
+        <w:rPr>
+          <w:i/>
+        </w:rPr>
+        <w:t xml:space="preserve">Dead wood threshold values for the three-toed woodpecker presence in boreal and sub-Alpine forest. </w:t>
+      </w:r>
+      <w:r>
+        <w:t>Biological conservation 119(3): 305–318.</w:t>
+      </w:r>
+    </w:p>
+    <w:p>
+      <w:r>
+        <w:t xml:space="preserve">Imbeau, L. &amp; Desrochers, A. 2002. </w:t>
+      </w:r>
+      <w:r>
+        <w:rPr>
+          <w:i/>
+        </w:rPr>
+        <w:t xml:space="preserve">Foraging Ecology and Use of Drumming Trees by Three-Toed Woodpeckers. </w:t>
+      </w:r>
+      <w:r>
+        <w:t>The Journal of Wildlife Management. Vol. 66, No. 1 (Jan., 2002), pp. 222–231.</w:t>
+      </w:r>
+    </w:p>
+    <w:p>
+      <w:r>
+        <w:t xml:space="preserve">Pakkala, T., Hanski, I. &amp; Tomppo, E. 2002. </w:t>
+      </w:r>
+      <w:r>
+        <w:rPr>
+          <w:i/>
+        </w:rPr>
+        <w:t xml:space="preserve">Spatial ecology of the three-toed woodpecker in managed forest landscapes. </w:t>
+      </w:r>
+      <w:r>
+        <w:t>Silva Fennica 36(1): 279–288.</w:t>
+      </w:r>
+    </w:p>
+    <w:p>
+      <w:r>
+        <w:t xml:space="preserve">Skogsstyrelsen, 2016. </w:t>
+      </w:r>
+      <w:r>
+        <w:rPr>
+          <w:i/>
+        </w:rPr>
+        <w:t>Vägledning för hänsyn till fåglar – Tretåig hackspett.</w:t>
+      </w:r>
+    </w:p>
+    <w:p>
+      <w:r>
+        <w:t xml:space="preserve">SLU Artdatabanken, 2024. </w:t>
+      </w:r>
+      <w:r>
+        <w:rPr>
+          <w:i/>
+        </w:rPr>
+        <w:t xml:space="preserve">Artfaktablad. Naturvård – artfakta. </w:t>
+      </w:r>
+      <w:r>
+        <w:t>SLU Artdatabanken, Uppsala.</w:t>
+      </w:r>
+    </w:p>
+    <w:p>
+      <w:r>
+        <w:t xml:space="preserve">Stachura-Skierczynska, K., Tumiel, T. &amp; Skierczynski, M. 2009. </w:t>
+      </w:r>
+      <w:r>
+        <w:rPr>
+          <w:i/>
+        </w:rPr>
+        <w:t xml:space="preserve">Habitat prediction model for three-toed woodpecker and its implications for the conservation of biologically valuable forests. </w:t>
+      </w:r>
+      <w:r>
+        <w:t>Forest Ecology and Management 258(5): 697–703.</w:t>
+      </w:r>
+    </w:p>
+    <w:p>
+      <w:r>
+        <w:t xml:space="preserve">Virkkala, R. 1991. </w:t>
+      </w:r>
+      <w:r>
+        <w:rPr>
+          <w:i/>
+        </w:rPr>
+        <w:t xml:space="preserve">Population trends of forest birds in a Finnish Lapland landscape of large habitat blocks – Consequences of stochastic environmental variation or regional habitat alteration. </w:t>
+      </w:r>
+      <w:r>
+        <w:t>Biological conservation 56(2): 223–240.</w:t>
+      </w:r>
+    </w:p>
+    <w:p>
+      <w:r>
+        <w:t xml:space="preserve">Wesolowski, T., Czeszczewik, D. &amp; Rowinski, P. 2005. </w:t>
+      </w:r>
+      <w:r>
+        <w:rPr>
+          <w:i/>
+        </w:rPr>
+        <w:t xml:space="preserve">Effects of forest management on Three-toed Woodpecker Picoides tridactylus distribution in the Bialowieza Forest (NE Poland): conservation implications. </w:t>
+      </w:r>
+      <w:r>
+        <w:t>Acta Ornithologica 40(1): 53–60.</w:t>
+      </w:r>
+    </w:p>
+    <w:p>
+      <w:pPr>
+        <w:pStyle w:val="Heading1"/>
+      </w:pPr>
+      <w:r>
+        <w:t>Mindre märgborre – ekologi samt krav på livsmiljön</w:t>
+      </w:r>
+    </w:p>
+    <w:p>
+      <w:r>
+        <w:t xml:space="preserve">Mindre märgborre är en signalart för tallskog med höga naturvärden och kan lätt konstateras genom sina karaktäristiska måsvingeliknande gnagspår som ofta hittas på grova tallgrenar på marken. Mindre märgborre betraktas tillsammans med skarptandad barkborre som nyckelarter, eftersom en rad sällsynta efterföljande arter är beroende av deras gångsystem. Bland dessa kan nämnas åtgärdsprogramsarterna avlång barkborre (VU), </w:t>
+      </w:r>
+      <w:r>
+        <w:rPr>
+          <w:i/>
+        </w:rPr>
+        <w:t>Corticeus longulus</w:t>
+      </w:r>
+      <w:r>
+        <w:t xml:space="preserve"> (VU), tallgångbagge (VU), cholodkovskys bastborre (NT) och tallbarksvartbagge (NT) (Pettersson, 2014; Gunnarsson m fl., 1999).</w:t>
+      </w:r>
+    </w:p>
+    <w:p>
+      <w:r>
+        <w:t>Tallskogar tillhör de livsmiljöer som förändrats i stor skala, där många kvadratmil har omvandlats till unga produktionsskogar. I sådana skogar saknas förutsättningar för de ovannämnda sällsynta barkborrarna och alltmer kunskap tyder på att skogsbrukets omvandling av skogslandskapet, missgynnar åtgärdsprogrammets arter även inne i skyddade områden (Hedgren, 2012; Hedgren m.fl., 2010; Wikars m.fl., 2010; Wikars, 2009). Orsaken är sannolikt att dagens intensiva skogsbruk trivialiserar faunan på nydöda träd. Detta sker genom att generalister förökas upp i sådan grad i den brukade skogen att dessa även kommer att dominera i de för hållandevis små och fragmenterade områden som avsätts för naturvård (Appelqvist, 2005; Janzen, 1983; Ås, 1999).</w:t>
+      </w:r>
+    </w:p>
+    <w:p>
+      <w:r>
+        <w:t>Ett tydligt exempel på en generalist som gynnas av dagens skogsbruk är större märgborre på nydöd tall. Denna utvecklas förutom i vindfällen gärna i avverkningsavfall, inklusive avverkningsstubbar och röjningsstammar. Därmed har den större märgborren möjlighet att upprätthålla stora och stabila populationer på huvuddelen av landets skogsmark, vilket leder till en trivialisering av faunan. Större märgborre inverkar sannolikt direkt negativt på arter som tolvtandad barkborre (EN) och avlång barkborre (VU), och indirekt på de som är gynnade av blånadssvampar, dvs. följearter till framförallt mindre märgborre och skarptandad barkborre. De barkborrar som missgynnas av större märgborre är i mycket högre grad gynnade av tallar som dör genom självgallring, dvs. i normalfallet skog som inte används till skogsproduktion (Pettersson, 2014; Wikars, skriftl.).</w:t>
+      </w:r>
+    </w:p>
+    <w:p>
+      <w:r>
+        <w:t xml:space="preserve">Rika förekomster av främst mindre märgborre men även skarptandad barkborre är en signal för artrikedom och inventeringar har visat att det är i skogar med en naturlig självgallring som det skapas förutsättningar för dessa arter samt de efterföljande åtgärdsprogramsarterna (Pettersson, 2014; Hedgren, 2012). Tallskogar med stark förekomst av mindre märgborre och skarptandad barkborre bör avsättas som reservat. Generellt bör hänsyn tas vid slutavverkning av talldominerad skog så att avverkningsrester som gren- och toppdelar (s.k. GROT) lämnas. Mindre märgborre är typisk art för </w:t>
+      </w:r>
+      <w:r>
+        <w:rPr>
+          <w:i/>
+        </w:rPr>
+        <w:t>9060 Åsbarrskog</w:t>
+      </w:r>
+      <w:r>
+        <w:t xml:space="preserve"> (Pettersson, 2014; SLU Artdatabanken, 2026).</w:t>
+      </w:r>
+    </w:p>
+    <w:p>
+      <w:pPr>
+        <w:pStyle w:val="Heading2"/>
+      </w:pPr>
+      <w:r>
+        <w:t>Referenser – mindre märgborre</w:t>
+      </w:r>
+    </w:p>
+    <w:p>
+      <w:r>
+        <w:t xml:space="preserve">Appelqvist, T., 2005. </w:t>
+      </w:r>
+      <w:r>
+        <w:rPr>
+          <w:i/>
+        </w:rPr>
+        <w:t>Naturvårdsbiologisk forskning. Underlag för områdesskydd i landskapet.</w:t>
+      </w:r>
+      <w:r>
+        <w:t xml:space="preserve"> Naturvårdsverket, Rapport 5452.</w:t>
+      </w:r>
+    </w:p>
+    <w:p>
+      <w:r>
+        <w:t xml:space="preserve">Gunnarsson, B., Pettersson, R. B., Hake, M. och Hultengren, S. &amp; Sjöberg, K., 1999. </w:t>
+      </w:r>
+      <w:r>
+        <w:rPr>
+          <w:i/>
+        </w:rPr>
+        <w:t xml:space="preserve">Spindlar och skalbaggar som indikatorer i barrskog. </w:t>
+      </w:r>
+      <w:r>
+        <w:t>Skog &amp; Forskning, Nr. 2/99, s. 46–51.</w:t>
+      </w:r>
+    </w:p>
+    <w:p>
+      <w:r>
+        <w:t xml:space="preserve">Hedgren, O., 2012. </w:t>
+      </w:r>
+      <w:r>
+        <w:rPr>
+          <w:i/>
+        </w:rPr>
+        <w:t>Hotade insekter på tallved i Dalarna.</w:t>
+      </w:r>
+      <w:r>
+        <w:t xml:space="preserve"> Länsstyrelsen Dalarna, Naturvårdsenheten. Rapport 2012:16.</w:t>
+      </w:r>
+    </w:p>
+    <w:p>
+      <w:r>
+        <w:t xml:space="preserve">Hedgren, O. 2010. </w:t>
+      </w:r>
+      <w:r>
+        <w:rPr>
+          <w:i/>
+        </w:rPr>
+        <w:t>Vedinsekter i tallskog och på brandfält i Värmland.</w:t>
+      </w:r>
+      <w:r>
+        <w:t xml:space="preserve"> Länsstyrelsen Värmland, Stencil, 39 s.</w:t>
+      </w:r>
+    </w:p>
+    <w:p>
+      <w:r>
+        <w:t xml:space="preserve">Janzen, D. H., 1983. </w:t>
+      </w:r>
+      <w:r>
+        <w:rPr>
+          <w:i/>
+        </w:rPr>
+        <w:t>No park is an island: Increase in interference from outside as park size decreases</w:t>
+      </w:r>
+      <w:r>
+        <w:t>. Oikos 41: 402–410.</w:t>
+      </w:r>
+    </w:p>
+    <w:p>
+      <w:r>
+        <w:t xml:space="preserve">Jonsell, M., Weslien, J. &amp; Ehn ström, B., 1998. </w:t>
+      </w:r>
+      <w:r>
+        <w:rPr>
+          <w:i/>
+        </w:rPr>
+        <w:t>Substrate requirements of red-listed saproxylic invertebrates in Sweden</w:t>
+      </w:r>
+      <w:r>
+        <w:t>. Biodiversity and Conserv. 7: 749–764.</w:t>
+      </w:r>
+    </w:p>
+    <w:p>
+      <w:r>
+        <w:t xml:space="preserve">Pettersson, R. B., 2014). </w:t>
+      </w:r>
+      <w:r>
+        <w:rPr>
+          <w:i/>
+        </w:rPr>
+        <w:t>Åtgärdsprogram för skalbaggar på nyligen död tall, 2014–2018.</w:t>
+      </w:r>
+      <w:r>
+        <w:t xml:space="preserve"> Rapport 6599. Bromma: Naturvårdsverket.</w:t>
+      </w:r>
+    </w:p>
+    <w:p>
+      <w:r>
+        <w:t xml:space="preserve">SLU Artdatabanken, 2026. </w:t>
+      </w:r>
+      <w:r>
+        <w:rPr>
+          <w:i/>
+        </w:rPr>
+        <w:t xml:space="preserve">Artfaktablad. Naturvård – artfakta. </w:t>
+      </w:r>
+      <w:r>
+        <w:t>SLU Artdatabanken, Uppsala.</w:t>
+      </w:r>
+    </w:p>
+    <w:p>
+      <w:r>
+        <w:t xml:space="preserve">Wikars, L.-O., Hansson, J. &amp; Hedgren, O., 2010. </w:t>
+      </w:r>
+      <w:r>
+        <w:rPr>
+          <w:i/>
+        </w:rPr>
+        <w:t>Inventering av vedlevande skalbaggar – tallskogar i Örebro län.</w:t>
+      </w:r>
+      <w:r>
+        <w:t xml:space="preserve"> Länsstyrelsen i Örebro län, publ.nr. 2010:2.</w:t>
+      </w:r>
+    </w:p>
+    <w:p>
+      <w:r>
+        <w:t xml:space="preserve">Wikars, L.-O., 2009. </w:t>
+      </w:r>
+      <w:r>
+        <w:rPr>
+          <w:i/>
+        </w:rPr>
+        <w:t>Vedskalbaggar i Hamra nationalpark, Gävleborgs län.</w:t>
+      </w:r>
+      <w:r>
+        <w:t xml:space="preserve"> Länsstyrelsen Gävleborg, Rapport 2009:14.</w:t>
+      </w:r>
+    </w:p>
+    <w:p>
+      <w:pPr>
+        <w:pStyle w:val="Heading1"/>
+      </w:pPr>
+      <w:r>
         <w:t>Järpe – ekologi samt krav på livsmiljön</w:t>
       </w:r>
     </w:p>
@@ -997,12 +1768,120 @@
         <w:pStyle w:val="Heading1"/>
       </w:pPr>
       <w:r>
-        <w:t>Knärot – ekologi samt krav på livsmiljön</w:t>
-      </w:r>
-    </w:p>
-    <w:p>
-      <w:r>
-        <w:t xml:space="preserve">Knärot är typisk art för </w:t>
+        <w:t>Mindre flugsnappare – ekologi samt krav på livsmiljön</w:t>
+      </w:r>
+    </w:p>
+    <w:p>
+      <w:r>
+        <w:t xml:space="preserve">Mindre flugsnappare (§4), som omfattas av bilaga 1 EU:s fågeldirektiv och är typisk art för </w:t>
+      </w:r>
+      <w:r>
+        <w:rPr>
+          <w:i/>
+        </w:rPr>
+        <w:t>9080 Lövsumpskog</w:t>
+      </w:r>
+      <w:r>
+        <w:t>, förekommer spritt men sällsynt i större delen av landet men är vanligast i södra Sverige och utmed Norrlandskusten. Den häckar i tät, ogallrad och flerskiktad blandskog med hög bonitet och krontäckning. Reviren är ofta belägna nära stränder, kärr eller bäckar där marken är fuktig eller vattendränkt och i många fall finns det rikligt med död ved i form av högstubbar. Trädslagsfördelningen har mindre betydelse än skogens struktur, och häckningar sker såväl i ädellövskog (i södra Sverige ofta i bokskog) som i nästan ren granskog (SLU Artdatabanken, 2024; Skogsstyrelsen, 2016).</w:t>
+      </w:r>
+    </w:p>
+    <w:p>
+      <w:r>
+        <w:t>Reviret är litet, omkring 1 hektar, och arten kan därför häcka även i små områden med lämplig miljö, till exempel bokbackar insprängda i annan skog. Däremot bör detta reviret ansluta till större områden med sammanhängande skog, eftersom arten undviker bryn mot öppen mark. Boet placeras oftast i döda träd, i håligheter och bakom barkflagor eller liknande (Skogsstyrelsen, 2016).</w:t>
+      </w:r>
+    </w:p>
+    <w:p>
+      <w:r>
+        <w:t>Häckningsplatser för mindre flugsnappare har ofta höga naturvärden knutna till relativt orörda skogar med mycket död ved, rik kryptogamflora och känsligt fältskikt. Mindre flugsnappare kräver förstärkt hänsyn och missgynnas av omdaning av naturskog till produktionsskog, särskilt gallring och avverkning av flerskiktade skogsmiljöer med hög andel döda och döende träd på fuktig eller blöt mark. I södra Sverige missgynnas arten av underröjning och gallring av flerskiktad bokskog. Följande åtgärder rekommenderas i Skogsstyrelsens vägledning för hänsyn till mindre flugsnappare (Skogsstyrelsen, 2016).</w:t>
+      </w:r>
+    </w:p>
+    <w:p>
+      <w:pPr>
+        <w:pStyle w:val="ListBullet"/>
+      </w:pPr>
+      <w:r>
+        <w:t>Lämna breda kantzoner (50–100 meter) mot bäckar, sumpskogar, sjöar och myrar.</w:t>
+      </w:r>
+    </w:p>
+    <w:p>
+      <w:pPr>
+        <w:pStyle w:val="ListBullet"/>
+      </w:pPr>
+      <w:r>
+        <w:t>Återställ dikade sumpskogar genom att dämma eller täppta igen diken.</w:t>
+      </w:r>
+    </w:p>
+    <w:p>
+      <w:pPr>
+        <w:pStyle w:val="ListBullet"/>
+      </w:pPr>
+      <w:r>
+        <w:t>Undvik all form av avverkning, inklusive gallring, i sumpskogsmiljöer och spara dem som hänsynsytor.</w:t>
+      </w:r>
+    </w:p>
+    <w:p>
+      <w:pPr>
+        <w:pStyle w:val="ListBullet"/>
+      </w:pPr>
+      <w:r>
+        <w:t>Inom 100 meter från revir av mindre flugsnappare bör det bara ske ett försiktigt virkesuttag.</w:t>
+      </w:r>
+    </w:p>
+    <w:p>
+      <w:pPr>
+        <w:pStyle w:val="ListBullet"/>
+      </w:pPr>
+      <w:r>
+        <w:t>Undvik all form av avverkning i gamla bokskogar av naturskogskaraktär och spara dem som hänsynsytor.</w:t>
+      </w:r>
+    </w:p>
+    <w:p>
+      <w:pPr>
+        <w:pStyle w:val="Heading2"/>
+      </w:pPr>
+      <w:r>
+        <w:t>Referenser – mindre flugsnappare</w:t>
+      </w:r>
+    </w:p>
+    <w:p>
+      <w:r>
+        <w:t xml:space="preserve">Skogsstyrelsen, 2016. </w:t>
+      </w:r>
+      <w:r>
+        <w:rPr>
+          <w:i/>
+        </w:rPr>
+        <w:t xml:space="preserve">Vägledning för hänsyn till mindre flugsnappare. </w:t>
+      </w:r>
+      <w:r>
+        <w:t>Vägledningar och kunskapsstöd artskydd - Skogsstyrelsen</w:t>
+      </w:r>
+    </w:p>
+    <w:p>
+      <w:r>
+        <w:t>SLU Artdatabanken, 2024.</w:t>
+      </w:r>
+      <w:r>
+        <w:rPr>
+          <w:i/>
+        </w:rPr>
+        <w:t xml:space="preserve"> Artfakta: mindre flugsnappare (Ficedula parva). </w:t>
+      </w:r>
+      <w:r>
+        <w:t>https://artfakta.se/taxa/100058</w:t>
+      </w:r>
+    </w:p>
+    <w:p>
+      <w:pPr>
+        <w:pStyle w:val="Heading1"/>
+      </w:pPr>
+      <w:r>
+        <w:t>Spillkråka – ekologi samt krav på livsmiljön</w:t>
+      </w:r>
+    </w:p>
+    <w:p>
+      <w:r>
+        <w:t xml:space="preserve">Spillkråka (§4) ingår i bilaga 1 EU:s fågeldirektiv och är typisk art för </w:t>
       </w:r>
       <w:r>
         <w:rPr>
@@ -1017,204 +1896,42 @@
         <w:rPr>
           <w:i/>
         </w:rPr>
-        <w:t xml:space="preserve"> 9050 Näringsrik granskog</w:t>
-      </w:r>
-      <w:r>
-        <w:t>, fridlyst enligt 8 och 15 §§ artskyddsförordningen och klassad som sårbar (VU) enligt rödlistan 2020. Knärot är beroende av hög och jämn luftfuktighet i gamla, ostörda skogsmiljöer och är känslig för snabba förändringar av ljus-/vindförhållanden eller uttorkning. På grund av ett alltför intensivt skogsbruk har den minskat med 40 (25–50) % under de senaste 60 åren och i framtiden bedöms minskningstakten uppgå till 30 (20–40) %. Till följd av att arten har en dokumenterat högre minskningstakt i förhållande till sin generationstid än vad som tidigare varit känt (data från Riksskogstaxeringen) höjdes den till hotkategori sårbar (VU) i rödlistan 2020 (SLU Artdatabanken, 2024).</w:t>
-      </w:r>
-    </w:p>
-    <w:p>
-      <w:r>
-        <w:t>En analys av 79 floraväktarlokaler åren 1990–2015 vilka återbesökts under 2020–2024 visade på en tydlig negativ påverkan på knärotsförekomster från större hyggen i närområdet (inom 150–200 m) vilket indikerar att kanteffekter har en stor påverkan på populationerna. Resultaten bekräftar knärotens känslighet för kanteffekter och visar vikten av att skydda större skogsbestånd för att bevara arten. Om det blir höga andelar (&gt;30%) hyggen inom 200 meter från en knärotsförekomst så ökar risken för att en knärotspopulation dör ut och det verkar det behövas någonstans mellan 100 och 150 meters skyddszon för att bevara arten på lång sikt (Sebestyén &amp; Sundberg, 2025). Detta stöds även av en studie (Johansson et al, 2026) baserad på data från Riksskogstaxeringen som visar att knäroten minskat med 66 % under perioden 1993–2022 samt att det finns en stark korrelation mellan minskande arealer kontinuitetsskog och lokal utdöenderisk. Knäroten uppvisade en mycket låg koloniseringsgrad (0,7 % över 10 år) i kombination med hög lokal utrotningsrisk (75,2 %), där utrotningssannolikheten ökade kraftigt när arealen kontinuitetsskog minskade mellan undersökningar, t.ex. på grund av kalhyggesbruk (Johansson et al., 2026).</w:t>
-      </w:r>
-    </w:p>
-    <w:p>
-      <w:r>
-        <w:t xml:space="preserve">Samuel Johnsons doktorsavhandling </w:t>
+        <w:t xml:space="preserve"> 9740 Skogsbevuxen myr</w:t>
+      </w:r>
+      <w:r>
+        <w:t>. Den lever i både barr- och blandskog liksom i ren lövskog. De tätaste populationerna tenderar att finnas i äldre, variationsrik blandskog med gott om död ved och gamla träd. Varje par utnyttjar 400–1000 hektar skog beroende på skogens kvalitet. Skogsbruk med korta omloppstider och täta, homogena ungskogar utgör det största hotet (SLU Artdatabanken, 2026).</w:t>
+      </w:r>
+    </w:p>
+    <w:p>
+      <w:r>
+        <w:t>Spillkråka är en nyckelart i skogliga miljöer vars övergivna bohål utnyttjas av flera andra hålhäckande fågelarter och fladdermöss, däribland pärluggla (EN, §4), knipa (§4), salskrake (§4) och skogsduva (§4). Hökuggla (VU, §4) och slaguggla (§4) häckar ofta i högstubbar som brutits av i höjd med ett gammalt spillkråkebo (Skogsstyrelsen, 2016).</w:t>
+      </w:r>
+    </w:p>
+    <w:p>
+      <w:pPr>
+        <w:pStyle w:val="Heading2"/>
+      </w:pPr>
+      <w:r>
+        <w:t>Referenser – spillkråka</w:t>
+      </w:r>
+    </w:p>
+    <w:p>
+      <w:r>
+        <w:t xml:space="preserve">Skogsstyrelsen, 2016. </w:t>
       </w:r>
       <w:r>
         <w:rPr>
           <w:i/>
         </w:rPr>
-        <w:t>“Retention Forestry as a Conservation Measure for Boreal Forest Ground Vegetation”</w:t>
-      </w:r>
-      <w:r>
-        <w:t xml:space="preserve"> (SLU, Uppsala 2014) visar att det krävs väl tilltagna skyddszoner för att knärotens växtplatser inte ska ta skada av skogsbruksåtgärder i intilliggande områden: </w:t>
-      </w:r>
-      <w:r>
-        <w:rPr>
-          <w:i/>
-        </w:rPr>
-        <w:t xml:space="preserve">“Study III shows that retention patches smaller than 0.5 ha do not lifeboat the sensitive forest herb G. repens, a species that depend on stable microclimatic conditions typical for intact forest stands.” </w:t>
-      </w:r>
-      <w:r>
-        <w:t xml:space="preserve">Vidare </w:t>
-      </w:r>
-      <w:r>
-        <w:rPr>
-          <w:i/>
-        </w:rPr>
-        <w:t>“More sensitive forest species are not lifeboated in retention patches ranging from 0.05 to 0.5 ha (Papers II &amp; III).”</w:t>
-      </w:r>
-    </w:p>
-    <w:p>
-      <w:r>
-        <w:t xml:space="preserve">Johnsons (2014) rekommendation på minst 50 meters breda skyddszoner runt knärotens växtplatser motsvarar en areal på 0,78 hektar, vilket ligger i linje med andra studier som gjorts på känsliga skogsarter: </w:t>
-      </w:r>
-      <w:r>
-        <w:rPr>
-          <w:i/>
-        </w:rPr>
-        <w:t>“In study III I also show that translocated specimens of G. repens survives well in mature forests at least 50 m from the nearest edge to an open area. Moreover, measures of temperature and humidity show that such distances from an open area is far enough to offer a microclimate that is more stable compared to what present in retention patches of around 0.1 ha. This means that the very centre of a circular patch with radius 50 m (equals a size of 0.78 ha) should offer conditions similar to interior forest and would perhaps be a suitable habitat for G. repens and similar species. Previous studies from both North America and Sweden have also concluded that patches between 0.5 and one ha are sufficient for preserving interior forest vegetation as well as sensitive lichens and bryophytes (de Graaf &amp; Roberts 2009; Halpern et al. 2012; Rudolphi et al. 2014).”</w:t>
-      </w:r>
-    </w:p>
-    <w:p>
-      <w:r>
-        <w:t>Ytterligare en studie (Koelmeijer m.fl., 2022) inkluderar knärotens skyddsbehov. I uppsatsen berörs problemet med uttorkning för växter, bl.a. för knärot, ett problem som blivit accentuerat på grund av den pågående klimatförändringen och torra somrar, t.ex. den exceptionellt torra sommaren 2018. I uppsatsen undersöks områden med tre olika avstånd från kalhyggeskant med avseende på skydd bl.a. för knärot. Det första området har avstånd upp till 20 m från hyggeskant (Strong edge effect), det andra 20–40 m från hyggeskant (Weak edge effect) och det tredje avser större avstånd från hyggeskant, där kanteffekten anses vara försumbar (Interior). Ett resultat var att man fann stor eller mycket stor uttorkningseffekt på känsliga och rödlistade skogsarter vid de kortare avstånden till hyggeskant, medan effekt av uttorkning inte konstaterades på större avstånd (Interior). För orkidén knärot fann man en rik förekomst (upp till 0,06 dm2/m2) på stort avstånd från hyggeskant (Interior), medan förekomsten var liten eller närmast försumbar i de områden som klassificerades som Weak edge effect respektive Strong edge effect. Arbetet påpekar att de allt oftare förekommande torra somrarna ger ytterligare skäl att utöka skyddsavståndet från hyggen till den fuktkrävande arten knärot (Koelmeijer m.fl., 2022).</w:t>
-      </w:r>
-    </w:p>
-    <w:p>
-      <w:r>
-        <w:t>Även Skogsstyrelsens egen vägledning för hänsyn till knärot ligger i linje med ovanstående forskningsstudier. Av vägledningen framgår det att för med hög sannolikhet kunna bevara befintliga förekomster krävs relativt stora avsättningar av uppvuxen skog med slutet och relativt tätt kronskikt. Som riktlinje kan krävas ett avstånd på 50 meter in från brynet för att vidmakthålla ett fungerande mikroklimat. Detta innebär att fristående hänsynsytor för många arter (kärlväxter, lavar och mossor) kan behöva ha en area överstigande 0,8 hektar (cirkelyta med radien 50 meter = 0,78 hektar) för att bibehålla lokalklimatet. Även ganska små förändringar i form av förändrade ljus- och fuktighetsförhållanden, till exempel till följd av gallring, kan leda till att arten försvinner till följd av konkurrens med mera ljuskrävande och snabbväxande arter (Skogsstyrelsen, 2022).</w:t>
-      </w:r>
-    </w:p>
-    <w:p>
-      <w:r>
-        <w:t>Vid tillämpning av försiktighetsprincipen enligt 2 kap. 3 § miljöbalken bör sålunda 100–150 meters skyddszon lämnas runt knärotens växtplatser.</w:t>
-      </w:r>
-    </w:p>
-    <w:p>
-      <w:pPr>
-        <w:pStyle w:val="Heading2"/>
-      </w:pPr>
-      <w:r>
-        <w:t>Referenser – knärot</w:t>
-      </w:r>
-    </w:p>
-    <w:p>
-      <w:r>
-        <w:t xml:space="preserve">de Graaf M &amp; Roberts M.R., 2009. </w:t>
-      </w:r>
-      <w:r>
-        <w:rPr>
-          <w:i/>
-        </w:rPr>
-        <w:t xml:space="preserve">Short-term response of the herbaceous layer within leave patches after harvest. </w:t>
-      </w:r>
-      <w:r>
-        <w:t>Forest Ecology and Management 257, 1014–1025.</w:t>
-      </w:r>
-    </w:p>
-    <w:p>
-      <w:r>
-        <w:t xml:space="preserve">Halpern, C. B., Halaj, J., Evans, S. A., &amp; Dovciak, M., 2012. </w:t>
-      </w:r>
-      <w:r>
-        <w:rPr>
-          <w:i/>
-        </w:rPr>
-        <w:t xml:space="preserve">Level and pattern of overstory retention interact to shape long-term responses of understories to timber harvest. </w:t>
-      </w:r>
-      <w:r>
-        <w:t>Ecological Applications, 22, 2049–2064.</w:t>
-      </w:r>
-    </w:p>
-    <w:p>
-      <w:r>
-        <w:t>Johansson, V., Jansson, M. och Bergman, K-O</w:t>
-      </w:r>
-      <w:r>
-        <w:rPr>
-          <w:i/>
-        </w:rPr>
-        <w:t>.</w:t>
-      </w:r>
-      <w:r>
-        <w:t>, 2026.</w:t>
-      </w:r>
-      <w:r>
-        <w:rPr>
-          <w:i/>
-        </w:rPr>
-        <w:t xml:space="preserve"> A 30-year population decline of a threatened forest orchid associated with old growth forests</w:t>
-      </w:r>
-      <w:r>
-        <w:t>. Department of Physics, Chemistry and Biology (IFM), Linköping University.</w:t>
-      </w:r>
-    </w:p>
-    <w:p>
-      <w:r>
-        <w:t xml:space="preserve">Johnson, S., 2014. </w:t>
-      </w:r>
-      <w:r>
-        <w:rPr>
-          <w:i/>
-        </w:rPr>
-        <w:t>Retention Forestry as a Conservation Measure for Boreal Forest Ground Vegetation</w:t>
-      </w:r>
-      <w:r>
-        <w:t>. Doktorsavhandling, SLU, Uppsala.</w:t>
-      </w:r>
-    </w:p>
-    <w:p>
-      <w:r>
-        <w:t xml:space="preserve">Koelmeijer, I. A., Ehrlén, J., Jönsson, M., De Frenne, P., Berg, P., Andersson, J., Weibull, H. &amp; Hylander, N. 2022. </w:t>
-      </w:r>
-      <w:r>
-        <w:rPr>
-          <w:i/>
-        </w:rPr>
-        <w:t xml:space="preserve">Interactive effects of drought and edge exposure on old-growth forest understory species. </w:t>
-      </w:r>
-      <w:r>
-        <w:t>Landscape Ecology, 37, sid 1839–1853.</w:t>
-      </w:r>
-    </w:p>
-    <w:p>
-      <w:r>
-        <w:t xml:space="preserve">Rudolphi, J., Jönsson, M. T., &amp; Gustafsson, L., 2014. </w:t>
-      </w:r>
-      <w:r>
-        <w:rPr>
-          <w:i/>
-        </w:rPr>
-        <w:t xml:space="preserve">Biological legacies buffer local species extinction after logging. </w:t>
-      </w:r>
-      <w:r>
-        <w:t>Journal of Applied Ecology. 51, 53–62.</w:t>
-      </w:r>
-    </w:p>
-    <w:p>
-      <w:r>
-        <w:t xml:space="preserve">Sebestyén, L. och Sundberg, S. 2025.  </w:t>
-      </w:r>
-      <w:r>
-        <w:rPr>
-          <w:i/>
-        </w:rPr>
-        <w:t>Påverkan på knärotslokaler från hyggen i närheten.</w:t>
-      </w:r>
-      <w:r>
-        <w:t xml:space="preserve"> DAPHNE 36:1 2025. Botaniska Sällskapet i Stockholm.</w:t>
-      </w:r>
-    </w:p>
-    <w:p>
-      <w:r>
-        <w:t xml:space="preserve">Skogsstyrelsen, 2022. </w:t>
-      </w:r>
-      <w:r>
-        <w:rPr>
-          <w:i/>
-        </w:rPr>
-        <w:t xml:space="preserve">Vägledning för hänsyn till knärot. </w:t>
-      </w:r>
-      <w:r>
-        <w:t>https://www.skogsstyrelsen.se/lag-och-tillsyn/artskydd/vagledningar-och-kunskapsstod-artskydd/vagledning-for-hansyn-till-knarot/.</w:t>
-      </w:r>
-    </w:p>
-    <w:p>
-      <w:r>
-        <w:t xml:space="preserve">SLU Artdatabanken, 2024. </w:t>
+        <w:t xml:space="preserve">Vägledning för hänsyn till spillkråka. </w:t>
+      </w:r>
+      <w:r>
+        <w:t>Vägledningar och kunskapsstöd artskydd – Skogsstyrelsen.</w:t>
+      </w:r>
+    </w:p>
+    <w:p>
+      <w:r>
+        <w:t xml:space="preserve">SLU Artdatabanken, 2026. </w:t>
       </w:r>
       <w:r>
         <w:rPr>
@@ -1231,264 +1948,59 @@
         <w:pStyle w:val="Heading1"/>
       </w:pPr>
       <w:r>
-        <w:t>Mindre flugsnappare – ekologi samt krav på livsmiljön</w:t>
-      </w:r>
-    </w:p>
-    <w:p>
-      <w:r>
-        <w:t xml:space="preserve">Mindre flugsnappare (§4), som omfattas av bilaga 1 EU:s fågeldirektiv och är typisk art för </w:t>
+        <w:t>Tjäder – ekologi samt krav på livsmiljön</w:t>
+      </w:r>
+    </w:p>
+    <w:p>
+      <w:r>
+        <w:t xml:space="preserve">Tjäder (§4) omfattas av bilaga 1 och 2 EU:s fågeldirektiv och är typisk art för </w:t>
       </w:r>
       <w:r>
         <w:rPr>
           <w:i/>
         </w:rPr>
-        <w:t>9080 Lövsumpskog</w:t>
-      </w:r>
-      <w:r>
-        <w:t>, förekommer spritt men sällsynt i större delen av landet men är vanligast i södra Sverige och utmed Norrlandskusten. Den häckar i tät, ogallrad och flerskiktad blandskog med hög bonitet och krontäckning. Reviren är ofta belägna nära stränder, kärr eller bäckar där marken är fuktig eller vattendränkt och i många fall finns det rikligt med död ved i form av högstubbar. Trädslagsfördelningen har mindre betydelse än skogens struktur, och häckningar sker såväl i ädellövskog (i södra Sverige ofta i bokskog) som i nästan ren granskog (SLU Artdatabanken, 2024; Skogsstyrelsen, 2016).</w:t>
-      </w:r>
-    </w:p>
-    <w:p>
-      <w:r>
-        <w:t>Reviret är litet, omkring 1 hektar, och arten kan därför häcka även i små områden med lämplig miljö, till exempel bokbackar insprängda i annan skog. Däremot bör detta reviret ansluta till större områden med sammanhängande skog, eftersom arten undviker bryn mot öppen mark. Boet placeras oftast i döda träd, i håligheter och bakom barkflagor eller liknande (Skogsstyrelsen, 2016).</w:t>
-      </w:r>
-    </w:p>
-    <w:p>
-      <w:r>
-        <w:t>Häckningsplatser för mindre flugsnappare har ofta höga naturvärden knutna till relativt orörda skogar med mycket död ved, rik kryptogamflora och känsligt fältskikt. Mindre flugsnappare kräver förstärkt hänsyn och missgynnas av omdaning av naturskog till produktionsskog, särskilt gallring och avverkning av flerskiktade skogsmiljöer med hög andel döda och döende träd på fuktig eller blöt mark. I södra Sverige missgynnas arten av underröjning och gallring av flerskiktad bokskog. Följande åtgärder rekommenderas i Skogsstyrelsens vägledning för hänsyn till mindre flugsnappare (Skogsstyrelsen, 2016).</w:t>
-      </w:r>
-    </w:p>
-    <w:p>
-      <w:pPr>
-        <w:pStyle w:val="ListBullet"/>
-      </w:pPr>
-      <w:r>
-        <w:t>Lämna breda kantzoner (50–100 meter) mot bäckar, sumpskogar, sjöar och myrar.</w:t>
-      </w:r>
-    </w:p>
-    <w:p>
-      <w:pPr>
-        <w:pStyle w:val="ListBullet"/>
-      </w:pPr>
-      <w:r>
-        <w:t>Återställ dikade sumpskogar genom att dämma eller täppta igen diken.</w:t>
-      </w:r>
-    </w:p>
-    <w:p>
-      <w:pPr>
-        <w:pStyle w:val="ListBullet"/>
-      </w:pPr>
-      <w:r>
-        <w:t>Undvik all form av avverkning, inklusive gallring, i sumpskogsmiljöer och spara dem som hänsynsytor.</w:t>
-      </w:r>
-    </w:p>
-    <w:p>
-      <w:pPr>
-        <w:pStyle w:val="ListBullet"/>
-      </w:pPr>
-      <w:r>
-        <w:t>Inom 100 meter från revir av mindre flugsnappare bör det bara ske ett försiktigt virkesuttag.</w:t>
-      </w:r>
-    </w:p>
-    <w:p>
-      <w:pPr>
-        <w:pStyle w:val="ListBullet"/>
-      </w:pPr>
-      <w:r>
-        <w:t>Undvik all form av avverkning i gamla bokskogar av naturskogskaraktär och spara dem som hänsynsytor.</w:t>
-      </w:r>
-    </w:p>
-    <w:p>
-      <w:pPr>
-        <w:pStyle w:val="Heading2"/>
-      </w:pPr>
-      <w:r>
-        <w:t>Referenser – mindre flugsnappare</w:t>
-      </w:r>
-    </w:p>
-    <w:p>
-      <w:r>
-        <w:t xml:space="preserve">Skogsstyrelsen, 2016. </w:t>
+        <w:t xml:space="preserve">9010 Taiga </w:t>
+      </w:r>
+      <w:r>
+        <w:t xml:space="preserve">och </w:t>
       </w:r>
       <w:r>
         <w:rPr>
           <w:i/>
         </w:rPr>
-        <w:t xml:space="preserve">Vägledning för hänsyn till mindre flugsnappare. </w:t>
-      </w:r>
-      <w:r>
-        <w:t>Vägledningar och kunskapsstöd artskydd - Skogsstyrelsen</w:t>
-      </w:r>
-    </w:p>
-    <w:p>
-      <w:r>
-        <w:t>SLU Artdatabanken, 2024.</w:t>
+        <w:t>9740 Skogsbevuxen myr</w:t>
+      </w:r>
+      <w:r>
+        <w:t>. Tjädern är en utpräglad skogsfågel knuten till större sammanhängande barrskogsområden. Tupparna och hönorna utnyttjar till viss del olika miljöer, och habitatvalet varierar dessutom mellan olika delar av året. För att det ska finnas livskraftiga tjäderbestånd krävs funktionella skogslandskap med en blandning av uppvuxen, gles och luckig skog, täta sumpskogar, myrar och andra små våtmarker (Skogsstyrelsen, 2019; SLU Artdatabanken 2024).</w:t>
+      </w:r>
+    </w:p>
+    <w:p>
+      <w:r>
+        <w:t>Arten försvinner när skogen fragmenteras och den sammanlagda arealen hyggen och andra öppna områden blir för stor. Ett småskaligt och försiktigt virkesuttag genom hyggesfria metoder kan i vissa fall vara möjligt i området inom 200 m från lekcentrum. Längre ut från lekcentrum, inom 200–500 m bör den avverkade ytan inte överskrida 1 hektar för att undvika alltför stora och snabba förändringar (Skogsstyrelsen, 2019).</w:t>
+      </w:r>
+    </w:p>
+    <w:p>
+      <w:pPr>
+        <w:pStyle w:val="Heading2"/>
+      </w:pPr>
+      <w:r>
+        <w:t>Referenser – tjäder</w:t>
+      </w:r>
+    </w:p>
+    <w:p>
+      <w:r>
+        <w:t xml:space="preserve">Skogsstyrelsen, 2019. </w:t>
       </w:r>
       <w:r>
         <w:rPr>
           <w:i/>
         </w:rPr>
-        <w:t xml:space="preserve"> Artfakta: mindre flugsnappare (Ficedula parva). </w:t>
-      </w:r>
-      <w:r>
-        <w:t>https://artfakta.se/taxa/100058</w:t>
-      </w:r>
-    </w:p>
-    <w:p>
-      <w:pPr>
-        <w:pStyle w:val="Heading1"/>
-      </w:pPr>
-      <w:r>
-        <w:t>Mindre märgborre – ekologi samt krav på livsmiljön</w:t>
-      </w:r>
-    </w:p>
-    <w:p>
-      <w:r>
-        <w:t xml:space="preserve">Mindre märgborre är en signalart för tallskog med höga naturvärden och kan lätt konstateras genom sina karaktäristiska måsvingeliknande gnagspår som ofta hittas på grova tallgrenar på marken. Mindre märgborre betraktas tillsammans med skarptandad barkborre som nyckelarter, eftersom en rad sällsynta efterföljande arter är beroende av deras gångsystem. Bland dessa kan nämnas åtgärdsprogramsarterna avlång barkborre (VU), </w:t>
-      </w:r>
-      <w:r>
-        <w:rPr>
-          <w:i/>
-        </w:rPr>
-        <w:t>Corticeus longulus</w:t>
-      </w:r>
-      <w:r>
-        <w:t xml:space="preserve"> (VU), tallgångbagge (VU), cholodkovskys bastborre (NT) och tallbarksvartbagge (NT) (Pettersson, 2014; Gunnarsson m fl., 1999).</w:t>
-      </w:r>
-    </w:p>
-    <w:p>
-      <w:r>
-        <w:t>Tallskogar tillhör de livsmiljöer som förändrats i stor skala, där många kvadratmil har omvandlats till unga produktionsskogar. I sådana skogar saknas förutsättningar för de ovannämnda sällsynta barkborrarna och alltmer kunskap tyder på att skogsbrukets omvandling av skogslandskapet, missgynnar åtgärdsprogrammets arter även inne i skyddade områden (Hedgren, 2012; Hedgren m.fl., 2010; Wikars m.fl., 2010; Wikars, 2009). Orsaken är sannolikt att dagens intensiva skogsbruk trivialiserar faunan på nydöda träd. Detta sker genom att generalister förökas upp i sådan grad i den brukade skogen att dessa även kommer att dominera i de för hållandevis små och fragmenterade områden som avsätts för naturvård (Appelqvist, 2005; Janzen, 1983; Ås, 1999).</w:t>
-      </w:r>
-    </w:p>
-    <w:p>
-      <w:r>
-        <w:t>Ett tydligt exempel på en generalist som gynnas av dagens skogsbruk är större märgborre på nydöd tall. Denna utvecklas förutom i vindfällen gärna i avverkningsavfall, inklusive avverkningsstubbar och röjningsstammar. Därmed har den större märgborren möjlighet att upprätthålla stora och stabila populationer på huvuddelen av landets skogsmark, vilket leder till en trivialisering av faunan. Större märgborre inverkar sannolikt direkt negativt på arter som tolvtandad barkborre (EN) och avlång barkborre (VU), och indirekt på de som är gynnade av blånadssvampar, dvs. följearter till framförallt mindre märgborre och skarptandad barkborre. De barkborrar som missgynnas av större märgborre är i mycket högre grad gynnade av tallar som dör genom självgallring, dvs. i normalfallet skog som inte används till skogsproduktion (Pettersson, 2014; Wikars, skriftl.).</w:t>
-      </w:r>
-    </w:p>
-    <w:p>
-      <w:r>
-        <w:t xml:space="preserve">Rika förekomster av främst mindre märgborre men även skarptandad barkborre är en signal för artrikedom och inventeringar har visat att det är i skogar med en naturlig självgallring som det skapas förutsättningar för dessa arter samt de efterföljande åtgärdsprogramsarterna (Pettersson, 2014; Hedgren, 2012). Tallskogar med stark förekomst av mindre märgborre och skarptandad barkborre bör avsättas som reservat. Generellt bör hänsyn tas vid slutavverkning av talldominerad skog så att avverkningsrester som gren- och toppdelar (s.k. GROT) lämnas. Mindre märgborre är typisk art för </w:t>
-      </w:r>
-      <w:r>
-        <w:rPr>
-          <w:i/>
-        </w:rPr>
-        <w:t>9060 Åsbarrskog</w:t>
-      </w:r>
-      <w:r>
-        <w:t xml:space="preserve"> (Pettersson, 2014; SLU Artdatabanken, 2026).</w:t>
-      </w:r>
-    </w:p>
-    <w:p>
-      <w:pPr>
-        <w:pStyle w:val="Heading2"/>
-      </w:pPr>
-      <w:r>
-        <w:t>Referenser – mindre märgborre</w:t>
-      </w:r>
-    </w:p>
-    <w:p>
-      <w:r>
-        <w:t xml:space="preserve">Appelqvist, T., 2005. </w:t>
-      </w:r>
-      <w:r>
-        <w:rPr>
-          <w:i/>
-        </w:rPr>
-        <w:t>Naturvårdsbiologisk forskning. Underlag för områdesskydd i landskapet.</w:t>
-      </w:r>
-      <w:r>
-        <w:t xml:space="preserve"> Naturvårdsverket, Rapport 5452.</w:t>
-      </w:r>
-    </w:p>
-    <w:p>
-      <w:r>
-        <w:t xml:space="preserve">Gunnarsson, B., Pettersson, R. B., Hake, M. och Hultengren, S. &amp; Sjöberg, K., 1999. </w:t>
-      </w:r>
-      <w:r>
-        <w:rPr>
-          <w:i/>
-        </w:rPr>
-        <w:t xml:space="preserve">Spindlar och skalbaggar som indikatorer i barrskog. </w:t>
-      </w:r>
-      <w:r>
-        <w:t>Skog &amp; Forskning, Nr. 2/99, s. 46–51.</w:t>
-      </w:r>
-    </w:p>
-    <w:p>
-      <w:r>
-        <w:t xml:space="preserve">Hedgren, O., 2012. </w:t>
-      </w:r>
-      <w:r>
-        <w:rPr>
-          <w:i/>
-        </w:rPr>
-        <w:t>Hotade insekter på tallved i Dalarna.</w:t>
-      </w:r>
-      <w:r>
-        <w:t xml:space="preserve"> Länsstyrelsen Dalarna, Naturvårdsenheten. Rapport 2012:16.</w:t>
-      </w:r>
-    </w:p>
-    <w:p>
-      <w:r>
-        <w:t xml:space="preserve">Hedgren, O. 2010. </w:t>
-      </w:r>
-      <w:r>
-        <w:rPr>
-          <w:i/>
-        </w:rPr>
-        <w:t>Vedinsekter i tallskog och på brandfält i Värmland.</w:t>
-      </w:r>
-      <w:r>
-        <w:t xml:space="preserve"> Länsstyrelsen Värmland, Stencil, 39 s.</w:t>
-      </w:r>
-    </w:p>
-    <w:p>
-      <w:r>
-        <w:t xml:space="preserve">Janzen, D. H., 1983. </w:t>
-      </w:r>
-      <w:r>
-        <w:rPr>
-          <w:i/>
-        </w:rPr>
-        <w:t>No park is an island: Increase in interference from outside as park size decreases</w:t>
-      </w:r>
-      <w:r>
-        <w:t>. Oikos 41: 402–410.</w:t>
-      </w:r>
-    </w:p>
-    <w:p>
-      <w:r>
-        <w:t xml:space="preserve">Jonsell, M., Weslien, J. &amp; Ehn ström, B., 1998. </w:t>
-      </w:r>
-      <w:r>
-        <w:rPr>
-          <w:i/>
-        </w:rPr>
-        <w:t>Substrate requirements of red-listed saproxylic invertebrates in Sweden</w:t>
-      </w:r>
-      <w:r>
-        <w:t>. Biodiversity and Conserv. 7: 749–764.</w:t>
-      </w:r>
-    </w:p>
-    <w:p>
-      <w:r>
-        <w:t xml:space="preserve">Pettersson, R. B., 2014). </w:t>
-      </w:r>
-      <w:r>
-        <w:rPr>
-          <w:i/>
-        </w:rPr>
-        <w:t>Åtgärdsprogram för skalbaggar på nyligen död tall, 2014–2018.</w:t>
-      </w:r>
-      <w:r>
-        <w:t xml:space="preserve"> Rapport 6599. Bromma: Naturvårdsverket.</w:t>
-      </w:r>
-    </w:p>
-    <w:p>
-      <w:r>
-        <w:t xml:space="preserve">SLU Artdatabanken, 2026. </w:t>
+        <w:t>Vägledning för hänsyn till fåglar – tjäder.</w:t>
+      </w:r>
+    </w:p>
+    <w:p>
+      <w:r>
+        <w:t xml:space="preserve">SLU Artdatabanken, 2024. </w:t>
       </w:r>
       <w:r>
         <w:rPr>
@@ -1497,562 +2009,7 @@
         <w:t xml:space="preserve">Artfaktablad. Naturvård – artfakta. </w:t>
       </w:r>
       <w:r>
-        <w:t>SLU Artdatabanken, Uppsala.</w:t>
-      </w:r>
-    </w:p>
-    <w:p>
-      <w:r>
-        <w:t xml:space="preserve">Wikars, L.-O., Hansson, J. &amp; Hedgren, O., 2010. </w:t>
-      </w:r>
-      <w:r>
-        <w:rPr>
-          <w:i/>
-        </w:rPr>
-        <w:t>Inventering av vedlevande skalbaggar – tallskogar i Örebro län.</w:t>
-      </w:r>
-      <w:r>
-        <w:t xml:space="preserve"> Länsstyrelsen i Örebro län, publ.nr. 2010:2.</w:t>
-      </w:r>
-    </w:p>
-    <w:p>
-      <w:r>
-        <w:t xml:space="preserve">Wikars, L.-O., 2009. </w:t>
-      </w:r>
-      <w:r>
-        <w:rPr>
-          <w:i/>
-        </w:rPr>
-        <w:t>Vedskalbaggar i Hamra nationalpark, Gävleborgs län.</w:t>
-      </w:r>
-      <w:r>
-        <w:t xml:space="preserve"> Länsstyrelsen Gävleborg, Rapport 2009:14.</w:t>
-      </w:r>
-    </w:p>
-    <w:p>
-      <w:pPr>
-        <w:pStyle w:val="Heading1"/>
-      </w:pPr>
-      <w:r>
-        <w:t>Pärluggla – ekologi samt krav på livsmiljön</w:t>
-      </w:r>
-    </w:p>
-    <w:p>
-      <w:r>
-        <w:t xml:space="preserve">Pärluggla (EN, §4) är en starkt hotad art som är typisk art för </w:t>
-      </w:r>
-      <w:r>
-        <w:rPr>
-          <w:i/>
-        </w:rPr>
-        <w:t>9010 Västlig taiga</w:t>
-      </w:r>
-      <w:r>
-        <w:t xml:space="preserve"> och omfattas av bilaga 1 EU:s fågeldirektiv. Beståndet har gradvis minskat sedan början av 1980-talet och efter 2010 tyder data från Svensk Fågeltaxering på att beståndet i det närmaste helt kraschat. Minskningstakten har uppgått till 60 (40–80) % under de senaste 15 åren och överstiger gränsvärdet för starkt hotad (EN) (SLU Artdatabanken, 2026).</w:t>
-      </w:r>
-    </w:p>
-    <w:p>
-      <w:r>
-        <w:t>Pärlugglan är beroende av äldre, varierad skog med goda jaktmöjligheter och god tillgång på lämpliga trädhål som boplatser. Den förekommer med störst täthet i äldre granskog, med inslag av gamla lövträd och luckor och öppningar i form av mindre hyggen, jordbruksmark och liknande. Den häckar även frekvent i barr- och lövblandskogar av tall, björk och asp, där förutsättningarna att finna boplatser är störst. I sydligaste Sverige häckar den ofta i gamla bokbackar, men den är mycket sällsynt i ren bokskog. Hemområdet är i storleksordningen 200–500 hektar, men storleken varierar kraftigt beroende på hur mycket föda det finns. Under dåliga gnagarår kan pärlugglan jaga upp till 4 km från boet medan den under bra år ofta håller sig inom 1 km (SLU Artdatabanken, 2026).</w:t>
-      </w:r>
-    </w:p>
-    <w:p>
-      <w:r>
-        <w:t>Undvik skogsbruksåtgärder som kan skada hänsynskrävande miljöer, som till exempel strand- och sumpskogar med naturskogskaraktär, äldre skog på uddar och öar, raviner, klyftor och blockmarker samt berg- och rasbranter, äldre hällmarksskog, äldre sandtallskogar, naturskogsrester, eller äldre trädbestånd med mycket hänglavar eller död ved (Skogsstyrelsen, 2016).</w:t>
-      </w:r>
-    </w:p>
-    <w:p>
-      <w:pPr>
-        <w:pStyle w:val="Heading2"/>
-      </w:pPr>
-      <w:r>
-        <w:t>Referenser – pärluggla</w:t>
-      </w:r>
-    </w:p>
-    <w:p>
-      <w:r>
-        <w:t xml:space="preserve">SLU Artdatabanken, 2026. </w:t>
-      </w:r>
-      <w:r>
-        <w:rPr>
-          <w:i/>
-        </w:rPr>
-        <w:t xml:space="preserve">Artfaktablad. Naturvård – artfakta. </w:t>
-      </w:r>
-      <w:r>
-        <w:t>SLU Artdatabanken, Uppsala.</w:t>
-      </w:r>
-    </w:p>
-    <w:p>
-      <w:r>
-        <w:t xml:space="preserve">Skogsstyrelsen, 2016. </w:t>
-      </w:r>
-      <w:r>
-        <w:rPr>
-          <w:i/>
-        </w:rPr>
-        <w:t>Vägledning för hänsyn till pärluggla.</w:t>
-      </w:r>
-    </w:p>
-    <w:p>
-      <w:pPr>
-        <w:pStyle w:val="Heading1"/>
-      </w:pPr>
-      <w:r>
-        <w:t>Spillkråka – ekologi samt krav på livsmiljön</w:t>
-      </w:r>
-    </w:p>
-    <w:p>
-      <w:r>
-        <w:t xml:space="preserve">Spillkråka (§4) ingår i bilaga 1 EU:s fågeldirektiv och är typisk art för </w:t>
-      </w:r>
-      <w:r>
-        <w:rPr>
-          <w:i/>
-        </w:rPr>
-        <w:t xml:space="preserve">9010 Taiga </w:t>
-      </w:r>
-      <w:r>
-        <w:t>och</w:t>
-      </w:r>
-      <w:r>
-        <w:rPr>
-          <w:i/>
-        </w:rPr>
-        <w:t xml:space="preserve"> 9740 Skogsbevuxen myr</w:t>
-      </w:r>
-      <w:r>
-        <w:t>. Den lever i både barr- och blandskog liksom i ren lövskog. De tätaste populationerna tenderar att finnas i äldre, variationsrik blandskog med gott om död ved och gamla träd. Varje par utnyttjar 400–1000 hektar skog beroende på skogens kvalitet. Skogsbruk med korta omloppstider och täta, homogena ungskogar utgör det största hotet (SLU Artdatabanken, 2026).</w:t>
-      </w:r>
-    </w:p>
-    <w:p>
-      <w:r>
-        <w:t>Spillkråka är en nyckelart i skogliga miljöer vars övergivna bohål utnyttjas av flera andra hålhäckande fågelarter och fladdermöss, däribland pärluggla (EN, §4), knipa (§4), salskrake (§4) och skogsduva (§4). Hökuggla (VU, §4) och slaguggla (§4) häckar ofta i högstubbar som brutits av i höjd med ett gammalt spillkråkebo (Skogsstyrelsen, 2016).</w:t>
-      </w:r>
-    </w:p>
-    <w:p>
-      <w:pPr>
-        <w:pStyle w:val="Heading2"/>
-      </w:pPr>
-      <w:r>
-        <w:t>Referenser – spillkråka</w:t>
-      </w:r>
-    </w:p>
-    <w:p>
-      <w:r>
-        <w:t xml:space="preserve">Skogsstyrelsen, 2016. </w:t>
-      </w:r>
-      <w:r>
-        <w:rPr>
-          <w:i/>
-        </w:rPr>
-        <w:t xml:space="preserve">Vägledning för hänsyn till spillkråka. </w:t>
-      </w:r>
-      <w:r>
-        <w:t>Vägledningar och kunskapsstöd artskydd – Skogsstyrelsen.</w:t>
-      </w:r>
-    </w:p>
-    <w:p>
-      <w:r>
-        <w:t xml:space="preserve">SLU Artdatabanken, 2026. </w:t>
-      </w:r>
-      <w:r>
-        <w:rPr>
-          <w:i/>
-        </w:rPr>
-        <w:t xml:space="preserve">Artfaktablad. Naturvård – artfakta. </w:t>
-      </w:r>
-      <w:r>
-        <w:t>SLU Artdatabanken, Uppsala.</w:t>
-      </w:r>
-    </w:p>
-    <w:p>
-      <w:pPr>
-        <w:pStyle w:val="Heading1"/>
-      </w:pPr>
-      <w:r>
-        <w:t>Talltita – ekologi samt krav på livsmiljön</w:t>
-      </w:r>
-    </w:p>
-    <w:p>
-      <w:r>
-        <w:t>Talltita är rödlistad som NT, fridlyst och prioriterad art i Skogsvårdslagen. Den omfattas av EU:s fågeldirektiv. Arten har minskat kraftigt de senaste 30 åren och minskningstakten innevarande 10-årsperiod beräknas till 20 (10–30) % (SLU Artdatabanken, 2022).</w:t>
-      </w:r>
-    </w:p>
-    <w:p>
-      <w:r>
-        <w:t>Talltita föredrar större sammanhängande barrskogar, och finns såväl i tallskog som granskog och i lövblandad barrskog. Skogens struktur är viktig och ska helst vara flerskiktad med riklig underväxt av mindre granar, björk och andra lövträd och buskar. Tillgång på murknande högstubbar är särskilt viktig, eftersom talltitan helst själv hackar ut sitt bohål (SLU Artdatabanken, 2022).</w:t>
-      </w:r>
-    </w:p>
-    <w:p>
-      <w:r>
-        <w:t>Det finns flera studier som visar att talltita är känslig för gallring och inte överlever när dess livsmiljö kalavverkas (Eggers and Low, 2014; Griesser et al., 2007; Klein, 2020). Talltitans revir är förhållandevis stora, 10–20 hektar och arten missgynnas när skogen fragmenteras. Kalavverkning av större delar av reviret innebär att det överges (Artdatabanken, 2021).</w:t>
-      </w:r>
-    </w:p>
-    <w:p>
-      <w:r>
-        <w:t>Talltitan är synnerligen trogen sitt revir så länge paret lever och biotopen förblir intakt. Paret stannar i sitt revir året om. En förlust av ett revir har därför en stor inverkan på den lokala populationen och trakthyggesbruket anses vara orsak till den svenska populationens kraftiga minskning. Talltiteparets revirtrohet innebär att närhelst under året man observerar en adult talltita så ingår denna plats i reviret (Siffczyk et al., 2003; Ekman, 1979).</w:t>
-      </w:r>
-    </w:p>
-    <w:p>
-      <w:pPr>
-        <w:pStyle w:val="Heading2"/>
-      </w:pPr>
-      <w:r>
-        <w:t>Referenser – talltita</w:t>
-      </w:r>
-    </w:p>
-    <w:p>
-      <w:r>
-        <w:t xml:space="preserve">Eggers, S., Low, M., 2014. </w:t>
-      </w:r>
-      <w:r>
-        <w:rPr>
-          <w:i/>
-        </w:rPr>
-        <w:t xml:space="preserve">Differential demographic responses of sympatric Parids to vegetation management in boreal forest. </w:t>
-      </w:r>
-      <w:r>
-        <w:t>For. Ecol. Manage. 319, 169–175.</w:t>
-      </w:r>
-    </w:p>
-    <w:p>
-      <w:r>
-        <w:t xml:space="preserve">Ekman, J., 1979. </w:t>
-      </w:r>
-      <w:r>
-        <w:rPr>
-          <w:i/>
-        </w:rPr>
-        <w:t xml:space="preserve">Coherence, composition and territories of winter social groups of the Willow Tit Parus montanus and the Crested Tit P. cristatus. </w:t>
-      </w:r>
-      <w:r>
-        <w:t>Ornis Scandinavica, 10, pp 56–68</w:t>
-      </w:r>
-    </w:p>
-    <w:p>
-      <w:r>
-        <w:t xml:space="preserve">Griesser, M., Nystrand, M., Eggers, S., Ekman, J., 2007. </w:t>
-      </w:r>
-      <w:r>
-        <w:rPr>
-          <w:i/>
-        </w:rPr>
-        <w:t xml:space="preserve">Impact of forestry practices on fitness correlates and population productivity in an open-nesting bird species. </w:t>
-      </w:r>
-      <w:r>
-        <w:t>Conserv. Biol. 21, 767–774. https://doi.org/10.1111/j.1523- 1739.2007.00675.x</w:t>
-      </w:r>
-    </w:p>
-    <w:p>
-      <w:r>
-        <w:t xml:space="preserve">Klein, J., 2020. </w:t>
-      </w:r>
-      <w:r>
-        <w:rPr>
-          <w:i/>
-        </w:rPr>
-        <w:t xml:space="preserve">The forgotten forest – On thinning, retention, and biodiversity in the boreal forest. </w:t>
-      </w:r>
-      <w:r>
-        <w:t>Doctoral Thesis No. 2020:50</w:t>
-      </w:r>
-    </w:p>
-    <w:p>
-      <w:r>
-        <w:t xml:space="preserve">Siffczyk, C., Brotons, L., Kangas, K., Orell, M., 2003. </w:t>
-      </w:r>
-      <w:r>
-        <w:rPr>
-          <w:i/>
-        </w:rPr>
-        <w:t xml:space="preserve">Home range size of willow tits. </w:t>
-      </w:r>
-      <w:r>
-        <w:t>Oecologica, 136, 635–642 (2003)</w:t>
-      </w:r>
-    </w:p>
-    <w:p>
-      <w:r>
-        <w:t xml:space="preserve">SLU Artdatabanken, 2021. </w:t>
-      </w:r>
-      <w:r>
-        <w:rPr>
-          <w:i/>
-        </w:rPr>
-        <w:t xml:space="preserve">Artfaktablad. Naturvård – artfakta. </w:t>
-      </w:r>
-      <w:r>
         <w:t>SLU Artdatabanken, Uppsala</w:t>
-      </w:r>
-    </w:p>
-    <w:p>
-      <w:pPr>
-        <w:pStyle w:val="Heading1"/>
-      </w:pPr>
-      <w:r>
-        <w:t>Tjäder – ekologi samt krav på livsmiljön</w:t>
-      </w:r>
-    </w:p>
-    <w:p>
-      <w:r>
-        <w:t xml:space="preserve">Tjäder (§4) omfattas av bilaga 1 och 2 EU:s fågeldirektiv och är typisk art för </w:t>
-      </w:r>
-      <w:r>
-        <w:rPr>
-          <w:i/>
-        </w:rPr>
-        <w:t xml:space="preserve">9010 Taiga </w:t>
-      </w:r>
-      <w:r>
-        <w:t xml:space="preserve">och </w:t>
-      </w:r>
-      <w:r>
-        <w:rPr>
-          <w:i/>
-        </w:rPr>
-        <w:t>9740 Skogsbevuxen myr</w:t>
-      </w:r>
-      <w:r>
-        <w:t>. Tjädern är en utpräglad skogsfågel knuten till större sammanhängande barrskogsområden. Tupparna och hönorna utnyttjar till viss del olika miljöer, och habitatvalet varierar dessutom mellan olika delar av året. För att det ska finnas livskraftiga tjäderbestånd krävs funktionella skogslandskap med en blandning av uppvuxen, gles och luckig skog, täta sumpskogar, myrar och andra små våtmarker (Skogsstyrelsen, 2019; SLU Artdatabanken 2024).</w:t>
-      </w:r>
-    </w:p>
-    <w:p>
-      <w:r>
-        <w:t>Arten försvinner när skogen fragmenteras och den sammanlagda arealen hyggen och andra öppna områden blir för stor. Ett småskaligt och försiktigt virkesuttag genom hyggesfria metoder kan i vissa fall vara möjligt i området inom 200 m från lekcentrum. Längre ut från lekcentrum, inom 200–500 m bör den avverkade ytan inte överskrida 1 hektar för att undvika alltför stora och snabba förändringar (Skogsstyrelsen, 2019).</w:t>
-      </w:r>
-    </w:p>
-    <w:p>
-      <w:pPr>
-        <w:pStyle w:val="Heading2"/>
-      </w:pPr>
-      <w:r>
-        <w:t>Referenser – tjäder</w:t>
-      </w:r>
-    </w:p>
-    <w:p>
-      <w:r>
-        <w:t xml:space="preserve">Skogsstyrelsen, 2019. </w:t>
-      </w:r>
-      <w:r>
-        <w:rPr>
-          <w:i/>
-        </w:rPr>
-        <w:t>Vägledning för hänsyn till fåglar – tjäder.</w:t>
-      </w:r>
-    </w:p>
-    <w:p>
-      <w:r>
-        <w:t xml:space="preserve">SLU Artdatabanken, 2024. </w:t>
-      </w:r>
-      <w:r>
-        <w:rPr>
-          <w:i/>
-        </w:rPr>
-        <w:t xml:space="preserve">Artfaktablad. Naturvård – artfakta. </w:t>
-      </w:r>
-      <w:r>
-        <w:t>SLU Artdatabanken, Uppsala</w:t>
-      </w:r>
-    </w:p>
-    <w:p>
-      <w:pPr>
-        <w:pStyle w:val="Heading1"/>
-      </w:pPr>
-      <w:r>
-        <w:t>Tretåig hackspett – ekologi samt krav på livsmiljön</w:t>
-      </w:r>
-    </w:p>
-    <w:p>
-      <w:r>
-        <w:t xml:space="preserve">Tretåig hackspett (NT) är fridlyst enligt §4 Artskyddsförordningen och finns med som prioriterad art i Skogsstyrelsen vägledning för skogsbruket (bilaga 4 till SVL). I vägledningen står bland annat att: </w:t>
-      </w:r>
-      <w:r>
-        <w:rPr>
-          <w:i/>
-        </w:rPr>
-        <w:t xml:space="preserve">“Tretåig hackspett har stora arealkrav och höga krav på sin livsmiljö. Omdaningen av naturskogar till kulturskogar medför en förlust av viktiga miljöer, något som förstärks av ökad fragmentering till följd av avverkningar.” </w:t>
-      </w:r>
-      <w:r>
-        <w:t xml:space="preserve">Vidare att: </w:t>
-      </w:r>
-      <w:r>
-        <w:rPr>
-          <w:i/>
-        </w:rPr>
-        <w:t>“Områden med dokumenterad permanent förekomst i naturskogsmiljöer har vanligen så stora naturvärden att skogsbruk är olämpligt”</w:t>
-      </w:r>
-      <w:r>
-        <w:t xml:space="preserve"> (SLU Artdatabanken, 2024; Skogsstyrelsen, 2016)</w:t>
-      </w:r>
-      <w:r>
-        <w:rPr>
-          <w:i/>
-        </w:rPr>
-        <w:t>.</w:t>
-      </w:r>
-    </w:p>
-    <w:p>
-      <w:r>
-        <w:t>Tretåig hackspett är beroende av större sammanhängande naturskogar med kontinuerlig tillgång och nybildning av död ved och fragmentering av livsmiljöerna utgör ett stort hot mot arten (se exempelvis Stachura-Skierczynska et al., 2009; Wesolowski et al., 2005; Butler et al., 2004; Pakkala et al., 2002; Amcoff et al., 1996; Virkkala, 1991). Det finns studier som visar att naturskogens självgallringsprocess som den tretåiga hackspetten är beroende av, inte kan ersättas med efterlämnad hänsyn i skogsbruket (Imbeau &amp; Desrochers, 2002).</w:t>
-      </w:r>
-    </w:p>
-    <w:p>
-      <w:r>
-        <w:t>Permanenta revir av tretåig hackspett karaktäriseras ofta av artens typiska ringformigt ordnade hackmärken på framför allt gamla granar. För att säkerställa att inte revir av tretåig hackspett drabbas av avverkningsplanerna bör en inventering göras i området både under häckningstid och under vintern, då arten utnyttjar betydligt större områden än under sommarens häckningsrevir. Storleken på häckningsreviret varierar med skogstypen, förekomsten av död ved och graden av fragmentering, men är i allmänhet i storleksordningen 25–100 hektar (SLU Artdatabanken, 2024; Skogsstyrelsen, 2016).</w:t>
-      </w:r>
-    </w:p>
-    <w:p>
-      <w:r>
-        <w:t xml:space="preserve">Förutom fridlysning enligt §4 Artskyddsförordningen är tretåig hackspett även förtecknad i EU:s fågeldirektiv bilaga 1. Den är typisk art för </w:t>
-      </w:r>
-      <w:r>
-        <w:rPr>
-          <w:i/>
-        </w:rPr>
-        <w:t xml:space="preserve">9010 Taiga, 9740 Skogsbevuxen myr, 9030 Landhöjningsskog </w:t>
-      </w:r>
-      <w:r>
-        <w:t xml:space="preserve">och </w:t>
-      </w:r>
-      <w:r>
-        <w:rPr>
-          <w:i/>
-        </w:rPr>
-        <w:t>9040 Fjällbjörkskog</w:t>
-      </w:r>
-      <w:r>
-        <w:t xml:space="preserve"> samt ingår i Natura 2000 och är förtecknad i Bernkonventionen bilaga II (strikt skyddade djurarter) (SLU Artdatabanken, 2024; Skogsstyrelsen, 2016).</w:t>
-      </w:r>
-    </w:p>
-    <w:p>
-      <w:pPr>
-        <w:pStyle w:val="Heading2"/>
-      </w:pPr>
-      <w:r>
-        <w:t>Referenser – tretåig hackspett</w:t>
-      </w:r>
-    </w:p>
-    <w:p>
-      <w:r>
-        <w:t xml:space="preserve">Amcoff, M. &amp; Eriksson, P. 1996. </w:t>
-      </w:r>
-      <w:r>
-        <w:rPr>
-          <w:i/>
-        </w:rPr>
-        <w:t xml:space="preserve">Förekomst av tretåig hackspett Picoides tridactylus på bestånds- och landskapsnivå. </w:t>
-      </w:r>
-      <w:r>
-        <w:t>Ornis Svecica 6: 107–119.</w:t>
-      </w:r>
-    </w:p>
-    <w:p>
-      <w:r>
-        <w:t xml:space="preserve">Butler, R., Angelstam, P., Ekelund, P. &amp; Schlaeffer, R. 2004. </w:t>
-      </w:r>
-      <w:r>
-        <w:rPr>
-          <w:i/>
-        </w:rPr>
-        <w:t xml:space="preserve">Dead wood threshold values for the three-toed woodpecker presence in boreal and sub-Alpine forest. </w:t>
-      </w:r>
-      <w:r>
-        <w:t>Biological conservation 119(3): 305–318.</w:t>
-      </w:r>
-    </w:p>
-    <w:p>
-      <w:r>
-        <w:t xml:space="preserve">Imbeau, L. &amp; Desrochers, A. 2002. </w:t>
-      </w:r>
-      <w:r>
-        <w:rPr>
-          <w:i/>
-        </w:rPr>
-        <w:t xml:space="preserve">Foraging Ecology and Use of Drumming Trees by Three-Toed Woodpeckers. </w:t>
-      </w:r>
-      <w:r>
-        <w:t>The Journal of Wildlife Management. Vol. 66, No. 1 (Jan., 2002), pp. 222–231.</w:t>
-      </w:r>
-    </w:p>
-    <w:p>
-      <w:r>
-        <w:t xml:space="preserve">Pakkala, T., Hanski, I. &amp; Tomppo, E. 2002. </w:t>
-      </w:r>
-      <w:r>
-        <w:rPr>
-          <w:i/>
-        </w:rPr>
-        <w:t xml:space="preserve">Spatial ecology of the three-toed woodpecker in managed forest landscapes. </w:t>
-      </w:r>
-      <w:r>
-        <w:t>Silva Fennica 36(1): 279–288.</w:t>
-      </w:r>
-    </w:p>
-    <w:p>
-      <w:r>
-        <w:t xml:space="preserve">Skogsstyrelsen, 2016. </w:t>
-      </w:r>
-      <w:r>
-        <w:rPr>
-          <w:i/>
-        </w:rPr>
-        <w:t>Vägledning för hänsyn till fåglar – Tretåig hackspett.</w:t>
-      </w:r>
-    </w:p>
-    <w:p>
-      <w:r>
-        <w:t xml:space="preserve">SLU Artdatabanken, 2024. </w:t>
-      </w:r>
-      <w:r>
-        <w:rPr>
-          <w:i/>
-        </w:rPr>
-        <w:t xml:space="preserve">Artfaktablad. Naturvård – artfakta. </w:t>
-      </w:r>
-      <w:r>
-        <w:t>SLU Artdatabanken, Uppsala.</w:t>
-      </w:r>
-    </w:p>
-    <w:p>
-      <w:r>
-        <w:t xml:space="preserve">Stachura-Skierczynska, K., Tumiel, T. &amp; Skierczynski, M. 2009. </w:t>
-      </w:r>
-      <w:r>
-        <w:rPr>
-          <w:i/>
-        </w:rPr>
-        <w:t xml:space="preserve">Habitat prediction model for three-toed woodpecker and its implications for the conservation of biologically valuable forests. </w:t>
-      </w:r>
-      <w:r>
-        <w:t>Forest Ecology and Management 258(5): 697–703.</w:t>
-      </w:r>
-    </w:p>
-    <w:p>
-      <w:r>
-        <w:t xml:space="preserve">Virkkala, R. 1991. </w:t>
-      </w:r>
-      <w:r>
-        <w:rPr>
-          <w:i/>
-        </w:rPr>
-        <w:t xml:space="preserve">Population trends of forest birds in a Finnish Lapland landscape of large habitat blocks – Consequences of stochastic environmental variation or regional habitat alteration. </w:t>
-      </w:r>
-      <w:r>
-        <w:t>Biological conservation 56(2): 223–240.</w:t>
-      </w:r>
-    </w:p>
-    <w:p>
-      <w:r>
-        <w:t xml:space="preserve">Wesolowski, T., Czeszczewik, D. &amp; Rowinski, P. 2005. </w:t>
-      </w:r>
-      <w:r>
-        <w:rPr>
-          <w:i/>
-        </w:rPr>
-        <w:t xml:space="preserve">Effects of forest management on Three-toed Woodpecker Picoides tridactylus distribution in the Bialowieza Forest (NE Poland): conservation implications. </w:t>
-      </w:r>
-      <w:r>
-        <w:t>Acta Ornithologica 40(1): 53–60.</w:t>
       </w:r>
     </w:p>
     <w:sectPr>
@@ -2183,7 +2140,7 @@
     <w:r>
       <w:tab/>
       <w:tab/>
-      <w:t>2026-06-20</w:t>
+      <w:t>2026-06-21</w:t>
       <w:br/>
       <w:br/>
     </w:r>

--- a/klagomål/A 1164-2026 FSC-klagomål.docx
+++ b/klagomål/A 1164-2026 FSC-klagomål.docx
@@ -2140,7 +2140,7 @@
     <w:r>
       <w:tab/>
       <w:tab/>
-      <w:t>2026-06-21</w:t>
+      <w:t>2026-06-22</w:t>
       <w:br/>
       <w:br/>
     </w:r>

--- a/klagomål/A 1164-2026 FSC-klagomål.docx
+++ b/klagomål/A 1164-2026 FSC-klagomål.docx
@@ -2140,7 +2140,7 @@
     <w:r>
       <w:tab/>
       <w:tab/>
-      <w:t>2026-06-22</w:t>
+      <w:t>2026-06-23</w:t>
       <w:br/>
       <w:br/>
     </w:r>

--- a/klagomål/A 1164-2026 FSC-klagomål.docx
+++ b/klagomål/A 1164-2026 FSC-klagomål.docx
@@ -2140,7 +2140,7 @@
     <w:r>
       <w:tab/>
       <w:tab/>
-      <w:t>2026-06-23</w:t>
+      <w:t>2026-06-24</w:t>
       <w:br/>
       <w:br/>
     </w:r>

--- a/klagomål/A 1164-2026 FSC-klagomål.docx
+++ b/klagomål/A 1164-2026 FSC-klagomål.docx
@@ -2140,7 +2140,7 @@
     <w:r>
       <w:tab/>
       <w:tab/>
-      <w:t>2026-06-24</w:t>
+      <w:t>2026-06-25</w:t>
       <w:br/>
       <w:br/>
     </w:r>

--- a/klagomål/A 1164-2026 FSC-klagomål.docx
+++ b/klagomål/A 1164-2026 FSC-klagomål.docx
@@ -2140,7 +2140,7 @@
     <w:r>
       <w:tab/>
       <w:tab/>
-      <w:t>2026-06-25</w:t>
+      <w:t>2026-06-26</w:t>
       <w:br/>
       <w:br/>
     </w:r>

--- a/klagomål/A 1164-2026 FSC-klagomål.docx
+++ b/klagomål/A 1164-2026 FSC-klagomål.docx
@@ -2140,7 +2140,7 @@
     <w:r>
       <w:tab/>
       <w:tab/>
-      <w:t>2026-06-26</w:t>
+      <w:t>2026-06-27</w:t>
       <w:br/>
       <w:br/>
     </w:r>

--- a/klagomål/A 1164-2026 FSC-klagomål.docx
+++ b/klagomål/A 1164-2026 FSC-klagomål.docx
@@ -2140,7 +2140,7 @@
     <w:r>
       <w:tab/>
       <w:tab/>
-      <w:t>2026-06-27</w:t>
+      <w:t>2026-06-28</w:t>
       <w:br/>
       <w:br/>
     </w:r>

--- a/klagomål/A 1164-2026 FSC-klagomål.docx
+++ b/klagomål/A 1164-2026 FSC-klagomål.docx
@@ -2140,7 +2140,7 @@
     <w:r>
       <w:tab/>
       <w:tab/>
-      <w:t>2026-06-28</w:t>
+      <w:t>2026-06-29</w:t>
       <w:br/>
       <w:br/>
     </w:r>

--- a/klagomål/A 1164-2026 FSC-klagomål.docx
+++ b/klagomål/A 1164-2026 FSC-klagomål.docx
@@ -2140,7 +2140,7 @@
     <w:r>
       <w:tab/>
       <w:tab/>
-      <w:t>2026-06-29</w:t>
+      <w:t>2026-06-30</w:t>
       <w:br/>
       <w:br/>
     </w:r>

--- a/klagomål/A 1164-2026 FSC-klagomål.docx
+++ b/klagomål/A 1164-2026 FSC-klagomål.docx
@@ -2140,7 +2140,7 @@
     <w:r>
       <w:tab/>
       <w:tab/>
-      <w:t>2026-06-30</w:t>
+      <w:t>2026-07-01</w:t>
       <w:br/>
       <w:br/>
     </w:r>

--- a/klagomål/A 1164-2026 FSC-klagomål.docx
+++ b/klagomål/A 1164-2026 FSC-klagomål.docx
@@ -2140,7 +2140,7 @@
     <w:r>
       <w:tab/>
       <w:tab/>
-      <w:t>2026-07-01</w:t>
+      <w:t>2026-07-02</w:t>
       <w:br/>
       <w:br/>
     </w:r>

--- a/klagomål/A 1164-2026 FSC-klagomål.docx
+++ b/klagomål/A 1164-2026 FSC-klagomål.docx
@@ -2140,7 +2140,7 @@
     <w:r>
       <w:tab/>
       <w:tab/>
-      <w:t>2026-07-13</w:t>
+      <w:t>2026-07-14</w:t>
       <w:br/>
       <w:br/>
     </w:r>

--- a/klagomål/A 1164-2026 FSC-klagomål.docx
+++ b/klagomål/A 1164-2026 FSC-klagomål.docx
@@ -2140,7 +2140,7 @@
     <w:r>
       <w:tab/>
       <w:tab/>
-      <w:t>2026-07-14</w:t>
+      <w:t>2026-07-15</w:t>
       <w:br/>
       <w:br/>
     </w:r>

--- a/klagomål/A 1164-2026 FSC-klagomål.docx
+++ b/klagomål/A 1164-2026 FSC-klagomål.docx
@@ -2140,7 +2140,7 @@
     <w:r>
       <w:tab/>
       <w:tab/>
-      <w:t>2026-07-15</w:t>
+      <w:t>2026-07-16</w:t>
       <w:br/>
       <w:br/>
     </w:r>

--- a/klagomål/A 1164-2026 FSC-klagomål.docx
+++ b/klagomål/A 1164-2026 FSC-klagomål.docx
@@ -2140,7 +2140,7 @@
     <w:r>
       <w:tab/>
       <w:tab/>
-      <w:t>2026-07-16</w:t>
+      <w:t>2026-07-17</w:t>
       <w:br/>
       <w:br/>
     </w:r>

--- a/klagomål/A 1164-2026 FSC-klagomål.docx
+++ b/klagomål/A 1164-2026 FSC-klagomål.docx
@@ -2140,7 +2140,7 @@
     <w:r>
       <w:tab/>
       <w:tab/>
-      <w:t>2026-07-17</w:t>
+      <w:t>2026-07-18</w:t>
       <w:br/>
       <w:br/>
     </w:r>

--- a/klagomål/A 1164-2026 FSC-klagomål.docx
+++ b/klagomål/A 1164-2026 FSC-klagomål.docx
@@ -2140,7 +2140,7 @@
     <w:r>
       <w:tab/>
       <w:tab/>
-      <w:t>2026-07-18</w:t>
+      <w:t>2026-07-19</w:t>
       <w:br/>
       <w:br/>
     </w:r>

--- a/klagomål/A 1164-2026 FSC-klagomål.docx
+++ b/klagomål/A 1164-2026 FSC-klagomål.docx
@@ -2140,7 +2140,7 @@
     <w:r>
       <w:tab/>
       <w:tab/>
-      <w:t>2026-07-19</w:t>
+      <w:t>2026-07-20</w:t>
       <w:br/>
       <w:br/>
     </w:r>

--- a/klagomål/A 1164-2026 FSC-klagomål.docx
+++ b/klagomål/A 1164-2026 FSC-klagomål.docx
@@ -2140,7 +2140,7 @@
     <w:r>
       <w:tab/>
       <w:tab/>
-      <w:t>2026-07-20</w:t>
+      <w:t>2026-07-21</w:t>
       <w:br/>
       <w:br/>
     </w:r>

--- a/klagomål/A 1164-2026 FSC-klagomål.docx
+++ b/klagomål/A 1164-2026 FSC-klagomål.docx
@@ -2140,7 +2140,7 @@
     <w:r>
       <w:tab/>
       <w:tab/>
-      <w:t>2026-07-21</w:t>
+      <w:t>2026-07-22</w:t>
       <w:br/>
       <w:br/>
     </w:r>

--- a/klagomål/A 1164-2026 FSC-klagomål.docx
+++ b/klagomål/A 1164-2026 FSC-klagomål.docx
@@ -2140,7 +2140,7 @@
     <w:r>
       <w:tab/>
       <w:tab/>
-      <w:t>2026-07-22</w:t>
+      <w:t>2026-07-23</w:t>
       <w:br/>
       <w:br/>
     </w:r>

--- a/klagomål/A 1164-2026 FSC-klagomål.docx
+++ b/klagomål/A 1164-2026 FSC-klagomål.docx
@@ -2140,7 +2140,7 @@
     <w:r>
       <w:tab/>
       <w:tab/>
-      <w:t>2026-07-23</w:t>
+      <w:t>2026-07-24</w:t>
       <w:br/>
       <w:br/>
     </w:r>

--- a/klagomål/A 1164-2026 FSC-klagomål.docx
+++ b/klagomål/A 1164-2026 FSC-klagomål.docx
@@ -2140,7 +2140,7 @@
     <w:r>
       <w:tab/>
       <w:tab/>
-      <w:t>2026-07-24</w:t>
+      <w:t>2026-07-25</w:t>
       <w:br/>
       <w:br/>
     </w:r>

--- a/klagomål/A 1164-2026 FSC-klagomål.docx
+++ b/klagomål/A 1164-2026 FSC-klagomål.docx
@@ -2140,7 +2140,7 @@
     <w:r>
       <w:tab/>
       <w:tab/>
-      <w:t>2026-07-25</w:t>
+      <w:t>2026-07-26</w:t>
       <w:br/>
       <w:br/>
     </w:r>

--- a/klagomål/A 1164-2026 FSC-klagomål.docx
+++ b/klagomål/A 1164-2026 FSC-klagomål.docx
@@ -2140,7 +2140,7 @@
     <w:r>
       <w:tab/>
       <w:tab/>
-      <w:t>2026-07-26</w:t>
+      <w:t>2026-07-27</w:t>
       <w:br/>
       <w:br/>
     </w:r>

--- a/klagomål/A 1164-2026 FSC-klagomål.docx
+++ b/klagomål/A 1164-2026 FSC-klagomål.docx
@@ -2140,7 +2140,7 @@
     <w:r>
       <w:tab/>
       <w:tab/>
-      <w:t>2026-07-27</w:t>
+      <w:t>2026-07-28</w:t>
       <w:br/>
       <w:br/>
     </w:r>

--- a/klagomål/A 1164-2026 FSC-klagomål.docx
+++ b/klagomål/A 1164-2026 FSC-klagomål.docx
@@ -2140,7 +2140,7 @@
     <w:r>
       <w:tab/>
       <w:tab/>
-      <w:t>2026-07-28</w:t>
+      <w:t>2026-07-29</w:t>
       <w:br/>
       <w:br/>
     </w:r>

--- a/klagomål/A 1164-2026 FSC-klagomål.docx
+++ b/klagomål/A 1164-2026 FSC-klagomål.docx
@@ -2140,7 +2140,7 @@
     <w:r>
       <w:tab/>
       <w:tab/>
-      <w:t>2026-07-29</w:t>
+      <w:t>2026-07-30</w:t>
       <w:br/>
       <w:br/>
     </w:r>

--- a/klagomål/A 1164-2026 FSC-klagomål.docx
+++ b/klagomål/A 1164-2026 FSC-klagomål.docx
@@ -2140,7 +2140,7 @@
     <w:r>
       <w:tab/>
       <w:tab/>
-      <w:t>2026-07-30</w:t>
+      <w:t>2026-07-31</w:t>
       <w:br/>
       <w:br/>
     </w:r>

--- a/klagomål/A 1164-2026 FSC-klagomål.docx
+++ b/klagomål/A 1164-2026 FSC-klagomål.docx
@@ -2140,7 +2140,7 @@
     <w:r>
       <w:tab/>
       <w:tab/>
-      <w:t>2026-07-31</w:t>
+      <w:t>2026-08-01</w:t>
       <w:br/>
       <w:br/>
     </w:r>

--- a/klagomål/A 1164-2026 FSC-klagomål.docx
+++ b/klagomål/A 1164-2026 FSC-klagomål.docx
@@ -2140,7 +2140,7 @@
     <w:r>
       <w:tab/>
       <w:tab/>
-      <w:t>2026-08-01</w:t>
+      <w:t>2026-08-02</w:t>
       <w:br/>
       <w:br/>
     </w:r>

--- a/klagomål/A 1164-2026 FSC-klagomål.docx
+++ b/klagomål/A 1164-2026 FSC-klagomål.docx
@@ -2140,7 +2140,7 @@
     <w:r>
       <w:tab/>
       <w:tab/>
-      <w:t>2026-08-02</w:t>
+      <w:t>2026-08-03</w:t>
       <w:br/>
       <w:br/>
     </w:r>

--- a/klagomål/A 1164-2026 FSC-klagomål.docx
+++ b/klagomål/A 1164-2026 FSC-klagomål.docx
@@ -2140,7 +2140,7 @@
     <w:r>
       <w:tab/>
       <w:tab/>
-      <w:t>2026-08-03</w:t>
+      <w:t>2026-08-05</w:t>
       <w:br/>
       <w:br/>
     </w:r>

--- a/klagomål/A 1164-2026 FSC-klagomål.docx
+++ b/klagomål/A 1164-2026 FSC-klagomål.docx
@@ -2140,7 +2140,7 @@
     <w:r>
       <w:tab/>
       <w:tab/>
-      <w:t>2026-08-05</w:t>
+      <w:t>2026-08-07</w:t>
       <w:br/>
       <w:br/>
     </w:r>

--- a/klagomål/A 1164-2026 FSC-klagomål.docx
+++ b/klagomål/A 1164-2026 FSC-klagomål.docx
@@ -2140,7 +2140,7 @@
     <w:r>
       <w:tab/>
       <w:tab/>
-      <w:t>2026-08-07</w:t>
+      <w:t>2026-08-08</w:t>
       <w:br/>
       <w:br/>
     </w:r>

--- a/klagomål/A 1164-2026 FSC-klagomål.docx
+++ b/klagomål/A 1164-2026 FSC-klagomål.docx
@@ -216,7 +216,7 @@
         <w:spacing w:after="240"/>
       </w:pPr>
       <w:r>
-        <w:t>Figur 1. Fyndplatser för naturvårdsarter i avverkningsanmälan. Markörer utan svart kant är placerade på fyndplatsen. Markörer med svart kant är placerade vid sidan av fyndplatsen har ett svart streck som visar fyndplatsens exakta position. Kartans mittpunktskoordinat är N 6722297, E 527715 i SWEREF 99 TM.</w:t>
+        <w:t>Figur 1. Fyndplatser för naturvårdsarter i avverkningsanmälan. Markörer utan svart kant är placerade på fyndplatsen. Markörer med svart kant är placerade vid sidan av fyndplatsen och har ett svart streck som visar fyndplatsens exakta position. Kartans mittpunktskoordinat är N 6722297, E 527715 i SWEREF 99 TM.</w:t>
       </w:r>
     </w:p>
     <w:p>
@@ -2140,7 +2140,7 @@
     <w:r>
       <w:tab/>
       <w:tab/>
-      <w:t>2026-08-14</w:t>
+      <w:t>2026-08-15</w:t>
       <w:br/>
       <w:br/>
     </w:r>

--- a/klagomål/A 1164-2026 FSC-klagomål.docx
+++ b/klagomål/A 1164-2026 FSC-klagomål.docx
@@ -2140,7 +2140,7 @@
     <w:r>
       <w:tab/>
       <w:tab/>
-      <w:t>2026-08-15</w:t>
+      <w:t>2026-08-16</w:t>
       <w:br/>
       <w:br/>
     </w:r>

--- a/klagomål/A 1164-2026 FSC-klagomål.docx
+++ b/klagomål/A 1164-2026 FSC-klagomål.docx
@@ -2140,7 +2140,7 @@
     <w:r>
       <w:tab/>
       <w:tab/>
-      <w:t>2026-08-16</w:t>
+      <w:t>2026-08-17</w:t>
       <w:br/>
       <w:br/>
     </w:r>

--- a/klagomål/A 1164-2026 FSC-klagomål.docx
+++ b/klagomål/A 1164-2026 FSC-klagomål.docx
@@ -2140,7 +2140,7 @@
     <w:r>
       <w:tab/>
       <w:tab/>
-      <w:t>2026-08-17</w:t>
+      <w:t>2026-08-18</w:t>
       <w:br/>
       <w:br/>
     </w:r>

--- a/klagomål/A 1164-2026 FSC-klagomål.docx
+++ b/klagomål/A 1164-2026 FSC-klagomål.docx
@@ -2140,7 +2140,7 @@
     <w:r>
       <w:tab/>
       <w:tab/>
-      <w:t>2026-08-18</w:t>
+      <w:t>2026-08-19</w:t>
       <w:br/>
       <w:br/>
     </w:r>

--- a/klagomål/A 1164-2026 FSC-klagomål.docx
+++ b/klagomål/A 1164-2026 FSC-klagomål.docx
@@ -2140,7 +2140,7 @@
     <w:r>
       <w:tab/>
       <w:tab/>
-      <w:t>2026-08-19</w:t>
+      <w:t>2026-08-20</w:t>
       <w:br/>
       <w:br/>
     </w:r>

--- a/klagomål/A 1164-2026 FSC-klagomål.docx
+++ b/klagomål/A 1164-2026 FSC-klagomål.docx
@@ -2140,7 +2140,7 @@
     <w:r>
       <w:tab/>
       <w:tab/>
-      <w:t>2026-08-20</w:t>
+      <w:t>2026-08-21</w:t>
       <w:br/>
       <w:br/>
     </w:r>

--- a/klagomål/A 1164-2026 FSC-klagomål.docx
+++ b/klagomål/A 1164-2026 FSC-klagomål.docx
@@ -2140,7 +2140,7 @@
     <w:r>
       <w:tab/>
       <w:tab/>
-      <w:t>2026-08-21</w:t>
+      <w:t>2026-08-22</w:t>
       <w:br/>
       <w:br/>
     </w:r>

--- a/klagomål/A 1164-2026 FSC-klagomål.docx
+++ b/klagomål/A 1164-2026 FSC-klagomål.docx
@@ -2140,7 +2140,7 @@
     <w:r>
       <w:tab/>
       <w:tab/>
-      <w:t>2026-08-22</w:t>
+      <w:t>2026-08-23</w:t>
       <w:br/>
       <w:br/>
     </w:r>

--- a/klagomål/A 1164-2026 FSC-klagomål.docx
+++ b/klagomål/A 1164-2026 FSC-klagomål.docx
@@ -2140,7 +2140,7 @@
     <w:r>
       <w:tab/>
       <w:tab/>
-      <w:t>2026-08-23</w:t>
+      <w:t>2026-08-24</w:t>
       <w:br/>
       <w:br/>
     </w:r>

--- a/klagomål/A 1164-2026 FSC-klagomål.docx
+++ b/klagomål/A 1164-2026 FSC-klagomål.docx
@@ -2140,7 +2140,7 @@
     <w:r>
       <w:tab/>
       <w:tab/>
-      <w:t>2026-08-24</w:t>
+      <w:t>2026-08-25</w:t>
       <w:br/>
       <w:br/>
     </w:r>

--- a/klagomål/A 1164-2026 FSC-klagomål.docx
+++ b/klagomål/A 1164-2026 FSC-klagomål.docx
@@ -2140,7 +2140,7 @@
     <w:r>
       <w:tab/>
       <w:tab/>
-      <w:t>2026-08-25</w:t>
+      <w:t>2026-08-26</w:t>
       <w:br/>
       <w:br/>
     </w:r>

--- a/klagomål/A 1164-2026 FSC-klagomål.docx
+++ b/klagomål/A 1164-2026 FSC-klagomål.docx
@@ -2140,7 +2140,7 @@
     <w:r>
       <w:tab/>
       <w:tab/>
-      <w:t>2026-08-26</w:t>
+      <w:t>2026-08-27</w:t>
       <w:br/>
       <w:br/>
     </w:r>

--- a/klagomål/A 1164-2026 FSC-klagomål.docx
+++ b/klagomål/A 1164-2026 FSC-klagomål.docx
@@ -2140,7 +2140,7 @@
     <w:r>
       <w:tab/>
       <w:tab/>
-      <w:t>2026-08-27</w:t>
+      <w:t>2026-08-28</w:t>
       <w:br/>
       <w:br/>
     </w:r>

--- a/klagomål/A 1164-2026 FSC-klagomål.docx
+++ b/klagomål/A 1164-2026 FSC-klagomål.docx
@@ -2140,7 +2140,7 @@
     <w:r>
       <w:tab/>
       <w:tab/>
-      <w:t>2026-08-28</w:t>
+      <w:t>2026-08-29</w:t>
       <w:br/>
       <w:br/>
     </w:r>

--- a/klagomål/A 1164-2026 FSC-klagomål.docx
+++ b/klagomål/A 1164-2026 FSC-klagomål.docx
@@ -2140,7 +2140,7 @@
     <w:r>
       <w:tab/>
       <w:tab/>
-      <w:t>2026-08-29</w:t>
+      <w:t>2026-08-31</w:t>
       <w:br/>
       <w:br/>
     </w:r>

--- a/klagomål/A 1164-2026 FSC-klagomål.docx
+++ b/klagomål/A 1164-2026 FSC-klagomål.docx
@@ -2140,7 +2140,7 @@
     <w:r>
       <w:tab/>
       <w:tab/>
-      <w:t>2026-08-31</w:t>
+      <w:t>2026-09-01</w:t>
       <w:br/>
       <w:br/>
     </w:r>

--- a/klagomål/A 1164-2026 FSC-klagomål.docx
+++ b/klagomål/A 1164-2026 FSC-klagomål.docx
@@ -2140,7 +2140,7 @@
     <w:r>
       <w:tab/>
       <w:tab/>
-      <w:t>2026-09-01</w:t>
+      <w:t>2026-09-02</w:t>
       <w:br/>
       <w:br/>
     </w:r>

--- a/klagomål/A 1164-2026 FSC-klagomål.docx
+++ b/klagomål/A 1164-2026 FSC-klagomål.docx
@@ -2140,7 +2140,7 @@
     <w:r>
       <w:tab/>
       <w:tab/>
-      <w:t>2026-09-02</w:t>
+      <w:t>2026-09-03</w:t>
       <w:br/>
       <w:br/>
     </w:r>

--- a/klagomål/A 1164-2026 FSC-klagomål.docx
+++ b/klagomål/A 1164-2026 FSC-klagomål.docx
@@ -2140,7 +2140,7 @@
     <w:r>
       <w:tab/>
       <w:tab/>
-      <w:t>2026-09-03</w:t>
+      <w:t>2026-09-04</w:t>
       <w:br/>
       <w:br/>
     </w:r>

--- a/klagomål/A 1164-2026 FSC-klagomål.docx
+++ b/klagomål/A 1164-2026 FSC-klagomål.docx
@@ -2140,7 +2140,7 @@
     <w:r>
       <w:tab/>
       <w:tab/>
-      <w:t>2026-09-04</w:t>
+      <w:t>2026-09-05</w:t>
       <w:br/>
       <w:br/>
     </w:r>

--- a/klagomål/A 1164-2026 FSC-klagomål.docx
+++ b/klagomål/A 1164-2026 FSC-klagomål.docx
@@ -2140,7 +2140,7 @@
     <w:r>
       <w:tab/>
       <w:tab/>
-      <w:t>2026-09-05</w:t>
+      <w:t>2026-09-06</w:t>
       <w:br/>
       <w:br/>
     </w:r>

--- a/klagomål/A 1164-2026 FSC-klagomål.docx
+++ b/klagomål/A 1164-2026 FSC-klagomål.docx
@@ -2140,7 +2140,7 @@
     <w:r>
       <w:tab/>
       <w:tab/>
-      <w:t>2026-09-06</w:t>
+      <w:t>2026-09-07</w:t>
       <w:br/>
       <w:br/>
     </w:r>

--- a/klagomål/A 1164-2026 FSC-klagomål.docx
+++ b/klagomål/A 1164-2026 FSC-klagomål.docx
@@ -2140,7 +2140,7 @@
     <w:r>
       <w:tab/>
       <w:tab/>
-      <w:t>2026-09-07</w:t>
+      <w:t>2026-09-08</w:t>
       <w:br/>
       <w:br/>
     </w:r>

--- a/klagomål/A 1164-2026 FSC-klagomål.docx
+++ b/klagomål/A 1164-2026 FSC-klagomål.docx
@@ -2140,7 +2140,7 @@
     <w:r>
       <w:tab/>
       <w:tab/>
-      <w:t>2026-09-08</w:t>
+      <w:t>2026-09-09</w:t>
       <w:br/>
       <w:br/>
     </w:r>

--- a/klagomål/A 1164-2026 FSC-klagomål.docx
+++ b/klagomål/A 1164-2026 FSC-klagomål.docx
@@ -2140,7 +2140,7 @@
     <w:r>
       <w:tab/>
       <w:tab/>
-      <w:t>2026-09-09</w:t>
+      <w:t>2026-09-10</w:t>
       <w:br/>
       <w:br/>
     </w:r>

--- a/klagomål/A 1164-2026 FSC-klagomål.docx
+++ b/klagomål/A 1164-2026 FSC-klagomål.docx
@@ -2140,7 +2140,7 @@
     <w:r>
       <w:tab/>
       <w:tab/>
-      <w:t>2026-09-10</w:t>
+      <w:t>2026-09-11</w:t>
       <w:br/>
       <w:br/>
     </w:r>

--- a/klagomål/A 1164-2026 FSC-klagomål.docx
+++ b/klagomål/A 1164-2026 FSC-klagomål.docx
@@ -2140,7 +2140,7 @@
     <w:r>
       <w:tab/>
       <w:tab/>
-      <w:t>2026-09-11</w:t>
+      <w:t>2026-09-12</w:t>
       <w:br/>
       <w:br/>
     </w:r>

--- a/klagomål/A 1164-2026 FSC-klagomål.docx
+++ b/klagomål/A 1164-2026 FSC-klagomål.docx
@@ -2140,7 +2140,7 @@
     <w:r>
       <w:tab/>
       <w:tab/>
-      <w:t>2026-09-12</w:t>
+      <w:t>2026-09-13</w:t>
       <w:br/>
       <w:br/>
     </w:r>
